--- a/docs/IFC5-X-ECS prototype.docx
+++ b/docs/IFC5-X-ECS prototype.docx
@@ -65,12 +65,21 @@
         </w:rPr>
         <w:t xml:space="preserve">n the API </w:t>
       </w:r>
-      <w:r>
-        <w:rPr>
-          <w:sz w:val="22"/>
-          <w:szCs w:val="22"/>
-        </w:rPr>
-        <w:t xml:space="preserve">group, and is being developed into a suite of </w:t>
+      <w:proofErr w:type="gramStart"/>
+      <w:r>
+        <w:rPr>
+          <w:sz w:val="22"/>
+          <w:szCs w:val="22"/>
+        </w:rPr>
+        <w:t>group, and</w:t>
+      </w:r>
+      <w:proofErr w:type="gramEnd"/>
+      <w:r>
+        <w:rPr>
+          <w:sz w:val="22"/>
+          <w:szCs w:val="22"/>
+        </w:rPr>
+        <w:t xml:space="preserve"> is being developed into a suite of </w:t>
       </w:r>
       <w:r>
         <w:rPr>
@@ -181,7 +190,23 @@
           <w:sz w:val="22"/>
           <w:szCs w:val="22"/>
         </w:rPr>
-        <w:t xml:space="preserve">An IFC2.3 - IFC 4.0 converter, which generates IFCXJson based components from IFC files. </w:t>
+        <w:t xml:space="preserve">An IFC2.3 - IFC 4.0 converter, which generates </w:t>
+      </w:r>
+      <w:proofErr w:type="spellStart"/>
+      <w:r>
+        <w:rPr>
+          <w:sz w:val="22"/>
+          <w:szCs w:val="22"/>
+        </w:rPr>
+        <w:t>IFCXJson</w:t>
+      </w:r>
+      <w:proofErr w:type="spellEnd"/>
+      <w:r>
+        <w:rPr>
+          <w:sz w:val="22"/>
+          <w:szCs w:val="22"/>
+        </w:rPr>
+        <w:t xml:space="preserve"> based components from IFC files. </w:t>
       </w:r>
     </w:p>
     <w:p>
@@ -266,12 +291,53 @@
         </w:rPr>
         <w:t xml:space="preserve">legacy (2.3 – 4.0) IFC </w:t>
       </w:r>
-      <w:r>
-        <w:rPr>
-          <w:sz w:val="22"/>
-          <w:szCs w:val="22"/>
-        </w:rPr>
-        <w:t>files,  stores them in a local file store (so that eventually they can be gitt'ed), reads them into memory and provides  offers API end points and query parameters</w:t>
+      <w:proofErr w:type="gramStart"/>
+      <w:r>
+        <w:rPr>
+          <w:sz w:val="22"/>
+          <w:szCs w:val="22"/>
+        </w:rPr>
+        <w:t>files,  stores</w:t>
+      </w:r>
+      <w:proofErr w:type="gramEnd"/>
+      <w:r>
+        <w:rPr>
+          <w:sz w:val="22"/>
+          <w:szCs w:val="22"/>
+        </w:rPr>
+        <w:t xml:space="preserve"> them in a local file store (so that eventually they can be </w:t>
+      </w:r>
+      <w:proofErr w:type="spellStart"/>
+      <w:r>
+        <w:rPr>
+          <w:sz w:val="22"/>
+          <w:szCs w:val="22"/>
+        </w:rPr>
+        <w:t>gitt'ed</w:t>
+      </w:r>
+      <w:proofErr w:type="spellEnd"/>
+      <w:r>
+        <w:rPr>
+          <w:sz w:val="22"/>
+          <w:szCs w:val="22"/>
+        </w:rPr>
+        <w:t xml:space="preserve">), reads them into memory and </w:t>
+      </w:r>
+      <w:proofErr w:type="gramStart"/>
+      <w:r>
+        <w:rPr>
+          <w:sz w:val="22"/>
+          <w:szCs w:val="22"/>
+        </w:rPr>
+        <w:t>provides  offers</w:t>
+      </w:r>
+      <w:proofErr w:type="gramEnd"/>
+      <w:r>
+        <w:rPr>
+          <w:sz w:val="22"/>
+          <w:szCs w:val="22"/>
+        </w:rPr>
+        <w:t xml:space="preserve"> API end points and query parameters</w:t>
       </w:r>
       <w:r>
         <w:rPr>
@@ -323,7 +389,23 @@
           <w:sz w:val="22"/>
           <w:szCs w:val="22"/>
         </w:rPr>
-        <w:t xml:space="preserve">viewer which allows users to issue queries to servers, and </w:t>
+        <w:t xml:space="preserve">viewer which allows users to issue queries to </w:t>
+      </w:r>
+      <w:proofErr w:type="gramStart"/>
+      <w:r>
+        <w:rPr>
+          <w:sz w:val="22"/>
+          <w:szCs w:val="22"/>
+        </w:rPr>
+        <w:t>servers, and</w:t>
+      </w:r>
+      <w:proofErr w:type="gramEnd"/>
+      <w:r>
+        <w:rPr>
+          <w:sz w:val="22"/>
+          <w:szCs w:val="22"/>
+        </w:rPr>
+        <w:t xml:space="preserve"> </w:t>
       </w:r>
       <w:r>
         <w:rPr>
@@ -462,7 +544,23 @@
           <w:sz w:val="22"/>
           <w:szCs w:val="22"/>
         </w:rPr>
-        <w:t>set up the environment (currently .venv\Scripts\Activate.ps1 or possibly activate or activate.bat)</w:t>
+        <w:t>set up the environment (currently .</w:t>
+      </w:r>
+      <w:proofErr w:type="spellStart"/>
+      <w:r>
+        <w:rPr>
+          <w:sz w:val="22"/>
+          <w:szCs w:val="22"/>
+        </w:rPr>
+        <w:t>venv</w:t>
+      </w:r>
+      <w:proofErr w:type="spellEnd"/>
+      <w:r>
+        <w:rPr>
+          <w:sz w:val="22"/>
+          <w:szCs w:val="22"/>
+        </w:rPr>
+        <w:t>\Scripts\Activate.ps1 or possibly activate or activate.bat)</w:t>
       </w:r>
     </w:p>
     <w:p>
@@ -525,7 +623,23 @@
           <w:sz w:val="22"/>
           <w:szCs w:val="22"/>
         </w:rPr>
-        <w:t xml:space="preserve">upload some ifc models at </w:t>
+        <w:t xml:space="preserve">upload some </w:t>
+      </w:r>
+      <w:proofErr w:type="spellStart"/>
+      <w:r>
+        <w:rPr>
+          <w:sz w:val="22"/>
+          <w:szCs w:val="22"/>
+        </w:rPr>
+        <w:t>ifc</w:t>
+      </w:r>
+      <w:proofErr w:type="spellEnd"/>
+      <w:r>
+        <w:rPr>
+          <w:sz w:val="22"/>
+          <w:szCs w:val="22"/>
+        </w:rPr>
+        <w:t xml:space="preserve"> models at </w:t>
       </w:r>
       <w:hyperlink r:id="rId7" w:history="1">
         <w:r>
@@ -733,7 +847,39 @@
           <w:sz w:val="22"/>
           <w:szCs w:val="22"/>
         </w:rPr>
-        <w:t>The approach proposes a simple initial migration of IFC4X class instance data components, and a way of promoting certain IFC IDs to either entity or component Guids. Here we consider a few key class types and the migration approach</w:t>
+        <w:t xml:space="preserve">The approach proposes a simple initial migration of IFC4X </w:t>
+      </w:r>
+      <w:proofErr w:type="gramStart"/>
+      <w:r>
+        <w:rPr>
+          <w:sz w:val="22"/>
+          <w:szCs w:val="22"/>
+        </w:rPr>
+        <w:t>class instance</w:t>
+      </w:r>
+      <w:proofErr w:type="gramEnd"/>
+      <w:r>
+        <w:rPr>
+          <w:sz w:val="22"/>
+          <w:szCs w:val="22"/>
+        </w:rPr>
+        <w:t xml:space="preserve"> data components, and a way of promoting certain IFC IDs to either entity or component </w:t>
+      </w:r>
+      <w:proofErr w:type="spellStart"/>
+      <w:r>
+        <w:rPr>
+          <w:sz w:val="22"/>
+          <w:szCs w:val="22"/>
+        </w:rPr>
+        <w:t>Guids</w:t>
+      </w:r>
+      <w:proofErr w:type="spellEnd"/>
+      <w:r>
+        <w:rPr>
+          <w:sz w:val="22"/>
+          <w:szCs w:val="22"/>
+        </w:rPr>
+        <w:t>. Here we consider a few key class types and the migration approach</w:t>
       </w:r>
       <w:r>
         <w:rPr>
@@ -797,15 +943,9 @@
           <w:sz w:val="22"/>
           <w:szCs w:val="22"/>
         </w:rPr>
-        <w:t>componentGuid, componentType, entityGuid</w:t>
-      </w:r>
-      <w:r>
-        <w:rPr>
-          <w:sz w:val="22"/>
-          <w:szCs w:val="22"/>
-        </w:rPr>
-        <w:t xml:space="preserve">, and in certain cases an </w:t>
-      </w:r>
+        <w:t xml:space="preserve">componentGuid, componentType, </w:t>
+      </w:r>
+      <w:proofErr w:type="spellStart"/>
       <w:r>
         <w:rPr>
           <w:b/>
@@ -813,6 +953,23 @@
           <w:sz w:val="22"/>
           <w:szCs w:val="22"/>
         </w:rPr>
+        <w:t>entityGuid</w:t>
+      </w:r>
+      <w:proofErr w:type="spellEnd"/>
+      <w:r>
+        <w:rPr>
+          <w:sz w:val="22"/>
+          <w:szCs w:val="22"/>
+        </w:rPr>
+        <w:t xml:space="preserve">, and in certain cases an </w:t>
+      </w:r>
+      <w:r>
+        <w:rPr>
+          <w:b/>
+          <w:bCs/>
+          <w:sz w:val="22"/>
+          <w:szCs w:val="22"/>
+        </w:rPr>
         <w:t>entityType</w:t>
       </w:r>
       <w:r>
@@ -820,14 +977,62 @@
           <w:sz w:val="22"/>
           <w:szCs w:val="22"/>
         </w:rPr>
-        <w:t xml:space="preserve"> that informs the system of the object type associated with the entityGuid. The IFCv4 ID is used in some cases (specifically object definitions) as the entityGuid, and in others as the componentGuid</w:t>
-      </w:r>
-      <w:r>
-        <w:rPr>
-          <w:sz w:val="22"/>
-          <w:szCs w:val="22"/>
-        </w:rPr>
-        <w:t>, with the entityGuid determined based on the instance type</w:t>
+        <w:t xml:space="preserve"> that informs the system of the object type associated with the </w:t>
+      </w:r>
+      <w:proofErr w:type="spellStart"/>
+      <w:r>
+        <w:rPr>
+          <w:sz w:val="22"/>
+          <w:szCs w:val="22"/>
+        </w:rPr>
+        <w:t>entityGuid</w:t>
+      </w:r>
+      <w:proofErr w:type="spellEnd"/>
+      <w:r>
+        <w:rPr>
+          <w:sz w:val="22"/>
+          <w:szCs w:val="22"/>
+        </w:rPr>
+        <w:t xml:space="preserve">. The IFCv4 ID is used in some cases (specifically object definitions) as the </w:t>
+      </w:r>
+      <w:proofErr w:type="spellStart"/>
+      <w:r>
+        <w:rPr>
+          <w:sz w:val="22"/>
+          <w:szCs w:val="22"/>
+        </w:rPr>
+        <w:t>entityGuid</w:t>
+      </w:r>
+      <w:proofErr w:type="spellEnd"/>
+      <w:r>
+        <w:rPr>
+          <w:sz w:val="22"/>
+          <w:szCs w:val="22"/>
+        </w:rPr>
+        <w:t>, and in others as the componentGuid</w:t>
+      </w:r>
+      <w:r>
+        <w:rPr>
+          <w:sz w:val="22"/>
+          <w:szCs w:val="22"/>
+        </w:rPr>
+        <w:t xml:space="preserve">, with the </w:t>
+      </w:r>
+      <w:proofErr w:type="spellStart"/>
+      <w:r>
+        <w:rPr>
+          <w:sz w:val="22"/>
+          <w:szCs w:val="22"/>
+        </w:rPr>
+        <w:t>entityGuid</w:t>
+      </w:r>
+      <w:proofErr w:type="spellEnd"/>
+      <w:r>
+        <w:rPr>
+          <w:sz w:val="22"/>
+          <w:szCs w:val="22"/>
+        </w:rPr>
+        <w:t xml:space="preserve"> determined based on the instance type</w:t>
       </w:r>
       <w:r>
         <w:rPr>
@@ -854,7 +1059,23 @@
           <w:sz w:val="22"/>
           <w:szCs w:val="22"/>
         </w:rPr>
-        <w:t>Objects are selectively passed either by reference or value. As an initial rule, objects with a GlobalId are passed by reference</w:t>
+        <w:t xml:space="preserve">Objects are selectively passed either by reference or value. As an initial rule, objects with a </w:t>
+      </w:r>
+      <w:proofErr w:type="spellStart"/>
+      <w:r>
+        <w:rPr>
+          <w:sz w:val="22"/>
+          <w:szCs w:val="22"/>
+        </w:rPr>
+        <w:t>GlobalId</w:t>
+      </w:r>
+      <w:proofErr w:type="spellEnd"/>
+      <w:r>
+        <w:rPr>
+          <w:sz w:val="22"/>
+          <w:szCs w:val="22"/>
+        </w:rPr>
+        <w:t xml:space="preserve"> are passed by reference</w:t>
       </w:r>
       <w:r>
         <w:rPr>
@@ -1126,14 +1347,46 @@
           <w:sz w:val="22"/>
           <w:szCs w:val="22"/>
         </w:rPr>
-        <w:t>The Global ID becomes the entityGuid for this component</w:t>
-      </w:r>
-      <w:r>
-        <w:rPr>
-          <w:sz w:val="22"/>
-          <w:szCs w:val="22"/>
-        </w:rPr>
-        <w:t>. Other components related to this entity reference this entityGuid (not one computed for them)</w:t>
+        <w:t xml:space="preserve">The Global ID becomes the </w:t>
+      </w:r>
+      <w:proofErr w:type="spellStart"/>
+      <w:r>
+        <w:rPr>
+          <w:sz w:val="22"/>
+          <w:szCs w:val="22"/>
+        </w:rPr>
+        <w:t>entityGuid</w:t>
+      </w:r>
+      <w:proofErr w:type="spellEnd"/>
+      <w:r>
+        <w:rPr>
+          <w:sz w:val="22"/>
+          <w:szCs w:val="22"/>
+        </w:rPr>
+        <w:t xml:space="preserve"> for this component</w:t>
+      </w:r>
+      <w:r>
+        <w:rPr>
+          <w:sz w:val="22"/>
+          <w:szCs w:val="22"/>
+        </w:rPr>
+        <w:t xml:space="preserve">. Other components related to this entity reference this </w:t>
+      </w:r>
+      <w:proofErr w:type="spellStart"/>
+      <w:r>
+        <w:rPr>
+          <w:sz w:val="22"/>
+          <w:szCs w:val="22"/>
+        </w:rPr>
+        <w:t>entityGuid</w:t>
+      </w:r>
+      <w:proofErr w:type="spellEnd"/>
+      <w:r>
+        <w:rPr>
+          <w:sz w:val="22"/>
+          <w:szCs w:val="22"/>
+        </w:rPr>
+        <w:t xml:space="preserve"> (not one computed for them)</w:t>
       </w:r>
     </w:p>
     <w:p>
@@ -1161,7 +1414,23 @@
           <w:sz w:val="22"/>
           <w:szCs w:val="22"/>
         </w:rPr>
-        <w:t>unique and deterministic computed Guid is created for the componentGuid.</w:t>
+        <w:t xml:space="preserve">unique and deterministic computed </w:t>
+      </w:r>
+      <w:proofErr w:type="spellStart"/>
+      <w:r>
+        <w:rPr>
+          <w:sz w:val="22"/>
+          <w:szCs w:val="22"/>
+        </w:rPr>
+        <w:t>Guid</w:t>
+      </w:r>
+      <w:proofErr w:type="spellEnd"/>
+      <w:r>
+        <w:rPr>
+          <w:sz w:val="22"/>
+          <w:szCs w:val="22"/>
+        </w:rPr>
+        <w:t xml:space="preserve"> is created for the componentGuid.</w:t>
       </w:r>
     </w:p>
     <w:p>
@@ -1224,7 +1493,25 @@
           <w:sz w:val="22"/>
           <w:szCs w:val="22"/>
         </w:rPr>
-        <w:t>All parameter names are converted to lowerCamelCase.</w:t>
+        <w:t xml:space="preserve">All parameter names are converted to </w:t>
+      </w:r>
+      <w:proofErr w:type="spellStart"/>
+      <w:proofErr w:type="gramStart"/>
+      <w:r>
+        <w:rPr>
+          <w:sz w:val="22"/>
+          <w:szCs w:val="22"/>
+        </w:rPr>
+        <w:t>lowerCamelCase</w:t>
+      </w:r>
+      <w:proofErr w:type="spellEnd"/>
+      <w:proofErr w:type="gramEnd"/>
+      <w:r>
+        <w:rPr>
+          <w:sz w:val="22"/>
+          <w:szCs w:val="22"/>
+        </w:rPr>
+        <w:t>.</w:t>
       </w:r>
     </w:p>
     <w:p>
@@ -1308,19 +1595,69 @@
           </wp:anchor>
         </w:drawing>
       </w:r>
-      <w:r>
-        <w:rPr>
-          <w:sz w:val="22"/>
-          <w:szCs w:val="22"/>
-        </w:rPr>
-        <w:t>The GlobalId and a few other attributes are removed.  The list at right shows those excluded in the current converter implementation, in some cases to cull down the initially exported information pending further standardization decisions</w:t>
-      </w:r>
-      <w:r>
-        <w:rPr>
-          <w:sz w:val="22"/>
-          <w:szCs w:val="22"/>
-        </w:rPr>
-        <w:t>, and can be re-introduced later.</w:t>
+      <w:proofErr w:type="gramStart"/>
+      <w:r>
+        <w:rPr>
+          <w:sz w:val="22"/>
+          <w:szCs w:val="22"/>
+        </w:rPr>
+        <w:t xml:space="preserve">The </w:t>
+      </w:r>
+      <w:proofErr w:type="spellStart"/>
+      <w:r>
+        <w:rPr>
+          <w:sz w:val="22"/>
+          <w:szCs w:val="22"/>
+        </w:rPr>
+        <w:t>GlobalId</w:t>
+      </w:r>
+      <w:proofErr w:type="spellEnd"/>
+      <w:proofErr w:type="gramEnd"/>
+      <w:r>
+        <w:rPr>
+          <w:sz w:val="22"/>
+          <w:szCs w:val="22"/>
+        </w:rPr>
+        <w:t xml:space="preserve"> and a few other attributes are removed.  The list </w:t>
+      </w:r>
+      <w:proofErr w:type="gramStart"/>
+      <w:r>
+        <w:rPr>
+          <w:sz w:val="22"/>
+          <w:szCs w:val="22"/>
+        </w:rPr>
+        <w:t>at right</w:t>
+      </w:r>
+      <w:proofErr w:type="gramEnd"/>
+      <w:r>
+        <w:rPr>
+          <w:sz w:val="22"/>
+          <w:szCs w:val="22"/>
+        </w:rPr>
+        <w:t xml:space="preserve"> shows those excluded in the current converter implementation, in some cases to cull down the initially exported information pending further standardization </w:t>
+      </w:r>
+      <w:proofErr w:type="gramStart"/>
+      <w:r>
+        <w:rPr>
+          <w:sz w:val="22"/>
+          <w:szCs w:val="22"/>
+        </w:rPr>
+        <w:t>decisions</w:t>
+      </w:r>
+      <w:r>
+        <w:rPr>
+          <w:sz w:val="22"/>
+          <w:szCs w:val="22"/>
+        </w:rPr>
+        <w:t>, and</w:t>
+      </w:r>
+      <w:proofErr w:type="gramEnd"/>
+      <w:r>
+        <w:rPr>
+          <w:sz w:val="22"/>
+          <w:szCs w:val="22"/>
+        </w:rPr>
+        <w:t xml:space="preserve"> can be re-introduced later.</w:t>
       </w:r>
     </w:p>
     <w:p>
@@ -1331,6 +1668,7 @@
           <w:szCs w:val="22"/>
         </w:rPr>
       </w:pPr>
+      <w:proofErr w:type="spellStart"/>
       <w:r>
         <w:rPr>
           <w:b/>
@@ -1340,6 +1678,7 @@
         </w:rPr>
         <w:t>PropertySets</w:t>
       </w:r>
+      <w:proofErr w:type="spellEnd"/>
       <w:r>
         <w:rPr>
           <w:sz w:val="22"/>
@@ -1353,7 +1692,38 @@
           <w:szCs w:val="22"/>
         </w:rPr>
         <w:br/>
-        <w:t xml:space="preserve">PropertySets are treated similarly, except their entityGuid </w:t>
+      </w:r>
+      <w:proofErr w:type="spellStart"/>
+      <w:r>
+        <w:rPr>
+          <w:sz w:val="22"/>
+          <w:szCs w:val="22"/>
+        </w:rPr>
+        <w:t>PropertySets</w:t>
+      </w:r>
+      <w:proofErr w:type="spellEnd"/>
+      <w:r>
+        <w:rPr>
+          <w:sz w:val="22"/>
+          <w:szCs w:val="22"/>
+        </w:rPr>
+        <w:t xml:space="preserve"> are treated similarly, except their </w:t>
+      </w:r>
+      <w:proofErr w:type="spellStart"/>
+      <w:r>
+        <w:rPr>
+          <w:sz w:val="22"/>
+          <w:szCs w:val="22"/>
+        </w:rPr>
+        <w:t>entityGuid</w:t>
+      </w:r>
+      <w:proofErr w:type="spellEnd"/>
+      <w:r>
+        <w:rPr>
+          <w:sz w:val="22"/>
+          <w:szCs w:val="22"/>
+        </w:rPr>
+        <w:t xml:space="preserve"> </w:t>
       </w:r>
       <w:r>
         <w:rPr>
@@ -1381,14 +1751,55 @@
           <w:sz w:val="22"/>
           <w:szCs w:val="22"/>
         </w:rPr>
-        <w:t>, and the PropertySet’s GlobalId</w:t>
-      </w:r>
-      <w:r>
-        <w:rPr>
-          <w:sz w:val="22"/>
-          <w:szCs w:val="22"/>
-        </w:rPr>
-        <w:t xml:space="preserve"> becomes its componentGuid. Like most components, PropertySetComponents do not include an entityType parameter.</w:t>
+        <w:t xml:space="preserve">, and the </w:t>
+      </w:r>
+      <w:proofErr w:type="spellStart"/>
+      <w:r>
+        <w:rPr>
+          <w:sz w:val="22"/>
+          <w:szCs w:val="22"/>
+        </w:rPr>
+        <w:t>PropertySet’s</w:t>
+      </w:r>
+      <w:proofErr w:type="spellEnd"/>
+      <w:r>
+        <w:rPr>
+          <w:sz w:val="22"/>
+          <w:szCs w:val="22"/>
+        </w:rPr>
+        <w:t xml:space="preserve"> </w:t>
+      </w:r>
+      <w:proofErr w:type="spellStart"/>
+      <w:r>
+        <w:rPr>
+          <w:sz w:val="22"/>
+          <w:szCs w:val="22"/>
+        </w:rPr>
+        <w:t>GlobalId</w:t>
+      </w:r>
+      <w:proofErr w:type="spellEnd"/>
+      <w:r>
+        <w:rPr>
+          <w:sz w:val="22"/>
+          <w:szCs w:val="22"/>
+        </w:rPr>
+        <w:t xml:space="preserve"> becomes its componentGuid. Like most components, </w:t>
+      </w:r>
+      <w:proofErr w:type="spellStart"/>
+      <w:r>
+        <w:rPr>
+          <w:sz w:val="22"/>
+          <w:szCs w:val="22"/>
+        </w:rPr>
+        <w:t>PropertySetComponents</w:t>
+      </w:r>
+      <w:proofErr w:type="spellEnd"/>
+      <w:r>
+        <w:rPr>
+          <w:sz w:val="22"/>
+          <w:szCs w:val="22"/>
+        </w:rPr>
+        <w:t xml:space="preserve"> do not include an entityType parameter.</w:t>
       </w:r>
     </w:p>
     <w:p>
@@ -1527,6 +1938,7 @@
           <w:szCs w:val="22"/>
         </w:rPr>
       </w:pPr>
+      <w:proofErr w:type="spellStart"/>
       <w:r>
         <w:rPr>
           <w:b/>
@@ -1537,6 +1949,7 @@
         </w:rPr>
         <w:t>IfcRelation</w:t>
       </w:r>
+      <w:proofErr w:type="spellEnd"/>
       <w:r>
         <w:rPr>
           <w:b/>
@@ -1566,7 +1979,87 @@
           <w:sz w:val="22"/>
           <w:szCs w:val="22"/>
         </w:rPr>
-        <w:t>are some design decisions about how to treat entities associated with IfcRelations. The  current attempt derives the entityGuid from the GlobalId of the Relating object if it exists, otherwise there is entityGuid, and the relating object is expanded into the Relating parameter’s value.</w:t>
+        <w:t xml:space="preserve">are some design decisions about how to treat entities associated with </w:t>
+      </w:r>
+      <w:proofErr w:type="spellStart"/>
+      <w:r>
+        <w:rPr>
+          <w:sz w:val="22"/>
+          <w:szCs w:val="22"/>
+        </w:rPr>
+        <w:t>IfcRelations</w:t>
+      </w:r>
+      <w:proofErr w:type="spellEnd"/>
+      <w:r>
+        <w:rPr>
+          <w:sz w:val="22"/>
+          <w:szCs w:val="22"/>
+        </w:rPr>
+        <w:t xml:space="preserve">. </w:t>
+      </w:r>
+      <w:proofErr w:type="gramStart"/>
+      <w:r>
+        <w:rPr>
+          <w:sz w:val="22"/>
+          <w:szCs w:val="22"/>
+        </w:rPr>
+        <w:t>The  current</w:t>
+      </w:r>
+      <w:proofErr w:type="gramEnd"/>
+      <w:r>
+        <w:rPr>
+          <w:sz w:val="22"/>
+          <w:szCs w:val="22"/>
+        </w:rPr>
+        <w:t xml:space="preserve"> attempt derives the </w:t>
+      </w:r>
+      <w:proofErr w:type="spellStart"/>
+      <w:r>
+        <w:rPr>
+          <w:sz w:val="22"/>
+          <w:szCs w:val="22"/>
+        </w:rPr>
+        <w:t>entityGuid</w:t>
+      </w:r>
+      <w:proofErr w:type="spellEnd"/>
+      <w:r>
+        <w:rPr>
+          <w:sz w:val="22"/>
+          <w:szCs w:val="22"/>
+        </w:rPr>
+        <w:t xml:space="preserve"> from the </w:t>
+      </w:r>
+      <w:proofErr w:type="spellStart"/>
+      <w:r>
+        <w:rPr>
+          <w:sz w:val="22"/>
+          <w:szCs w:val="22"/>
+        </w:rPr>
+        <w:t>GlobalId</w:t>
+      </w:r>
+      <w:proofErr w:type="spellEnd"/>
+      <w:r>
+        <w:rPr>
+          <w:sz w:val="22"/>
+          <w:szCs w:val="22"/>
+        </w:rPr>
+        <w:t xml:space="preserve"> of the Relating object if it exists, otherwise there is </w:t>
+      </w:r>
+      <w:proofErr w:type="spellStart"/>
+      <w:r>
+        <w:rPr>
+          <w:sz w:val="22"/>
+          <w:szCs w:val="22"/>
+        </w:rPr>
+        <w:t>entityGuid</w:t>
+      </w:r>
+      <w:proofErr w:type="spellEnd"/>
+      <w:r>
+        <w:rPr>
+          <w:sz w:val="22"/>
+          <w:szCs w:val="22"/>
+        </w:rPr>
+        <w:t>, and the relating object is expanded into the Relating parameter’s value.</w:t>
       </w:r>
       <w:r>
         <w:rPr>
@@ -1594,7 +2087,23 @@
           <w:sz w:val="22"/>
           <w:szCs w:val="22"/>
         </w:rPr>
-        <w:t>promoted to the entityGuid, and another where the Relating object isn’t first class and is expanded.</w:t>
+        <w:t xml:space="preserve">promoted to the </w:t>
+      </w:r>
+      <w:proofErr w:type="spellStart"/>
+      <w:r>
+        <w:rPr>
+          <w:sz w:val="22"/>
+          <w:szCs w:val="22"/>
+        </w:rPr>
+        <w:t>entityGuid</w:t>
+      </w:r>
+      <w:proofErr w:type="spellEnd"/>
+      <w:r>
+        <w:rPr>
+          <w:sz w:val="22"/>
+          <w:szCs w:val="22"/>
+        </w:rPr>
+        <w:t>, and another where the Relating object isn’t first class and is expanded.</w:t>
       </w:r>
     </w:p>
     <w:p>
@@ -1731,6 +2240,7 @@
           <w:u w:val="single"/>
         </w:rPr>
       </w:pPr>
+      <w:proofErr w:type="spellStart"/>
       <w:r>
         <w:rPr>
           <w:b/>
@@ -1752,6 +2262,7 @@
         </w:rPr>
         <w:t>s</w:t>
       </w:r>
+      <w:proofErr w:type="spellEnd"/>
     </w:p>
     <w:p>
       <w:pPr>
@@ -1766,7 +2277,89 @@
           <w:sz w:val="22"/>
           <w:szCs w:val="22"/>
         </w:rPr>
-        <w:t>In the current implementation ShapeRepresentations are transformed so that they refer to the entityGuid of the object they represent. The downstream geometry is transformed into a mesh and removed (for now). The mesh is currently represented in OBJ format in global coordinates. We anticipate potentially moving to .gltf or .glb, for meshes and revisiting parametric geometry representations in future implementations/</w:t>
+        <w:t xml:space="preserve">In the current implementation </w:t>
+      </w:r>
+      <w:proofErr w:type="spellStart"/>
+      <w:r>
+        <w:rPr>
+          <w:sz w:val="22"/>
+          <w:szCs w:val="22"/>
+        </w:rPr>
+        <w:t>ShapeRepresentations</w:t>
+      </w:r>
+      <w:proofErr w:type="spellEnd"/>
+      <w:r>
+        <w:rPr>
+          <w:sz w:val="22"/>
+          <w:szCs w:val="22"/>
+        </w:rPr>
+        <w:t xml:space="preserve"> are transformed so that they refer to the </w:t>
+      </w:r>
+      <w:proofErr w:type="spellStart"/>
+      <w:r>
+        <w:rPr>
+          <w:sz w:val="22"/>
+          <w:szCs w:val="22"/>
+        </w:rPr>
+        <w:t>entityGuid</w:t>
+      </w:r>
+      <w:proofErr w:type="spellEnd"/>
+      <w:r>
+        <w:rPr>
+          <w:sz w:val="22"/>
+          <w:szCs w:val="22"/>
+        </w:rPr>
+        <w:t xml:space="preserve"> of the object they represent. The downstream geometry is transformed into a mesh and removed (for now). The mesh is currently represented in OBJ format in global coordinates. We anticipate potentially moving </w:t>
+      </w:r>
+      <w:proofErr w:type="gramStart"/>
+      <w:r>
+        <w:rPr>
+          <w:sz w:val="22"/>
+          <w:szCs w:val="22"/>
+        </w:rPr>
+        <w:t>to .</w:t>
+      </w:r>
+      <w:proofErr w:type="spellStart"/>
+      <w:r>
+        <w:rPr>
+          <w:sz w:val="22"/>
+          <w:szCs w:val="22"/>
+        </w:rPr>
+        <w:t>gltf</w:t>
+      </w:r>
+      <w:proofErr w:type="spellEnd"/>
+      <w:proofErr w:type="gramEnd"/>
+      <w:r>
+        <w:rPr>
+          <w:sz w:val="22"/>
+          <w:szCs w:val="22"/>
+        </w:rPr>
+        <w:t xml:space="preserve"> </w:t>
+      </w:r>
+      <w:proofErr w:type="gramStart"/>
+      <w:r>
+        <w:rPr>
+          <w:sz w:val="22"/>
+          <w:szCs w:val="22"/>
+        </w:rPr>
+        <w:t>or .</w:t>
+      </w:r>
+      <w:proofErr w:type="spellStart"/>
+      <w:r>
+        <w:rPr>
+          <w:sz w:val="22"/>
+          <w:szCs w:val="22"/>
+        </w:rPr>
+        <w:t>glb</w:t>
+      </w:r>
+      <w:proofErr w:type="spellEnd"/>
+      <w:proofErr w:type="gramEnd"/>
+      <w:r>
+        <w:rPr>
+          <w:sz w:val="22"/>
+          <w:szCs w:val="22"/>
+        </w:rPr>
+        <w:t>, for meshes and revisiting parametric geometry representations in future implementations/</w:t>
       </w:r>
     </w:p>
     <w:p>
@@ -1895,7 +2488,49 @@
           <w:sz w:val="22"/>
           <w:szCs w:val="22"/>
         </w:rPr>
-        <w:t xml:space="preserve"> case besides First Class objects (with GlobalIds) and others that are passed by value? Should other 4X object classes be included as referenceable objects and therefore receive persistent componentGuids?</w:t>
+        <w:t xml:space="preserve"> case besides First Class objects (with </w:t>
+      </w:r>
+      <w:proofErr w:type="spellStart"/>
+      <w:r>
+        <w:rPr>
+          <w:i/>
+          <w:iCs/>
+          <w:sz w:val="22"/>
+          <w:szCs w:val="22"/>
+        </w:rPr>
+        <w:t>GlobalIds</w:t>
+      </w:r>
+      <w:proofErr w:type="spellEnd"/>
+      <w:r>
+        <w:rPr>
+          <w:i/>
+          <w:iCs/>
+          <w:sz w:val="22"/>
+          <w:szCs w:val="22"/>
+        </w:rPr>
+        <w:t xml:space="preserve">) and others that are passed by value? Should other 4X object classes be included as referenceable objects and therefore receive persistent </w:t>
+      </w:r>
+      <w:proofErr w:type="spellStart"/>
+      <w:proofErr w:type="gramStart"/>
+      <w:r>
+        <w:rPr>
+          <w:i/>
+          <w:iCs/>
+          <w:sz w:val="22"/>
+          <w:szCs w:val="22"/>
+        </w:rPr>
+        <w:t>componentGuids</w:t>
+      </w:r>
+      <w:proofErr w:type="spellEnd"/>
+      <w:proofErr w:type="gramEnd"/>
+      <w:r>
+        <w:rPr>
+          <w:i/>
+          <w:iCs/>
+          <w:sz w:val="22"/>
+          <w:szCs w:val="22"/>
+        </w:rPr>
+        <w:t>?</w:t>
       </w:r>
     </w:p>
     <w:p>
@@ -1941,8 +2576,39 @@
           <w:sz w:val="22"/>
           <w:szCs w:val="22"/>
         </w:rPr>
-        <w:t>Can components refer to components via their componentGuids? This question emerges in the case of IfcRelations</w:t>
-      </w:r>
+        <w:t xml:space="preserve">Can components refer to components via their </w:t>
+      </w:r>
+      <w:proofErr w:type="spellStart"/>
+      <w:r>
+        <w:rPr>
+          <w:i/>
+          <w:iCs/>
+          <w:sz w:val="22"/>
+          <w:szCs w:val="22"/>
+        </w:rPr>
+        <w:t>componentGuids</w:t>
+      </w:r>
+      <w:proofErr w:type="spellEnd"/>
+      <w:r>
+        <w:rPr>
+          <w:i/>
+          <w:iCs/>
+          <w:sz w:val="22"/>
+          <w:szCs w:val="22"/>
+        </w:rPr>
+        <w:t xml:space="preserve">? This question emerges in the case of </w:t>
+      </w:r>
+      <w:proofErr w:type="spellStart"/>
+      <w:r>
+        <w:rPr>
+          <w:i/>
+          <w:iCs/>
+          <w:sz w:val="22"/>
+          <w:szCs w:val="22"/>
+        </w:rPr>
+        <w:t>IfcRelations</w:t>
+      </w:r>
+      <w:proofErr w:type="spellEnd"/>
     </w:p>
     <w:p>
       <w:pPr>
@@ -1964,7 +2630,27 @@
           <w:sz w:val="22"/>
           <w:szCs w:val="22"/>
         </w:rPr>
-        <w:t>Which 4X classes should be included in the initial core, and how generally should classes be organized into modules.</w:t>
+        <w:t xml:space="preserve">Which 4X classes should be included in the initial core, and how </w:t>
+      </w:r>
+      <w:proofErr w:type="gramStart"/>
+      <w:r>
+        <w:rPr>
+          <w:i/>
+          <w:iCs/>
+          <w:sz w:val="22"/>
+          <w:szCs w:val="22"/>
+        </w:rPr>
+        <w:t>generally should classes</w:t>
+      </w:r>
+      <w:proofErr w:type="gramEnd"/>
+      <w:r>
+        <w:rPr>
+          <w:i/>
+          <w:iCs/>
+          <w:sz w:val="22"/>
+          <w:szCs w:val="22"/>
+        </w:rPr>
+        <w:t xml:space="preserve"> be organized into modules.</w:t>
       </w:r>
     </w:p>
     <w:p>
@@ -2064,6 +2750,7 @@
         <w:t xml:space="preserve">uses </w:t>
       </w:r>
       <w:hyperlink r:id="rId20" w:history="1">
+        <w:proofErr w:type="spellStart"/>
         <w:r>
           <w:rPr>
             <w:rStyle w:val="Hyperlink"/>
@@ -2072,6 +2759,7 @@
           </w:rPr>
           <w:t>IfcOpenShell</w:t>
         </w:r>
+        <w:proofErr w:type="spellEnd"/>
       </w:hyperlink>
       <w:r>
         <w:rPr>
@@ -2117,7 +2805,43 @@
           <w:sz w:val="22"/>
           <w:szCs w:val="22"/>
         </w:rPr>
-        <w:t>python ifc4ingestor.py inputFile.ifc -o outputFile.json.</w:t>
+        <w:t xml:space="preserve">python ifc4ingestor.py </w:t>
+      </w:r>
+      <w:proofErr w:type="spellStart"/>
+      <w:r>
+        <w:rPr>
+          <w:rFonts w:ascii="Consolas" w:hAnsi="Consolas"/>
+          <w:sz w:val="22"/>
+          <w:szCs w:val="22"/>
+        </w:rPr>
+        <w:t>inputFile.ifc</w:t>
+      </w:r>
+      <w:proofErr w:type="spellEnd"/>
+      <w:r>
+        <w:rPr>
+          <w:rFonts w:ascii="Consolas" w:hAnsi="Consolas"/>
+          <w:sz w:val="22"/>
+          <w:szCs w:val="22"/>
+        </w:rPr>
+        <w:t xml:space="preserve"> -o </w:t>
+      </w:r>
+      <w:proofErr w:type="spellStart"/>
+      <w:r>
+        <w:rPr>
+          <w:rFonts w:ascii="Consolas" w:hAnsi="Consolas"/>
+          <w:sz w:val="22"/>
+          <w:szCs w:val="22"/>
+        </w:rPr>
+        <w:t>outputFile.json</w:t>
+      </w:r>
+      <w:proofErr w:type="spellEnd"/>
+      <w:r>
+        <w:rPr>
+          <w:rFonts w:ascii="Consolas" w:hAnsi="Consolas"/>
+          <w:sz w:val="22"/>
+          <w:szCs w:val="22"/>
+        </w:rPr>
+        <w:t>.</w:t>
       </w:r>
     </w:p>
     <w:p>
@@ -2135,13 +2859,59 @@
         </w:rPr>
         <w:t xml:space="preserve">Note that currently the assimilator only saves components for subclasses of </w:t>
       </w:r>
+      <w:proofErr w:type="spellStart"/>
       <w:r>
         <w:rPr>
           <w:sz w:val="22"/>
           <w:szCs w:val="22"/>
           <w:u w:val="single"/>
         </w:rPr>
-        <w:t xml:space="preserve">IfcObjectDescription, IfcPropertySet, IfcRelation, </w:t>
+        <w:t>IfcObjectDescription</w:t>
+      </w:r>
+      <w:proofErr w:type="spellEnd"/>
+      <w:r>
+        <w:rPr>
+          <w:sz w:val="22"/>
+          <w:szCs w:val="22"/>
+          <w:u w:val="single"/>
+        </w:rPr>
+        <w:t xml:space="preserve">, </w:t>
+      </w:r>
+      <w:proofErr w:type="spellStart"/>
+      <w:r>
+        <w:rPr>
+          <w:sz w:val="22"/>
+          <w:szCs w:val="22"/>
+          <w:u w:val="single"/>
+        </w:rPr>
+        <w:t>IfcPropertySet</w:t>
+      </w:r>
+      <w:proofErr w:type="spellEnd"/>
+      <w:r>
+        <w:rPr>
+          <w:sz w:val="22"/>
+          <w:szCs w:val="22"/>
+          <w:u w:val="single"/>
+        </w:rPr>
+        <w:t xml:space="preserve">, </w:t>
+      </w:r>
+      <w:proofErr w:type="spellStart"/>
+      <w:r>
+        <w:rPr>
+          <w:sz w:val="22"/>
+          <w:szCs w:val="22"/>
+          <w:u w:val="single"/>
+        </w:rPr>
+        <w:t>IfcRelation</w:t>
+      </w:r>
+      <w:proofErr w:type="spellEnd"/>
+      <w:r>
+        <w:rPr>
+          <w:sz w:val="22"/>
+          <w:szCs w:val="22"/>
+          <w:u w:val="single"/>
+        </w:rPr>
+        <w:t xml:space="preserve">, </w:t>
       </w:r>
       <w:r>
         <w:rPr>
@@ -2150,6 +2920,7 @@
         </w:rPr>
         <w:t xml:space="preserve">and </w:t>
       </w:r>
+      <w:proofErr w:type="spellStart"/>
       <w:r>
         <w:rPr>
           <w:sz w:val="22"/>
@@ -2158,6 +2929,7 @@
         </w:rPr>
         <w:t>IfcShapeRepresentation</w:t>
       </w:r>
+      <w:proofErr w:type="spellEnd"/>
       <w:r>
         <w:rPr>
           <w:sz w:val="22"/>
@@ -2187,7 +2959,39 @@
           <w:sz w:val="22"/>
           <w:szCs w:val="22"/>
         </w:rPr>
-        <w:t>all geometries are stripped out and replaced with a triangulaged IfcShapeRepresentation,</w:t>
+        <w:t xml:space="preserve">all geometries are stripped out and replaced with a </w:t>
+      </w:r>
+      <w:proofErr w:type="spellStart"/>
+      <w:r>
+        <w:rPr>
+          <w:sz w:val="22"/>
+          <w:szCs w:val="22"/>
+        </w:rPr>
+        <w:t>triangulaged</w:t>
+      </w:r>
+      <w:proofErr w:type="spellEnd"/>
+      <w:r>
+        <w:rPr>
+          <w:sz w:val="22"/>
+          <w:szCs w:val="22"/>
+        </w:rPr>
+        <w:t xml:space="preserve"> </w:t>
+      </w:r>
+      <w:proofErr w:type="spellStart"/>
+      <w:r>
+        <w:rPr>
+          <w:sz w:val="22"/>
+          <w:szCs w:val="22"/>
+        </w:rPr>
+        <w:t>IfcShapeRepresentation</w:t>
+      </w:r>
+      <w:proofErr w:type="spellEnd"/>
+      <w:r>
+        <w:rPr>
+          <w:sz w:val="22"/>
+          <w:szCs w:val="22"/>
+        </w:rPr>
+        <w:t>,</w:t>
       </w:r>
     </w:p>
     <w:p>
@@ -2235,7 +3039,23 @@
           <w:sz w:val="22"/>
           <w:szCs w:val="22"/>
         </w:rPr>
-        <w:t>Others are filtered out simply by not including them on import (in which case they are either imported by value or simply left pointing to the IFC Guid of the relevant entity)</w:t>
+        <w:t xml:space="preserve">Others are filtered out simply by not including them on import (in which case they are either imported by value or simply left pointing to the IFC </w:t>
+      </w:r>
+      <w:proofErr w:type="spellStart"/>
+      <w:r>
+        <w:rPr>
+          <w:sz w:val="22"/>
+          <w:szCs w:val="22"/>
+        </w:rPr>
+        <w:t>Guid</w:t>
+      </w:r>
+      <w:proofErr w:type="spellEnd"/>
+      <w:r>
+        <w:rPr>
+          <w:sz w:val="22"/>
+          <w:szCs w:val="22"/>
+        </w:rPr>
+        <w:t xml:space="preserve"> of the relevant entity)</w:t>
       </w:r>
     </w:p>
     <w:p>
@@ -2260,21 +3080,128 @@
           <w:szCs w:val="22"/>
         </w:rPr>
         <w:lastRenderedPageBreak/>
-        <w:t xml:space="preserve"> “First Class entities” (with a GlobalId) are referred to by guid reference whether they are included in the export or not (ie, whether they are subclasses of </w:t>
-      </w:r>
-      <w:r>
-        <w:rPr>
-          <w:sz w:val="22"/>
-          <w:szCs w:val="22"/>
-        </w:rPr>
-        <w:t>IfcObjectDescription, IfcPropertySet, IfcRelation, and IfcShapeRepresentation</w:t>
-      </w:r>
-      <w:r>
-        <w:rPr>
-          <w:sz w:val="22"/>
-          <w:szCs w:val="22"/>
-        </w:rPr>
-        <w:t>), or are expanded as values in other cases.</w:t>
+        <w:t xml:space="preserve"> “First Class entities” (with a </w:t>
+      </w:r>
+      <w:proofErr w:type="spellStart"/>
+      <w:r>
+        <w:rPr>
+          <w:sz w:val="22"/>
+          <w:szCs w:val="22"/>
+        </w:rPr>
+        <w:t>GlobalId</w:t>
+      </w:r>
+      <w:proofErr w:type="spellEnd"/>
+      <w:r>
+        <w:rPr>
+          <w:sz w:val="22"/>
+          <w:szCs w:val="22"/>
+        </w:rPr>
+        <w:t xml:space="preserve">) are referred to by </w:t>
+      </w:r>
+      <w:proofErr w:type="spellStart"/>
+      <w:r>
+        <w:rPr>
+          <w:sz w:val="22"/>
+          <w:szCs w:val="22"/>
+        </w:rPr>
+        <w:t>guid</w:t>
+      </w:r>
+      <w:proofErr w:type="spellEnd"/>
+      <w:r>
+        <w:rPr>
+          <w:sz w:val="22"/>
+          <w:szCs w:val="22"/>
+        </w:rPr>
+        <w:t xml:space="preserve"> reference whether they are included in the export or not (</w:t>
+      </w:r>
+      <w:proofErr w:type="spellStart"/>
+      <w:r>
+        <w:rPr>
+          <w:sz w:val="22"/>
+          <w:szCs w:val="22"/>
+        </w:rPr>
+        <w:t>ie</w:t>
+      </w:r>
+      <w:proofErr w:type="spellEnd"/>
+      <w:r>
+        <w:rPr>
+          <w:sz w:val="22"/>
+          <w:szCs w:val="22"/>
+        </w:rPr>
+        <w:t xml:space="preserve">, whether they are subclasses of </w:t>
+      </w:r>
+      <w:proofErr w:type="spellStart"/>
+      <w:r>
+        <w:rPr>
+          <w:sz w:val="22"/>
+          <w:szCs w:val="22"/>
+        </w:rPr>
+        <w:t>IfcObjectDescription</w:t>
+      </w:r>
+      <w:proofErr w:type="spellEnd"/>
+      <w:r>
+        <w:rPr>
+          <w:sz w:val="22"/>
+          <w:szCs w:val="22"/>
+        </w:rPr>
+        <w:t xml:space="preserve">, </w:t>
+      </w:r>
+      <w:proofErr w:type="spellStart"/>
+      <w:r>
+        <w:rPr>
+          <w:sz w:val="22"/>
+          <w:szCs w:val="22"/>
+        </w:rPr>
+        <w:t>IfcPropertySet</w:t>
+      </w:r>
+      <w:proofErr w:type="spellEnd"/>
+      <w:r>
+        <w:rPr>
+          <w:sz w:val="22"/>
+          <w:szCs w:val="22"/>
+        </w:rPr>
+        <w:t xml:space="preserve">, </w:t>
+      </w:r>
+      <w:proofErr w:type="spellStart"/>
+      <w:r>
+        <w:rPr>
+          <w:sz w:val="22"/>
+          <w:szCs w:val="22"/>
+        </w:rPr>
+        <w:t>IfcRelation</w:t>
+      </w:r>
+      <w:proofErr w:type="spellEnd"/>
+      <w:r>
+        <w:rPr>
+          <w:sz w:val="22"/>
+          <w:szCs w:val="22"/>
+        </w:rPr>
+        <w:t xml:space="preserve">, and </w:t>
+      </w:r>
+      <w:proofErr w:type="spellStart"/>
+      <w:r>
+        <w:rPr>
+          <w:sz w:val="22"/>
+          <w:szCs w:val="22"/>
+        </w:rPr>
+        <w:t>IfcShapeRepresentation</w:t>
+      </w:r>
+      <w:proofErr w:type="spellEnd"/>
+      <w:proofErr w:type="gramStart"/>
+      <w:r>
+        <w:rPr>
+          <w:sz w:val="22"/>
+          <w:szCs w:val="22"/>
+        </w:rPr>
+        <w:t>), or</w:t>
+      </w:r>
+      <w:proofErr w:type="gramEnd"/>
+      <w:r>
+        <w:rPr>
+          <w:sz w:val="22"/>
+          <w:szCs w:val="22"/>
+        </w:rPr>
+        <w:t xml:space="preserve"> are expanded as values in other cases.</w:t>
       </w:r>
     </w:p>
     <w:p>
@@ -2379,6 +3306,7 @@
         <w:t xml:space="preserve">and this </w:t>
       </w:r>
       <w:hyperlink r:id="rId24" w:tooltip="https://github.com/Drshelden/IFCXPrototype/blob/main/server/openapi.yaml" w:history="1">
+        <w:proofErr w:type="spellStart"/>
         <w:r>
           <w:rPr>
             <w:rStyle w:val="Hyperlink"/>
@@ -2387,6 +3315,7 @@
           </w:rPr>
           <w:t>openapi.yaml</w:t>
         </w:r>
+        <w:proofErr w:type="spellEnd"/>
       </w:hyperlink>
       <w:r>
         <w:rPr>
@@ -2400,7 +3329,23 @@
           <w:sz w:val="22"/>
           <w:szCs w:val="22"/>
         </w:rPr>
-        <w:t xml:space="preserve"> The concept of a model is provisionally introduced, a model equates to a given uploaded file and its name is derived from the file name (to be discussed)</w:t>
+        <w:t xml:space="preserve"> The concept of a model is provisionally introduced, a model equates to a given uploaded </w:t>
+      </w:r>
+      <w:proofErr w:type="gramStart"/>
+      <w:r>
+        <w:rPr>
+          <w:sz w:val="22"/>
+          <w:szCs w:val="22"/>
+        </w:rPr>
+        <w:t>file</w:t>
+      </w:r>
+      <w:proofErr w:type="gramEnd"/>
+      <w:r>
+        <w:rPr>
+          <w:sz w:val="22"/>
+          <w:szCs w:val="22"/>
+        </w:rPr>
+        <w:t xml:space="preserve"> and its name is derived from the file name (to be discussed)</w:t>
       </w:r>
     </w:p>
     <w:p>
@@ -2473,6 +3418,7 @@
           <w:szCs w:val="20"/>
         </w:rPr>
       </w:pPr>
+      <w:proofErr w:type="spellStart"/>
       <w:r>
         <w:rPr>
           <w:rFonts w:ascii="Consolas" w:hAnsi="Consolas"/>
@@ -2481,6 +3427,7 @@
         </w:rPr>
         <w:t>entityTypes</w:t>
       </w:r>
+      <w:proofErr w:type="spellEnd"/>
       <w:r>
         <w:rPr>
           <w:rFonts w:ascii="Consolas" w:hAnsi="Consolas"/>
@@ -2513,6 +3460,7 @@
           <w:szCs w:val="20"/>
         </w:rPr>
       </w:pPr>
+      <w:proofErr w:type="spellStart"/>
       <w:r>
         <w:rPr>
           <w:rFonts w:ascii="Consolas" w:hAnsi="Consolas"/>
@@ -2521,6 +3469,7 @@
         </w:rPr>
         <w:t>entityGuids</w:t>
       </w:r>
+      <w:proofErr w:type="spellEnd"/>
       <w:r>
         <w:rPr>
           <w:rFonts w:ascii="Consolas" w:hAnsi="Consolas"/>
@@ -2536,8 +3485,18 @@
           <w:szCs w:val="20"/>
         </w:rPr>
         <w:tab/>
-        <w:t>#lists the entityGuids</w:t>
-      </w:r>
+        <w:t xml:space="preserve">#lists the </w:t>
+      </w:r>
+      <w:proofErr w:type="spellStart"/>
+      <w:r>
+        <w:rPr>
+          <w:rFonts w:ascii="Consolas" w:hAnsi="Consolas"/>
+          <w:sz w:val="20"/>
+          <w:szCs w:val="20"/>
+        </w:rPr>
+        <w:t>entityGuids</w:t>
+      </w:r>
+      <w:proofErr w:type="spellEnd"/>
     </w:p>
     <w:p>
       <w:pPr>
@@ -2553,6 +3512,7 @@
           <w:szCs w:val="20"/>
         </w:rPr>
       </w:pPr>
+      <w:proofErr w:type="spellStart"/>
       <w:r>
         <w:rPr>
           <w:rFonts w:ascii="Consolas" w:hAnsi="Consolas"/>
@@ -2569,6 +3529,7 @@
         </w:rPr>
         <w:t>q</w:t>
       </w:r>
+      <w:proofErr w:type="spellEnd"/>
       <w:r>
         <w:rPr>
           <w:rFonts w:ascii="Consolas" w:hAnsi="Consolas"/>
@@ -2583,8 +3544,18 @@
           <w:sz w:val="20"/>
           <w:szCs w:val="20"/>
         </w:rPr>
-        <w:t>#lists the entityGuids</w:t>
-      </w:r>
+        <w:t xml:space="preserve">#lists the </w:t>
+      </w:r>
+      <w:proofErr w:type="spellStart"/>
+      <w:r>
+        <w:rPr>
+          <w:rFonts w:ascii="Consolas" w:hAnsi="Consolas"/>
+          <w:sz w:val="20"/>
+          <w:szCs w:val="20"/>
+        </w:rPr>
+        <w:t>entityGuids</w:t>
+      </w:r>
+      <w:proofErr w:type="spellEnd"/>
     </w:p>
     <w:p>
       <w:pPr>
@@ -2733,7 +3704,25 @@
           <w:sz w:val="20"/>
           <w:szCs w:val="20"/>
         </w:rPr>
-        <w:t>models=model_01,model_02</w:t>
+        <w:t>models=model_</w:t>
+      </w:r>
+      <w:proofErr w:type="gramStart"/>
+      <w:r>
+        <w:rPr>
+          <w:rFonts w:ascii="Consolas" w:hAnsi="Consolas"/>
+          <w:sz w:val="20"/>
+          <w:szCs w:val="20"/>
+        </w:rPr>
+        <w:t>01,model</w:t>
+      </w:r>
+      <w:proofErr w:type="gramEnd"/>
+      <w:r>
+        <w:rPr>
+          <w:rFonts w:ascii="Consolas" w:hAnsi="Consolas"/>
+          <w:sz w:val="20"/>
+          <w:szCs w:val="20"/>
+        </w:rPr>
+        <w:t>_02</w:t>
       </w:r>
     </w:p>
     <w:p>
@@ -2750,13 +3739,41 @@
           <w:szCs w:val="20"/>
         </w:rPr>
       </w:pPr>
+      <w:proofErr w:type="spellStart"/>
       <w:r>
         <w:rPr>
           <w:rFonts w:ascii="Consolas" w:hAnsi="Consolas"/>
           <w:sz w:val="20"/>
           <w:szCs w:val="20"/>
         </w:rPr>
-        <w:t>entityTypes=IfcType1,IfcType2</w:t>
+        <w:t>entityTypes</w:t>
+      </w:r>
+      <w:proofErr w:type="spellEnd"/>
+      <w:r>
+        <w:rPr>
+          <w:rFonts w:ascii="Consolas" w:hAnsi="Consolas"/>
+          <w:sz w:val="20"/>
+          <w:szCs w:val="20"/>
+        </w:rPr>
+        <w:t>=IfcType</w:t>
+      </w:r>
+      <w:proofErr w:type="gramStart"/>
+      <w:r>
+        <w:rPr>
+          <w:rFonts w:ascii="Consolas" w:hAnsi="Consolas"/>
+          <w:sz w:val="20"/>
+          <w:szCs w:val="20"/>
+        </w:rPr>
+        <w:t>1,IfcType</w:t>
+      </w:r>
+      <w:proofErr w:type="gramEnd"/>
+      <w:r>
+        <w:rPr>
+          <w:rFonts w:ascii="Consolas" w:hAnsi="Consolas"/>
+          <w:sz w:val="20"/>
+          <w:szCs w:val="20"/>
+        </w:rPr>
+        <w:t>2</w:t>
       </w:r>
     </w:p>
     <w:p>
@@ -2773,13 +3790,41 @@
           <w:szCs w:val="20"/>
         </w:rPr>
       </w:pPr>
+      <w:proofErr w:type="spellStart"/>
       <w:r>
         <w:rPr>
           <w:rFonts w:ascii="Consolas" w:hAnsi="Consolas"/>
           <w:sz w:val="20"/>
           <w:szCs w:val="20"/>
         </w:rPr>
-        <w:t>componentTypes=IfcType1Component,IfcType2Component</w:t>
+        <w:t>componentTypes</w:t>
+      </w:r>
+      <w:proofErr w:type="spellEnd"/>
+      <w:r>
+        <w:rPr>
+          <w:rFonts w:ascii="Consolas" w:hAnsi="Consolas"/>
+          <w:sz w:val="20"/>
+          <w:szCs w:val="20"/>
+        </w:rPr>
+        <w:t>=IfcType1</w:t>
+      </w:r>
+      <w:proofErr w:type="gramStart"/>
+      <w:r>
+        <w:rPr>
+          <w:rFonts w:ascii="Consolas" w:hAnsi="Consolas"/>
+          <w:sz w:val="20"/>
+          <w:szCs w:val="20"/>
+        </w:rPr>
+        <w:t>Component,IfcType</w:t>
+      </w:r>
+      <w:proofErr w:type="gramEnd"/>
+      <w:r>
+        <w:rPr>
+          <w:rFonts w:ascii="Consolas" w:hAnsi="Consolas"/>
+          <w:sz w:val="20"/>
+          <w:szCs w:val="20"/>
+        </w:rPr>
+        <w:t>2Component</w:t>
       </w:r>
     </w:p>
     <w:p>
@@ -2796,13 +3841,41 @@
           <w:szCs w:val="20"/>
         </w:rPr>
       </w:pPr>
+      <w:proofErr w:type="spellStart"/>
       <w:r>
         <w:rPr>
           <w:rFonts w:ascii="Consolas" w:hAnsi="Consolas"/>
           <w:sz w:val="20"/>
           <w:szCs w:val="20"/>
         </w:rPr>
-        <w:t>entityGuids=guid1,guid2</w:t>
+        <w:t>entityGuids</w:t>
+      </w:r>
+      <w:proofErr w:type="spellEnd"/>
+      <w:r>
+        <w:rPr>
+          <w:rFonts w:ascii="Consolas" w:hAnsi="Consolas"/>
+          <w:sz w:val="20"/>
+          <w:szCs w:val="20"/>
+        </w:rPr>
+        <w:t>=guid</w:t>
+      </w:r>
+      <w:proofErr w:type="gramStart"/>
+      <w:r>
+        <w:rPr>
+          <w:rFonts w:ascii="Consolas" w:hAnsi="Consolas"/>
+          <w:sz w:val="20"/>
+          <w:szCs w:val="20"/>
+        </w:rPr>
+        <w:t>1,guid</w:t>
+      </w:r>
+      <w:proofErr w:type="gramEnd"/>
+      <w:r>
+        <w:rPr>
+          <w:rFonts w:ascii="Consolas" w:hAnsi="Consolas"/>
+          <w:sz w:val="20"/>
+          <w:szCs w:val="20"/>
+        </w:rPr>
+        <w:t>2</w:t>
       </w:r>
     </w:p>
     <w:p>
@@ -2819,13 +3892,41 @@
           <w:szCs w:val="20"/>
         </w:rPr>
       </w:pPr>
+      <w:proofErr w:type="spellStart"/>
       <w:r>
         <w:rPr>
           <w:rFonts w:ascii="Consolas" w:hAnsi="Consolas"/>
           <w:sz w:val="20"/>
           <w:szCs w:val="20"/>
         </w:rPr>
-        <w:t>componentGuids=guid1,guid2</w:t>
+        <w:t>componentGuids</w:t>
+      </w:r>
+      <w:proofErr w:type="spellEnd"/>
+      <w:r>
+        <w:rPr>
+          <w:rFonts w:ascii="Consolas" w:hAnsi="Consolas"/>
+          <w:sz w:val="20"/>
+          <w:szCs w:val="20"/>
+        </w:rPr>
+        <w:t>=guid</w:t>
+      </w:r>
+      <w:proofErr w:type="gramStart"/>
+      <w:r>
+        <w:rPr>
+          <w:rFonts w:ascii="Consolas" w:hAnsi="Consolas"/>
+          <w:sz w:val="20"/>
+          <w:szCs w:val="20"/>
+        </w:rPr>
+        <w:t>1,guid</w:t>
+      </w:r>
+      <w:proofErr w:type="gramEnd"/>
+      <w:r>
+        <w:rPr>
+          <w:rFonts w:ascii="Consolas" w:hAnsi="Consolas"/>
+          <w:sz w:val="20"/>
+          <w:szCs w:val="20"/>
+        </w:rPr>
+        <w:t>2</w:t>
       </w:r>
     </w:p>
     <w:p>
@@ -2866,19 +3967,76 @@
         </w:rPr>
         <w:t xml:space="preserve">for </w:t>
       </w:r>
-      <w:r>
-        <w:rPr>
-          <w:sz w:val="22"/>
-          <w:szCs w:val="22"/>
-        </w:rPr>
-        <w:t xml:space="preserve">entityTypes and componentTypes filters you can enter a base class like IfcProduct </w:t>
-      </w:r>
-      <w:r>
-        <w:rPr>
-          <w:sz w:val="22"/>
-          <w:szCs w:val="22"/>
-        </w:rPr>
-        <w:t xml:space="preserve">or IfcProductComponent </w:t>
+      <w:proofErr w:type="spellStart"/>
+      <w:r>
+        <w:rPr>
+          <w:sz w:val="22"/>
+          <w:szCs w:val="22"/>
+        </w:rPr>
+        <w:t>entityTypes</w:t>
+      </w:r>
+      <w:proofErr w:type="spellEnd"/>
+      <w:r>
+        <w:rPr>
+          <w:sz w:val="22"/>
+          <w:szCs w:val="22"/>
+        </w:rPr>
+        <w:t xml:space="preserve"> and </w:t>
+      </w:r>
+      <w:proofErr w:type="spellStart"/>
+      <w:r>
+        <w:rPr>
+          <w:sz w:val="22"/>
+          <w:szCs w:val="22"/>
+        </w:rPr>
+        <w:t>componentTypes</w:t>
+      </w:r>
+      <w:proofErr w:type="spellEnd"/>
+      <w:r>
+        <w:rPr>
+          <w:sz w:val="22"/>
+          <w:szCs w:val="22"/>
+        </w:rPr>
+        <w:t xml:space="preserve"> filters you can enter a base class like </w:t>
+      </w:r>
+      <w:proofErr w:type="spellStart"/>
+      <w:r>
+        <w:rPr>
+          <w:sz w:val="22"/>
+          <w:szCs w:val="22"/>
+        </w:rPr>
+        <w:t>IfcProduct</w:t>
+      </w:r>
+      <w:proofErr w:type="spellEnd"/>
+      <w:r>
+        <w:rPr>
+          <w:sz w:val="22"/>
+          <w:szCs w:val="22"/>
+        </w:rPr>
+        <w:t xml:space="preserve"> </w:t>
+      </w:r>
+      <w:r>
+        <w:rPr>
+          <w:sz w:val="22"/>
+          <w:szCs w:val="22"/>
+        </w:rPr>
+        <w:t>or I</w:t>
+      </w:r>
+      <w:proofErr w:type="spellStart"/>
+      <w:r>
+        <w:rPr>
+          <w:sz w:val="22"/>
+          <w:szCs w:val="22"/>
+        </w:rPr>
+        <w:t>fcProductComponent</w:t>
+      </w:r>
+      <w:proofErr w:type="spellEnd"/>
+      <w:r>
+        <w:rPr>
+          <w:sz w:val="22"/>
+          <w:szCs w:val="22"/>
+        </w:rPr>
+        <w:t xml:space="preserve"> </w:t>
       </w:r>
       <w:r>
         <w:rPr>
@@ -2894,12 +4052,21 @@
         </w:rPr>
         <w:t xml:space="preserve">the returned values will include </w:t>
       </w:r>
-      <w:r>
-        <w:rPr>
-          <w:sz w:val="22"/>
-          <w:szCs w:val="22"/>
-        </w:rPr>
-        <w:t xml:space="preserve">entires with that </w:t>
+      <w:proofErr w:type="spellStart"/>
+      <w:r>
+        <w:rPr>
+          <w:sz w:val="22"/>
+          <w:szCs w:val="22"/>
+        </w:rPr>
+        <w:t>entires</w:t>
+      </w:r>
+      <w:proofErr w:type="spellEnd"/>
+      <w:r>
+        <w:rPr>
+          <w:sz w:val="22"/>
+          <w:szCs w:val="22"/>
+        </w:rPr>
+        <w:t xml:space="preserve"> with that </w:t>
       </w:r>
       <w:r>
         <w:rPr>
@@ -3094,6 +4261,3034 @@
           <w:szCs w:val="22"/>
         </w:rPr>
         <w:lastRenderedPageBreak/>
+        <w:t>An OpenAI .</w:t>
+      </w:r>
+      <w:proofErr w:type="spellStart"/>
+      <w:r>
+        <w:rPr>
+          <w:sz w:val="22"/>
+          <w:szCs w:val="22"/>
+        </w:rPr>
+        <w:t>yaml</w:t>
+      </w:r>
+      <w:proofErr w:type="spellEnd"/>
+      <w:r>
+        <w:rPr>
+          <w:sz w:val="22"/>
+          <w:szCs w:val="22"/>
+        </w:rPr>
+        <w:t xml:space="preserve"> file has been created to document the API</w:t>
+      </w:r>
+    </w:p>
+    <w:p>
+      <w:pPr>
+        <w:spacing w:after="0" w:line="276" w:lineRule="auto"/>
+        <w:rPr>
+          <w:sz w:val="22"/>
+          <w:szCs w:val="22"/>
+        </w:rPr>
+      </w:pPr>
+    </w:p>
+    <w:p>
+      <w:pPr>
+        <w:pBdr>
+          <w:top w:val="single" w:sz="4" w:space="1" w:color="auto"/>
+          <w:left w:val="single" w:sz="4" w:space="4" w:color="auto"/>
+          <w:bottom w:val="single" w:sz="4" w:space="1" w:color="auto"/>
+          <w:right w:val="single" w:sz="4" w:space="4" w:color="auto"/>
+        </w:pBdr>
+        <w:shd w:val="clear" w:color="auto" w:fill="F2F2F2" w:themeFill="background1" w:themeFillShade="F2"/>
+        <w:spacing w:after="0" w:line="240" w:lineRule="auto"/>
+        <w:rPr>
+          <w:rFonts w:ascii="Consolas" w:eastAsia="Times New Roman" w:hAnsi="Consolas" w:cs="Times New Roman"/>
+          <w:color w:val="000000"/>
+          <w:kern w:val="0"/>
+          <w:sz w:val="20"/>
+          <w:szCs w:val="20"/>
+          <w14:ligatures w14:val="none"/>
+        </w:rPr>
+      </w:pPr>
+      <w:r>
+        <w:rPr>
+          <w:rFonts w:ascii="Consolas" w:eastAsia="Times New Roman" w:hAnsi="Consolas" w:cs="Times New Roman"/>
+          <w:color w:val="800000"/>
+          <w:kern w:val="0"/>
+          <w:sz w:val="20"/>
+          <w:szCs w:val="20"/>
+          <w14:ligatures w14:val="none"/>
+        </w:rPr>
+        <w:t>/</w:t>
+      </w:r>
+      <w:proofErr w:type="spellStart"/>
+      <w:r>
+        <w:rPr>
+          <w:rFonts w:ascii="Consolas" w:eastAsia="Times New Roman" w:hAnsi="Consolas" w:cs="Times New Roman"/>
+          <w:color w:val="800000"/>
+          <w:kern w:val="0"/>
+          <w:sz w:val="20"/>
+          <w:szCs w:val="20"/>
+          <w14:ligatures w14:val="none"/>
+        </w:rPr>
+        <w:t>api</w:t>
+      </w:r>
+      <w:proofErr w:type="spellEnd"/>
+      <w:r>
+        <w:rPr>
+          <w:rFonts w:ascii="Consolas" w:eastAsia="Times New Roman" w:hAnsi="Consolas" w:cs="Times New Roman"/>
+          <w:color w:val="800000"/>
+          <w:kern w:val="0"/>
+          <w:sz w:val="20"/>
+          <w:szCs w:val="20"/>
+          <w14:ligatures w14:val="none"/>
+        </w:rPr>
+        <w:t>/</w:t>
+      </w:r>
+      <w:proofErr w:type="spellStart"/>
+      <w:r>
+        <w:rPr>
+          <w:rFonts w:ascii="Consolas" w:eastAsia="Times New Roman" w:hAnsi="Consolas" w:cs="Times New Roman"/>
+          <w:color w:val="800000"/>
+          <w:kern w:val="0"/>
+          <w:sz w:val="20"/>
+          <w:szCs w:val="20"/>
+          <w14:ligatures w14:val="none"/>
+        </w:rPr>
+        <w:t>entityGuids</w:t>
+      </w:r>
+      <w:proofErr w:type="spellEnd"/>
+      <w:r>
+        <w:rPr>
+          <w:rFonts w:ascii="Consolas" w:eastAsia="Times New Roman" w:hAnsi="Consolas" w:cs="Times New Roman"/>
+          <w:color w:val="000000"/>
+          <w:kern w:val="0"/>
+          <w:sz w:val="20"/>
+          <w:szCs w:val="20"/>
+          <w14:ligatures w14:val="none"/>
+        </w:rPr>
+        <w:t>:</w:t>
+      </w:r>
+    </w:p>
+    <w:p>
+      <w:pPr>
+        <w:pBdr>
+          <w:top w:val="single" w:sz="4" w:space="1" w:color="auto"/>
+          <w:left w:val="single" w:sz="4" w:space="4" w:color="auto"/>
+          <w:bottom w:val="single" w:sz="4" w:space="1" w:color="auto"/>
+          <w:right w:val="single" w:sz="4" w:space="4" w:color="auto"/>
+        </w:pBdr>
+        <w:shd w:val="clear" w:color="auto" w:fill="F2F2F2" w:themeFill="background1" w:themeFillShade="F2"/>
+        <w:spacing w:after="0" w:line="240" w:lineRule="auto"/>
+        <w:rPr>
+          <w:rFonts w:ascii="Consolas" w:eastAsia="Times New Roman" w:hAnsi="Consolas" w:cs="Times New Roman"/>
+          <w:color w:val="000000"/>
+          <w:kern w:val="0"/>
+          <w:sz w:val="20"/>
+          <w:szCs w:val="20"/>
+          <w14:ligatures w14:val="none"/>
+        </w:rPr>
+      </w:pPr>
+      <w:r>
+        <w:rPr>
+          <w:rFonts w:ascii="Consolas" w:eastAsia="Times New Roman" w:hAnsi="Consolas" w:cs="Times New Roman"/>
+          <w:color w:val="000000"/>
+          <w:kern w:val="0"/>
+          <w:sz w:val="20"/>
+          <w:szCs w:val="20"/>
+          <w14:ligatures w14:val="none"/>
+        </w:rPr>
+        <w:t xml:space="preserve">    </w:t>
+      </w:r>
+      <w:r>
+        <w:rPr>
+          <w:rFonts w:ascii="Consolas" w:eastAsia="Times New Roman" w:hAnsi="Consolas" w:cs="Times New Roman"/>
+          <w:color w:val="800000"/>
+          <w:kern w:val="0"/>
+          <w:sz w:val="20"/>
+          <w:szCs w:val="20"/>
+          <w14:ligatures w14:val="none"/>
+        </w:rPr>
+        <w:t>get</w:t>
+      </w:r>
+      <w:r>
+        <w:rPr>
+          <w:rFonts w:ascii="Consolas" w:eastAsia="Times New Roman" w:hAnsi="Consolas" w:cs="Times New Roman"/>
+          <w:color w:val="000000"/>
+          <w:kern w:val="0"/>
+          <w:sz w:val="20"/>
+          <w:szCs w:val="20"/>
+          <w14:ligatures w14:val="none"/>
+        </w:rPr>
+        <w:t>:</w:t>
+      </w:r>
+    </w:p>
+    <w:p>
+      <w:pPr>
+        <w:pBdr>
+          <w:top w:val="single" w:sz="4" w:space="1" w:color="auto"/>
+          <w:left w:val="single" w:sz="4" w:space="4" w:color="auto"/>
+          <w:bottom w:val="single" w:sz="4" w:space="1" w:color="auto"/>
+          <w:right w:val="single" w:sz="4" w:space="4" w:color="auto"/>
+        </w:pBdr>
+        <w:shd w:val="clear" w:color="auto" w:fill="F2F2F2" w:themeFill="background1" w:themeFillShade="F2"/>
+        <w:spacing w:after="0" w:line="240" w:lineRule="auto"/>
+        <w:rPr>
+          <w:rFonts w:ascii="Consolas" w:eastAsia="Times New Roman" w:hAnsi="Consolas" w:cs="Times New Roman"/>
+          <w:color w:val="000000"/>
+          <w:kern w:val="0"/>
+          <w:sz w:val="20"/>
+          <w:szCs w:val="20"/>
+          <w14:ligatures w14:val="none"/>
+        </w:rPr>
+      </w:pPr>
+      <w:r>
+        <w:rPr>
+          <w:rFonts w:ascii="Consolas" w:eastAsia="Times New Roman" w:hAnsi="Consolas" w:cs="Times New Roman"/>
+          <w:color w:val="000000"/>
+          <w:kern w:val="0"/>
+          <w:sz w:val="20"/>
+          <w:szCs w:val="20"/>
+          <w14:ligatures w14:val="none"/>
+        </w:rPr>
+        <w:t xml:space="preserve">      </w:t>
+      </w:r>
+      <w:r>
+        <w:rPr>
+          <w:rFonts w:ascii="Consolas" w:eastAsia="Times New Roman" w:hAnsi="Consolas" w:cs="Times New Roman"/>
+          <w:color w:val="800000"/>
+          <w:kern w:val="0"/>
+          <w:sz w:val="20"/>
+          <w:szCs w:val="20"/>
+          <w14:ligatures w14:val="none"/>
+        </w:rPr>
+        <w:t>tags</w:t>
+      </w:r>
+      <w:r>
+        <w:rPr>
+          <w:rFonts w:ascii="Consolas" w:eastAsia="Times New Roman" w:hAnsi="Consolas" w:cs="Times New Roman"/>
+          <w:color w:val="000000"/>
+          <w:kern w:val="0"/>
+          <w:sz w:val="20"/>
+          <w:szCs w:val="20"/>
+          <w14:ligatures w14:val="none"/>
+        </w:rPr>
+        <w:t>:</w:t>
+      </w:r>
+    </w:p>
+    <w:p>
+      <w:pPr>
+        <w:pBdr>
+          <w:top w:val="single" w:sz="4" w:space="1" w:color="auto"/>
+          <w:left w:val="single" w:sz="4" w:space="4" w:color="auto"/>
+          <w:bottom w:val="single" w:sz="4" w:space="1" w:color="auto"/>
+          <w:right w:val="single" w:sz="4" w:space="4" w:color="auto"/>
+        </w:pBdr>
+        <w:shd w:val="clear" w:color="auto" w:fill="F2F2F2" w:themeFill="background1" w:themeFillShade="F2"/>
+        <w:spacing w:after="0" w:line="240" w:lineRule="auto"/>
+        <w:rPr>
+          <w:rFonts w:ascii="Consolas" w:eastAsia="Times New Roman" w:hAnsi="Consolas" w:cs="Times New Roman"/>
+          <w:color w:val="000000"/>
+          <w:kern w:val="0"/>
+          <w:sz w:val="20"/>
+          <w:szCs w:val="20"/>
+          <w14:ligatures w14:val="none"/>
+        </w:rPr>
+      </w:pPr>
+      <w:r>
+        <w:rPr>
+          <w:rFonts w:ascii="Consolas" w:eastAsia="Times New Roman" w:hAnsi="Consolas" w:cs="Times New Roman"/>
+          <w:color w:val="000000"/>
+          <w:kern w:val="0"/>
+          <w:sz w:val="20"/>
+          <w:szCs w:val="20"/>
+          <w14:ligatures w14:val="none"/>
+        </w:rPr>
+        <w:t xml:space="preserve">        - </w:t>
+      </w:r>
+      <w:r>
+        <w:rPr>
+          <w:rFonts w:ascii="Consolas" w:eastAsia="Times New Roman" w:hAnsi="Consolas" w:cs="Times New Roman"/>
+          <w:color w:val="0000FF"/>
+          <w:kern w:val="0"/>
+          <w:sz w:val="20"/>
+          <w:szCs w:val="20"/>
+          <w14:ligatures w14:val="none"/>
+        </w:rPr>
+        <w:t>Queries</w:t>
+      </w:r>
+    </w:p>
+    <w:p>
+      <w:pPr>
+        <w:pBdr>
+          <w:top w:val="single" w:sz="4" w:space="1" w:color="auto"/>
+          <w:left w:val="single" w:sz="4" w:space="4" w:color="auto"/>
+          <w:bottom w:val="single" w:sz="4" w:space="1" w:color="auto"/>
+          <w:right w:val="single" w:sz="4" w:space="4" w:color="auto"/>
+        </w:pBdr>
+        <w:shd w:val="clear" w:color="auto" w:fill="F2F2F2" w:themeFill="background1" w:themeFillShade="F2"/>
+        <w:spacing w:after="0" w:line="240" w:lineRule="auto"/>
+        <w:rPr>
+          <w:rFonts w:ascii="Consolas" w:eastAsia="Times New Roman" w:hAnsi="Consolas" w:cs="Times New Roman"/>
+          <w:color w:val="000000"/>
+          <w:kern w:val="0"/>
+          <w:sz w:val="20"/>
+          <w:szCs w:val="20"/>
+          <w14:ligatures w14:val="none"/>
+        </w:rPr>
+      </w:pPr>
+      <w:r>
+        <w:rPr>
+          <w:rFonts w:ascii="Consolas" w:eastAsia="Times New Roman" w:hAnsi="Consolas" w:cs="Times New Roman"/>
+          <w:color w:val="000000"/>
+          <w:kern w:val="0"/>
+          <w:sz w:val="20"/>
+          <w:szCs w:val="20"/>
+          <w14:ligatures w14:val="none"/>
+        </w:rPr>
+        <w:t xml:space="preserve">      </w:t>
+      </w:r>
+      <w:r>
+        <w:rPr>
+          <w:rFonts w:ascii="Consolas" w:eastAsia="Times New Roman" w:hAnsi="Consolas" w:cs="Times New Roman"/>
+          <w:color w:val="800000"/>
+          <w:kern w:val="0"/>
+          <w:sz w:val="20"/>
+          <w:szCs w:val="20"/>
+          <w14:ligatures w14:val="none"/>
+        </w:rPr>
+        <w:t>summary</w:t>
+      </w:r>
+      <w:r>
+        <w:rPr>
+          <w:rFonts w:ascii="Consolas" w:eastAsia="Times New Roman" w:hAnsi="Consolas" w:cs="Times New Roman"/>
+          <w:color w:val="000000"/>
+          <w:kern w:val="0"/>
+          <w:sz w:val="20"/>
+          <w:szCs w:val="20"/>
+          <w14:ligatures w14:val="none"/>
+        </w:rPr>
+        <w:t xml:space="preserve">: </w:t>
+      </w:r>
+      <w:r>
+        <w:rPr>
+          <w:rFonts w:ascii="Consolas" w:eastAsia="Times New Roman" w:hAnsi="Consolas" w:cs="Times New Roman"/>
+          <w:color w:val="0000FF"/>
+          <w:kern w:val="0"/>
+          <w:sz w:val="20"/>
+          <w:szCs w:val="20"/>
+          <w14:ligatures w14:val="none"/>
+        </w:rPr>
+        <w:t>Query for entity GUIDs</w:t>
+      </w:r>
+    </w:p>
+    <w:p>
+      <w:pPr>
+        <w:pBdr>
+          <w:top w:val="single" w:sz="4" w:space="1" w:color="auto"/>
+          <w:left w:val="single" w:sz="4" w:space="4" w:color="auto"/>
+          <w:bottom w:val="single" w:sz="4" w:space="1" w:color="auto"/>
+          <w:right w:val="single" w:sz="4" w:space="4" w:color="auto"/>
+        </w:pBdr>
+        <w:shd w:val="clear" w:color="auto" w:fill="F2F2F2" w:themeFill="background1" w:themeFillShade="F2"/>
+        <w:spacing w:after="0" w:line="240" w:lineRule="auto"/>
+        <w:rPr>
+          <w:rFonts w:ascii="Consolas" w:eastAsia="Times New Roman" w:hAnsi="Consolas" w:cs="Times New Roman"/>
+          <w:color w:val="000000"/>
+          <w:kern w:val="0"/>
+          <w:sz w:val="20"/>
+          <w:szCs w:val="20"/>
+          <w14:ligatures w14:val="none"/>
+        </w:rPr>
+      </w:pPr>
+      <w:r>
+        <w:rPr>
+          <w:rFonts w:ascii="Consolas" w:eastAsia="Times New Roman" w:hAnsi="Consolas" w:cs="Times New Roman"/>
+          <w:color w:val="000000"/>
+          <w:kern w:val="0"/>
+          <w:sz w:val="20"/>
+          <w:szCs w:val="20"/>
+          <w14:ligatures w14:val="none"/>
+        </w:rPr>
+        <w:t xml:space="preserve">      </w:t>
+      </w:r>
+      <w:r>
+        <w:rPr>
+          <w:rFonts w:ascii="Consolas" w:eastAsia="Times New Roman" w:hAnsi="Consolas" w:cs="Times New Roman"/>
+          <w:color w:val="800000"/>
+          <w:kern w:val="0"/>
+          <w:sz w:val="20"/>
+          <w:szCs w:val="20"/>
+          <w14:ligatures w14:val="none"/>
+        </w:rPr>
+        <w:t>description</w:t>
+      </w:r>
+      <w:r>
+        <w:rPr>
+          <w:rFonts w:ascii="Consolas" w:eastAsia="Times New Roman" w:hAnsi="Consolas" w:cs="Times New Roman"/>
+          <w:color w:val="000000"/>
+          <w:kern w:val="0"/>
+          <w:sz w:val="20"/>
+          <w:szCs w:val="20"/>
+          <w14:ligatures w14:val="none"/>
+        </w:rPr>
+        <w:t xml:space="preserve">: </w:t>
+      </w:r>
+      <w:r>
+        <w:rPr>
+          <w:rFonts w:ascii="Consolas" w:eastAsia="Times New Roman" w:hAnsi="Consolas" w:cs="Times New Roman"/>
+          <w:color w:val="8F08C4"/>
+          <w:kern w:val="0"/>
+          <w:sz w:val="20"/>
+          <w:szCs w:val="20"/>
+          <w14:ligatures w14:val="none"/>
+        </w:rPr>
+        <w:t>|</w:t>
+      </w:r>
+    </w:p>
+    <w:p>
+      <w:pPr>
+        <w:pBdr>
+          <w:top w:val="single" w:sz="4" w:space="1" w:color="auto"/>
+          <w:left w:val="single" w:sz="4" w:space="4" w:color="auto"/>
+          <w:bottom w:val="single" w:sz="4" w:space="1" w:color="auto"/>
+          <w:right w:val="single" w:sz="4" w:space="4" w:color="auto"/>
+        </w:pBdr>
+        <w:shd w:val="clear" w:color="auto" w:fill="F2F2F2" w:themeFill="background1" w:themeFillShade="F2"/>
+        <w:spacing w:after="0" w:line="240" w:lineRule="auto"/>
+        <w:rPr>
+          <w:rFonts w:ascii="Consolas" w:eastAsia="Times New Roman" w:hAnsi="Consolas" w:cs="Times New Roman"/>
+          <w:color w:val="000000"/>
+          <w:kern w:val="0"/>
+          <w:sz w:val="20"/>
+          <w:szCs w:val="20"/>
+          <w14:ligatures w14:val="none"/>
+        </w:rPr>
+      </w:pPr>
+      <w:r>
+        <w:rPr>
+          <w:rFonts w:ascii="Consolas" w:eastAsia="Times New Roman" w:hAnsi="Consolas" w:cs="Times New Roman"/>
+          <w:color w:val="000000"/>
+          <w:kern w:val="0"/>
+          <w:sz w:val="20"/>
+          <w:szCs w:val="20"/>
+          <w14:ligatures w14:val="none"/>
+        </w:rPr>
+        <w:t xml:space="preserve">        </w:t>
+      </w:r>
+      <w:r>
+        <w:rPr>
+          <w:rFonts w:ascii="Consolas" w:eastAsia="Times New Roman" w:hAnsi="Consolas" w:cs="Times New Roman"/>
+          <w:color w:val="0000FF"/>
+          <w:kern w:val="0"/>
+          <w:sz w:val="20"/>
+          <w:szCs w:val="20"/>
+          <w14:ligatures w14:val="none"/>
+        </w:rPr>
+        <w:t>Query entity GUIDs based on optional filters.</w:t>
+      </w:r>
+    </w:p>
+    <w:p>
+      <w:pPr>
+        <w:pBdr>
+          <w:top w:val="single" w:sz="4" w:space="1" w:color="auto"/>
+          <w:left w:val="single" w:sz="4" w:space="4" w:color="auto"/>
+          <w:bottom w:val="single" w:sz="4" w:space="1" w:color="auto"/>
+          <w:right w:val="single" w:sz="4" w:space="4" w:color="auto"/>
+        </w:pBdr>
+        <w:shd w:val="clear" w:color="auto" w:fill="F2F2F2" w:themeFill="background1" w:themeFillShade="F2"/>
+        <w:spacing w:after="0" w:line="240" w:lineRule="auto"/>
+        <w:rPr>
+          <w:rFonts w:ascii="Consolas" w:eastAsia="Times New Roman" w:hAnsi="Consolas" w:cs="Times New Roman"/>
+          <w:color w:val="000000"/>
+          <w:kern w:val="0"/>
+          <w:sz w:val="20"/>
+          <w:szCs w:val="20"/>
+          <w14:ligatures w14:val="none"/>
+        </w:rPr>
+      </w:pPr>
+      <w:r>
+        <w:rPr>
+          <w:rFonts w:ascii="Consolas" w:eastAsia="Times New Roman" w:hAnsi="Consolas" w:cs="Times New Roman"/>
+          <w:color w:val="000000"/>
+          <w:kern w:val="0"/>
+          <w:sz w:val="20"/>
+          <w:szCs w:val="20"/>
+          <w14:ligatures w14:val="none"/>
+        </w:rPr>
+        <w:t xml:space="preserve">      </w:t>
+      </w:r>
+      <w:r>
+        <w:rPr>
+          <w:rFonts w:ascii="Consolas" w:eastAsia="Times New Roman" w:hAnsi="Consolas" w:cs="Times New Roman"/>
+          <w:color w:val="0000FF"/>
+          <w:kern w:val="0"/>
+          <w:sz w:val="20"/>
+          <w:szCs w:val="20"/>
+          <w14:ligatures w14:val="none"/>
+        </w:rPr>
+        <w:t>  Results are organized by model name.</w:t>
+      </w:r>
+    </w:p>
+    <w:p>
+      <w:pPr>
+        <w:pBdr>
+          <w:top w:val="single" w:sz="4" w:space="1" w:color="auto"/>
+          <w:left w:val="single" w:sz="4" w:space="4" w:color="auto"/>
+          <w:bottom w:val="single" w:sz="4" w:space="1" w:color="auto"/>
+          <w:right w:val="single" w:sz="4" w:space="4" w:color="auto"/>
+        </w:pBdr>
+        <w:shd w:val="clear" w:color="auto" w:fill="F2F2F2" w:themeFill="background1" w:themeFillShade="F2"/>
+        <w:spacing w:after="0" w:line="240" w:lineRule="auto"/>
+        <w:rPr>
+          <w:rFonts w:ascii="Consolas" w:eastAsia="Times New Roman" w:hAnsi="Consolas" w:cs="Times New Roman"/>
+          <w:color w:val="000000"/>
+          <w:kern w:val="0"/>
+          <w:sz w:val="20"/>
+          <w:szCs w:val="20"/>
+          <w14:ligatures w14:val="none"/>
+        </w:rPr>
+      </w:pPr>
+      <w:r>
+        <w:rPr>
+          <w:rFonts w:ascii="Consolas" w:eastAsia="Times New Roman" w:hAnsi="Consolas" w:cs="Times New Roman"/>
+          <w:color w:val="000000"/>
+          <w:kern w:val="0"/>
+          <w:sz w:val="20"/>
+          <w:szCs w:val="20"/>
+          <w14:ligatures w14:val="none"/>
+        </w:rPr>
+        <w:t xml:space="preserve">      </w:t>
+      </w:r>
+      <w:r>
+        <w:rPr>
+          <w:rFonts w:ascii="Consolas" w:eastAsia="Times New Roman" w:hAnsi="Consolas" w:cs="Times New Roman"/>
+          <w:color w:val="0000FF"/>
+          <w:kern w:val="0"/>
+          <w:sz w:val="20"/>
+          <w:szCs w:val="20"/>
+          <w14:ligatures w14:val="none"/>
+        </w:rPr>
+        <w:t>  - Filter by model name(s) (optional)</w:t>
+      </w:r>
+    </w:p>
+    <w:p>
+      <w:pPr>
+        <w:pBdr>
+          <w:top w:val="single" w:sz="4" w:space="1" w:color="auto"/>
+          <w:left w:val="single" w:sz="4" w:space="4" w:color="auto"/>
+          <w:bottom w:val="single" w:sz="4" w:space="1" w:color="auto"/>
+          <w:right w:val="single" w:sz="4" w:space="4" w:color="auto"/>
+        </w:pBdr>
+        <w:shd w:val="clear" w:color="auto" w:fill="F2F2F2" w:themeFill="background1" w:themeFillShade="F2"/>
+        <w:spacing w:after="0" w:line="240" w:lineRule="auto"/>
+        <w:rPr>
+          <w:rFonts w:ascii="Consolas" w:eastAsia="Times New Roman" w:hAnsi="Consolas" w:cs="Times New Roman"/>
+          <w:color w:val="000000"/>
+          <w:kern w:val="0"/>
+          <w:sz w:val="20"/>
+          <w:szCs w:val="20"/>
+          <w14:ligatures w14:val="none"/>
+        </w:rPr>
+      </w:pPr>
+      <w:r>
+        <w:rPr>
+          <w:rFonts w:ascii="Consolas" w:eastAsia="Times New Roman" w:hAnsi="Consolas" w:cs="Times New Roman"/>
+          <w:color w:val="000000"/>
+          <w:kern w:val="0"/>
+          <w:sz w:val="20"/>
+          <w:szCs w:val="20"/>
+          <w14:ligatures w14:val="none"/>
+        </w:rPr>
+        <w:t xml:space="preserve">      </w:t>
+      </w:r>
+      <w:r>
+        <w:rPr>
+          <w:rFonts w:ascii="Consolas" w:eastAsia="Times New Roman" w:hAnsi="Consolas" w:cs="Times New Roman"/>
+          <w:color w:val="0000FF"/>
+          <w:kern w:val="0"/>
+          <w:sz w:val="20"/>
+          <w:szCs w:val="20"/>
+          <w14:ligatures w14:val="none"/>
+        </w:rPr>
+        <w:t>  - Filter by entity type(s) (optional)</w:t>
+      </w:r>
+    </w:p>
+    <w:p>
+      <w:pPr>
+        <w:pBdr>
+          <w:top w:val="single" w:sz="4" w:space="1" w:color="auto"/>
+          <w:left w:val="single" w:sz="4" w:space="4" w:color="auto"/>
+          <w:bottom w:val="single" w:sz="4" w:space="1" w:color="auto"/>
+          <w:right w:val="single" w:sz="4" w:space="4" w:color="auto"/>
+        </w:pBdr>
+        <w:shd w:val="clear" w:color="auto" w:fill="F2F2F2" w:themeFill="background1" w:themeFillShade="F2"/>
+        <w:spacing w:after="0" w:line="240" w:lineRule="auto"/>
+        <w:rPr>
+          <w:rFonts w:ascii="Consolas" w:eastAsia="Times New Roman" w:hAnsi="Consolas" w:cs="Times New Roman"/>
+          <w:color w:val="000000"/>
+          <w:kern w:val="0"/>
+          <w:sz w:val="20"/>
+          <w:szCs w:val="20"/>
+          <w14:ligatures w14:val="none"/>
+        </w:rPr>
+      </w:pPr>
+      <w:r>
+        <w:rPr>
+          <w:rFonts w:ascii="Consolas" w:eastAsia="Times New Roman" w:hAnsi="Consolas" w:cs="Times New Roman"/>
+          <w:color w:val="000000"/>
+          <w:kern w:val="0"/>
+          <w:sz w:val="20"/>
+          <w:szCs w:val="20"/>
+          <w14:ligatures w14:val="none"/>
+        </w:rPr>
+        <w:t xml:space="preserve">      </w:t>
+      </w:r>
+      <w:proofErr w:type="spellStart"/>
+      <w:r>
+        <w:rPr>
+          <w:rFonts w:ascii="Consolas" w:eastAsia="Times New Roman" w:hAnsi="Consolas" w:cs="Times New Roman"/>
+          <w:color w:val="800000"/>
+          <w:kern w:val="0"/>
+          <w:sz w:val="20"/>
+          <w:szCs w:val="20"/>
+          <w14:ligatures w14:val="none"/>
+        </w:rPr>
+        <w:t>operationId</w:t>
+      </w:r>
+      <w:proofErr w:type="spellEnd"/>
+      <w:r>
+        <w:rPr>
+          <w:rFonts w:ascii="Consolas" w:eastAsia="Times New Roman" w:hAnsi="Consolas" w:cs="Times New Roman"/>
+          <w:color w:val="000000"/>
+          <w:kern w:val="0"/>
+          <w:sz w:val="20"/>
+          <w:szCs w:val="20"/>
+          <w14:ligatures w14:val="none"/>
+        </w:rPr>
+        <w:t xml:space="preserve">: </w:t>
+      </w:r>
+      <w:proofErr w:type="spellStart"/>
+      <w:r>
+        <w:rPr>
+          <w:rFonts w:ascii="Consolas" w:eastAsia="Times New Roman" w:hAnsi="Consolas" w:cs="Times New Roman"/>
+          <w:color w:val="0000FF"/>
+          <w:kern w:val="0"/>
+          <w:sz w:val="20"/>
+          <w:szCs w:val="20"/>
+          <w14:ligatures w14:val="none"/>
+        </w:rPr>
+        <w:t>queryEntityGuids</w:t>
+      </w:r>
+      <w:proofErr w:type="spellEnd"/>
+    </w:p>
+    <w:p>
+      <w:pPr>
+        <w:pBdr>
+          <w:top w:val="single" w:sz="4" w:space="1" w:color="auto"/>
+          <w:left w:val="single" w:sz="4" w:space="4" w:color="auto"/>
+          <w:bottom w:val="single" w:sz="4" w:space="1" w:color="auto"/>
+          <w:right w:val="single" w:sz="4" w:space="4" w:color="auto"/>
+        </w:pBdr>
+        <w:shd w:val="clear" w:color="auto" w:fill="F2F2F2" w:themeFill="background1" w:themeFillShade="F2"/>
+        <w:spacing w:after="0" w:line="240" w:lineRule="auto"/>
+        <w:rPr>
+          <w:rFonts w:ascii="Consolas" w:eastAsia="Times New Roman" w:hAnsi="Consolas" w:cs="Times New Roman"/>
+          <w:color w:val="000000"/>
+          <w:kern w:val="0"/>
+          <w:sz w:val="20"/>
+          <w:szCs w:val="20"/>
+          <w14:ligatures w14:val="none"/>
+        </w:rPr>
+      </w:pPr>
+      <w:r>
+        <w:rPr>
+          <w:rFonts w:ascii="Consolas" w:eastAsia="Times New Roman" w:hAnsi="Consolas" w:cs="Times New Roman"/>
+          <w:color w:val="000000"/>
+          <w:kern w:val="0"/>
+          <w:sz w:val="20"/>
+          <w:szCs w:val="20"/>
+          <w14:ligatures w14:val="none"/>
+        </w:rPr>
+        <w:t xml:space="preserve">      </w:t>
+      </w:r>
+      <w:r>
+        <w:rPr>
+          <w:rFonts w:ascii="Consolas" w:eastAsia="Times New Roman" w:hAnsi="Consolas" w:cs="Times New Roman"/>
+          <w:color w:val="800000"/>
+          <w:kern w:val="0"/>
+          <w:sz w:val="20"/>
+          <w:szCs w:val="20"/>
+          <w14:ligatures w14:val="none"/>
+        </w:rPr>
+        <w:t>parameters</w:t>
+      </w:r>
+      <w:r>
+        <w:rPr>
+          <w:rFonts w:ascii="Consolas" w:eastAsia="Times New Roman" w:hAnsi="Consolas" w:cs="Times New Roman"/>
+          <w:color w:val="000000"/>
+          <w:kern w:val="0"/>
+          <w:sz w:val="20"/>
+          <w:szCs w:val="20"/>
+          <w14:ligatures w14:val="none"/>
+        </w:rPr>
+        <w:t>:</w:t>
+      </w:r>
+    </w:p>
+    <w:p>
+      <w:pPr>
+        <w:pBdr>
+          <w:top w:val="single" w:sz="4" w:space="1" w:color="auto"/>
+          <w:left w:val="single" w:sz="4" w:space="4" w:color="auto"/>
+          <w:bottom w:val="single" w:sz="4" w:space="1" w:color="auto"/>
+          <w:right w:val="single" w:sz="4" w:space="4" w:color="auto"/>
+        </w:pBdr>
+        <w:shd w:val="clear" w:color="auto" w:fill="F2F2F2" w:themeFill="background1" w:themeFillShade="F2"/>
+        <w:spacing w:after="0" w:line="240" w:lineRule="auto"/>
+        <w:rPr>
+          <w:rFonts w:ascii="Consolas" w:eastAsia="Times New Roman" w:hAnsi="Consolas" w:cs="Times New Roman"/>
+          <w:color w:val="000000"/>
+          <w:kern w:val="0"/>
+          <w:sz w:val="20"/>
+          <w:szCs w:val="20"/>
+          <w14:ligatures w14:val="none"/>
+        </w:rPr>
+      </w:pPr>
+      <w:r>
+        <w:rPr>
+          <w:rFonts w:ascii="Consolas" w:eastAsia="Times New Roman" w:hAnsi="Consolas" w:cs="Times New Roman"/>
+          <w:color w:val="000000"/>
+          <w:kern w:val="0"/>
+          <w:sz w:val="20"/>
+          <w:szCs w:val="20"/>
+          <w14:ligatures w14:val="none"/>
+        </w:rPr>
+        <w:t xml:space="preserve">        - </w:t>
+      </w:r>
+      <w:r>
+        <w:rPr>
+          <w:rFonts w:ascii="Consolas" w:eastAsia="Times New Roman" w:hAnsi="Consolas" w:cs="Times New Roman"/>
+          <w:color w:val="800000"/>
+          <w:kern w:val="0"/>
+          <w:sz w:val="20"/>
+          <w:szCs w:val="20"/>
+          <w14:ligatures w14:val="none"/>
+        </w:rPr>
+        <w:t>name</w:t>
+      </w:r>
+      <w:r>
+        <w:rPr>
+          <w:rFonts w:ascii="Consolas" w:eastAsia="Times New Roman" w:hAnsi="Consolas" w:cs="Times New Roman"/>
+          <w:color w:val="000000"/>
+          <w:kern w:val="0"/>
+          <w:sz w:val="20"/>
+          <w:szCs w:val="20"/>
+          <w14:ligatures w14:val="none"/>
+        </w:rPr>
+        <w:t xml:space="preserve">: </w:t>
+      </w:r>
+      <w:r>
+        <w:rPr>
+          <w:rFonts w:ascii="Consolas" w:eastAsia="Times New Roman" w:hAnsi="Consolas" w:cs="Times New Roman"/>
+          <w:color w:val="0000FF"/>
+          <w:kern w:val="0"/>
+          <w:sz w:val="20"/>
+          <w:szCs w:val="20"/>
+          <w14:ligatures w14:val="none"/>
+        </w:rPr>
+        <w:t>models</w:t>
+      </w:r>
+    </w:p>
+    <w:p>
+      <w:pPr>
+        <w:pBdr>
+          <w:top w:val="single" w:sz="4" w:space="1" w:color="auto"/>
+          <w:left w:val="single" w:sz="4" w:space="4" w:color="auto"/>
+          <w:bottom w:val="single" w:sz="4" w:space="1" w:color="auto"/>
+          <w:right w:val="single" w:sz="4" w:space="4" w:color="auto"/>
+        </w:pBdr>
+        <w:shd w:val="clear" w:color="auto" w:fill="F2F2F2" w:themeFill="background1" w:themeFillShade="F2"/>
+        <w:spacing w:after="0" w:line="240" w:lineRule="auto"/>
+        <w:rPr>
+          <w:rFonts w:ascii="Consolas" w:eastAsia="Times New Roman" w:hAnsi="Consolas" w:cs="Times New Roman"/>
+          <w:color w:val="000000"/>
+          <w:kern w:val="0"/>
+          <w:sz w:val="20"/>
+          <w:szCs w:val="20"/>
+          <w14:ligatures w14:val="none"/>
+        </w:rPr>
+      </w:pPr>
+      <w:r>
+        <w:rPr>
+          <w:rFonts w:ascii="Consolas" w:eastAsia="Times New Roman" w:hAnsi="Consolas" w:cs="Times New Roman"/>
+          <w:color w:val="000000"/>
+          <w:kern w:val="0"/>
+          <w:sz w:val="20"/>
+          <w:szCs w:val="20"/>
+          <w14:ligatures w14:val="none"/>
+        </w:rPr>
+        <w:t xml:space="preserve">          </w:t>
+      </w:r>
+      <w:proofErr w:type="gramStart"/>
+      <w:r>
+        <w:rPr>
+          <w:rFonts w:ascii="Consolas" w:eastAsia="Times New Roman" w:hAnsi="Consolas" w:cs="Times New Roman"/>
+          <w:color w:val="800000"/>
+          <w:kern w:val="0"/>
+          <w:sz w:val="20"/>
+          <w:szCs w:val="20"/>
+          <w14:ligatures w14:val="none"/>
+        </w:rPr>
+        <w:t>in</w:t>
+      </w:r>
+      <w:r>
+        <w:rPr>
+          <w:rFonts w:ascii="Consolas" w:eastAsia="Times New Roman" w:hAnsi="Consolas" w:cs="Times New Roman"/>
+          <w:color w:val="000000"/>
+          <w:kern w:val="0"/>
+          <w:sz w:val="20"/>
+          <w:szCs w:val="20"/>
+          <w14:ligatures w14:val="none"/>
+        </w:rPr>
+        <w:t>:</w:t>
+      </w:r>
+      <w:proofErr w:type="gramEnd"/>
+      <w:r>
+        <w:rPr>
+          <w:rFonts w:ascii="Consolas" w:eastAsia="Times New Roman" w:hAnsi="Consolas" w:cs="Times New Roman"/>
+          <w:color w:val="000000"/>
+          <w:kern w:val="0"/>
+          <w:sz w:val="20"/>
+          <w:szCs w:val="20"/>
+          <w14:ligatures w14:val="none"/>
+        </w:rPr>
+        <w:t xml:space="preserve"> </w:t>
+      </w:r>
+      <w:r>
+        <w:rPr>
+          <w:rFonts w:ascii="Consolas" w:eastAsia="Times New Roman" w:hAnsi="Consolas" w:cs="Times New Roman"/>
+          <w:color w:val="0000FF"/>
+          <w:kern w:val="0"/>
+          <w:sz w:val="20"/>
+          <w:szCs w:val="20"/>
+          <w14:ligatures w14:val="none"/>
+        </w:rPr>
+        <w:t>query</w:t>
+      </w:r>
+    </w:p>
+    <w:p>
+      <w:pPr>
+        <w:pBdr>
+          <w:top w:val="single" w:sz="4" w:space="1" w:color="auto"/>
+          <w:left w:val="single" w:sz="4" w:space="4" w:color="auto"/>
+          <w:bottom w:val="single" w:sz="4" w:space="1" w:color="auto"/>
+          <w:right w:val="single" w:sz="4" w:space="4" w:color="auto"/>
+        </w:pBdr>
+        <w:shd w:val="clear" w:color="auto" w:fill="F2F2F2" w:themeFill="background1" w:themeFillShade="F2"/>
+        <w:spacing w:after="0" w:line="240" w:lineRule="auto"/>
+        <w:rPr>
+          <w:rFonts w:ascii="Consolas" w:eastAsia="Times New Roman" w:hAnsi="Consolas" w:cs="Times New Roman"/>
+          <w:color w:val="0000FF"/>
+          <w:kern w:val="0"/>
+          <w:sz w:val="20"/>
+          <w:szCs w:val="20"/>
+          <w14:ligatures w14:val="none"/>
+        </w:rPr>
+      </w:pPr>
+      <w:r>
+        <w:rPr>
+          <w:rFonts w:ascii="Consolas" w:eastAsia="Times New Roman" w:hAnsi="Consolas" w:cs="Times New Roman"/>
+          <w:color w:val="000000"/>
+          <w:kern w:val="0"/>
+          <w:sz w:val="20"/>
+          <w:szCs w:val="20"/>
+          <w14:ligatures w14:val="none"/>
+        </w:rPr>
+        <w:t xml:space="preserve">          </w:t>
+      </w:r>
+      <w:proofErr w:type="gramStart"/>
+      <w:r>
+        <w:rPr>
+          <w:rFonts w:ascii="Consolas" w:eastAsia="Times New Roman" w:hAnsi="Consolas" w:cs="Times New Roman"/>
+          <w:color w:val="800000"/>
+          <w:kern w:val="0"/>
+          <w:sz w:val="20"/>
+          <w:szCs w:val="20"/>
+          <w14:ligatures w14:val="none"/>
+        </w:rPr>
+        <w:t>description</w:t>
+      </w:r>
+      <w:proofErr w:type="gramEnd"/>
+      <w:r>
+        <w:rPr>
+          <w:rFonts w:ascii="Consolas" w:eastAsia="Times New Roman" w:hAnsi="Consolas" w:cs="Times New Roman"/>
+          <w:color w:val="000000"/>
+          <w:kern w:val="0"/>
+          <w:sz w:val="20"/>
+          <w:szCs w:val="20"/>
+          <w14:ligatures w14:val="none"/>
+        </w:rPr>
+        <w:t xml:space="preserve">: </w:t>
+      </w:r>
+      <w:r>
+        <w:rPr>
+          <w:rFonts w:ascii="Consolas" w:eastAsia="Times New Roman" w:hAnsi="Consolas" w:cs="Times New Roman"/>
+          <w:color w:val="0000FF"/>
+          <w:kern w:val="0"/>
+          <w:sz w:val="20"/>
+          <w:szCs w:val="20"/>
+          <w14:ligatures w14:val="none"/>
+        </w:rPr>
+        <w:t xml:space="preserve">Comma-separated list of model names to filter by </w:t>
+      </w:r>
+      <w:r>
+        <w:rPr>
+          <w:rFonts w:ascii="Consolas" w:eastAsia="Times New Roman" w:hAnsi="Consolas" w:cs="Times New Roman"/>
+          <w:color w:val="0000FF"/>
+          <w:kern w:val="0"/>
+          <w:sz w:val="20"/>
+          <w:szCs w:val="20"/>
+          <w14:ligatures w14:val="none"/>
+        </w:rPr>
+        <w:tab/>
+      </w:r>
+      <w:r>
+        <w:rPr>
+          <w:rFonts w:ascii="Consolas" w:eastAsia="Times New Roman" w:hAnsi="Consolas" w:cs="Times New Roman"/>
+          <w:color w:val="0000FF"/>
+          <w:kern w:val="0"/>
+          <w:sz w:val="20"/>
+          <w:szCs w:val="20"/>
+          <w14:ligatures w14:val="none"/>
+        </w:rPr>
+        <w:tab/>
+      </w:r>
+      <w:r>
+        <w:rPr>
+          <w:rFonts w:ascii="Consolas" w:eastAsia="Times New Roman" w:hAnsi="Consolas" w:cs="Times New Roman"/>
+          <w:color w:val="0000FF"/>
+          <w:kern w:val="0"/>
+          <w:sz w:val="20"/>
+          <w:szCs w:val="20"/>
+          <w14:ligatures w14:val="none"/>
+        </w:rPr>
+        <w:tab/>
+      </w:r>
+      <w:r>
+        <w:rPr>
+          <w:rFonts w:ascii="Consolas" w:eastAsia="Times New Roman" w:hAnsi="Consolas" w:cs="Times New Roman"/>
+          <w:color w:val="0000FF"/>
+          <w:kern w:val="0"/>
+          <w:sz w:val="20"/>
+          <w:szCs w:val="20"/>
+          <w14:ligatures w14:val="none"/>
+        </w:rPr>
+        <w:tab/>
+      </w:r>
+      <w:r>
+        <w:rPr>
+          <w:rFonts w:ascii="Consolas" w:eastAsia="Times New Roman" w:hAnsi="Consolas" w:cs="Times New Roman"/>
+          <w:color w:val="0000FF"/>
+          <w:kern w:val="0"/>
+          <w:sz w:val="20"/>
+          <w:szCs w:val="20"/>
+          <w14:ligatures w14:val="none"/>
+        </w:rPr>
+        <w:tab/>
+      </w:r>
+      <w:r>
+        <w:rPr>
+          <w:rFonts w:ascii="Consolas" w:eastAsia="Times New Roman" w:hAnsi="Consolas" w:cs="Times New Roman"/>
+          <w:color w:val="0000FF"/>
+          <w:kern w:val="0"/>
+          <w:sz w:val="20"/>
+          <w:szCs w:val="20"/>
+          <w14:ligatures w14:val="none"/>
+        </w:rPr>
+        <w:tab/>
+      </w:r>
+      <w:r>
+        <w:rPr>
+          <w:rFonts w:ascii="Consolas" w:eastAsia="Times New Roman" w:hAnsi="Consolas" w:cs="Times New Roman"/>
+          <w:color w:val="0000FF"/>
+          <w:kern w:val="0"/>
+          <w:sz w:val="20"/>
+          <w:szCs w:val="20"/>
+          <w14:ligatures w14:val="none"/>
+        </w:rPr>
+        <w:tab/>
+      </w:r>
+      <w:r>
+        <w:rPr>
+          <w:rFonts w:ascii="Consolas" w:eastAsia="Times New Roman" w:hAnsi="Consolas" w:cs="Times New Roman"/>
+          <w:color w:val="0000FF"/>
+          <w:kern w:val="0"/>
+          <w:sz w:val="20"/>
+          <w:szCs w:val="20"/>
+          <w14:ligatures w14:val="none"/>
+        </w:rPr>
+        <w:t>(optional - includes all models if omitted)</w:t>
+      </w:r>
+    </w:p>
+    <w:p>
+      <w:pPr>
+        <w:pBdr>
+          <w:top w:val="single" w:sz="4" w:space="1" w:color="auto"/>
+          <w:left w:val="single" w:sz="4" w:space="4" w:color="auto"/>
+          <w:bottom w:val="single" w:sz="4" w:space="1" w:color="auto"/>
+          <w:right w:val="single" w:sz="4" w:space="4" w:color="auto"/>
+        </w:pBdr>
+        <w:shd w:val="clear" w:color="auto" w:fill="F2F2F2" w:themeFill="background1" w:themeFillShade="F2"/>
+        <w:spacing w:after="0" w:line="240" w:lineRule="auto"/>
+        <w:rPr>
+          <w:rFonts w:ascii="Consolas" w:eastAsia="Times New Roman" w:hAnsi="Consolas" w:cs="Times New Roman"/>
+          <w:color w:val="000000"/>
+          <w:kern w:val="0"/>
+          <w:sz w:val="20"/>
+          <w:szCs w:val="20"/>
+          <w14:ligatures w14:val="none"/>
+        </w:rPr>
+      </w:pPr>
+      <w:r>
+        <w:rPr>
+          <w:rFonts w:ascii="Consolas" w:eastAsia="Times New Roman" w:hAnsi="Consolas" w:cs="Times New Roman"/>
+          <w:color w:val="000000"/>
+          <w:kern w:val="0"/>
+          <w:sz w:val="20"/>
+          <w:szCs w:val="20"/>
+          <w14:ligatures w14:val="none"/>
+        </w:rPr>
+        <w:t xml:space="preserve">          </w:t>
+      </w:r>
+      <w:r>
+        <w:rPr>
+          <w:rFonts w:ascii="Consolas" w:eastAsia="Times New Roman" w:hAnsi="Consolas" w:cs="Times New Roman"/>
+          <w:color w:val="800000"/>
+          <w:kern w:val="0"/>
+          <w:sz w:val="20"/>
+          <w:szCs w:val="20"/>
+          <w14:ligatures w14:val="none"/>
+        </w:rPr>
+        <w:t>schema</w:t>
+      </w:r>
+      <w:r>
+        <w:rPr>
+          <w:rFonts w:ascii="Consolas" w:eastAsia="Times New Roman" w:hAnsi="Consolas" w:cs="Times New Roman"/>
+          <w:color w:val="000000"/>
+          <w:kern w:val="0"/>
+          <w:sz w:val="20"/>
+          <w:szCs w:val="20"/>
+          <w14:ligatures w14:val="none"/>
+        </w:rPr>
+        <w:t>:</w:t>
+      </w:r>
+    </w:p>
+    <w:p>
+      <w:pPr>
+        <w:pBdr>
+          <w:top w:val="single" w:sz="4" w:space="1" w:color="auto"/>
+          <w:left w:val="single" w:sz="4" w:space="4" w:color="auto"/>
+          <w:bottom w:val="single" w:sz="4" w:space="1" w:color="auto"/>
+          <w:right w:val="single" w:sz="4" w:space="4" w:color="auto"/>
+        </w:pBdr>
+        <w:shd w:val="clear" w:color="auto" w:fill="F2F2F2" w:themeFill="background1" w:themeFillShade="F2"/>
+        <w:spacing w:after="0" w:line="240" w:lineRule="auto"/>
+        <w:rPr>
+          <w:rFonts w:ascii="Consolas" w:eastAsia="Times New Roman" w:hAnsi="Consolas" w:cs="Times New Roman"/>
+          <w:color w:val="000000"/>
+          <w:kern w:val="0"/>
+          <w:sz w:val="20"/>
+          <w:szCs w:val="20"/>
+          <w14:ligatures w14:val="none"/>
+        </w:rPr>
+      </w:pPr>
+      <w:r>
+        <w:rPr>
+          <w:rFonts w:ascii="Consolas" w:eastAsia="Times New Roman" w:hAnsi="Consolas" w:cs="Times New Roman"/>
+          <w:color w:val="000000"/>
+          <w:kern w:val="0"/>
+          <w:sz w:val="20"/>
+          <w:szCs w:val="20"/>
+          <w14:ligatures w14:val="none"/>
+        </w:rPr>
+        <w:t xml:space="preserve">            </w:t>
+      </w:r>
+      <w:r>
+        <w:rPr>
+          <w:rFonts w:ascii="Consolas" w:eastAsia="Times New Roman" w:hAnsi="Consolas" w:cs="Times New Roman"/>
+          <w:color w:val="800000"/>
+          <w:kern w:val="0"/>
+          <w:sz w:val="20"/>
+          <w:szCs w:val="20"/>
+          <w14:ligatures w14:val="none"/>
+        </w:rPr>
+        <w:t>type</w:t>
+      </w:r>
+      <w:r>
+        <w:rPr>
+          <w:rFonts w:ascii="Consolas" w:eastAsia="Times New Roman" w:hAnsi="Consolas" w:cs="Times New Roman"/>
+          <w:color w:val="000000"/>
+          <w:kern w:val="0"/>
+          <w:sz w:val="20"/>
+          <w:szCs w:val="20"/>
+          <w14:ligatures w14:val="none"/>
+        </w:rPr>
+        <w:t xml:space="preserve">: </w:t>
+      </w:r>
+      <w:r>
+        <w:rPr>
+          <w:rFonts w:ascii="Consolas" w:eastAsia="Times New Roman" w:hAnsi="Consolas" w:cs="Times New Roman"/>
+          <w:color w:val="0000FF"/>
+          <w:kern w:val="0"/>
+          <w:sz w:val="20"/>
+          <w:szCs w:val="20"/>
+          <w14:ligatures w14:val="none"/>
+        </w:rPr>
+        <w:t>string</w:t>
+      </w:r>
+    </w:p>
+    <w:p>
+      <w:pPr>
+        <w:pBdr>
+          <w:top w:val="single" w:sz="4" w:space="1" w:color="auto"/>
+          <w:left w:val="single" w:sz="4" w:space="4" w:color="auto"/>
+          <w:bottom w:val="single" w:sz="4" w:space="1" w:color="auto"/>
+          <w:right w:val="single" w:sz="4" w:space="4" w:color="auto"/>
+        </w:pBdr>
+        <w:shd w:val="clear" w:color="auto" w:fill="F2F2F2" w:themeFill="background1" w:themeFillShade="F2"/>
+        <w:spacing w:after="0" w:line="240" w:lineRule="auto"/>
+        <w:rPr>
+          <w:rFonts w:ascii="Consolas" w:eastAsia="Times New Roman" w:hAnsi="Consolas" w:cs="Times New Roman"/>
+          <w:color w:val="000000"/>
+          <w:kern w:val="0"/>
+          <w:sz w:val="20"/>
+          <w:szCs w:val="20"/>
+          <w14:ligatures w14:val="none"/>
+        </w:rPr>
+      </w:pPr>
+      <w:r>
+        <w:rPr>
+          <w:rFonts w:ascii="Consolas" w:eastAsia="Times New Roman" w:hAnsi="Consolas" w:cs="Times New Roman"/>
+          <w:color w:val="000000"/>
+          <w:kern w:val="0"/>
+          <w:sz w:val="20"/>
+          <w:szCs w:val="20"/>
+          <w14:ligatures w14:val="none"/>
+        </w:rPr>
+        <w:t xml:space="preserve">            </w:t>
+      </w:r>
+      <w:r>
+        <w:rPr>
+          <w:rFonts w:ascii="Consolas" w:eastAsia="Times New Roman" w:hAnsi="Consolas" w:cs="Times New Roman"/>
+          <w:color w:val="800000"/>
+          <w:kern w:val="0"/>
+          <w:sz w:val="20"/>
+          <w:szCs w:val="20"/>
+          <w14:ligatures w14:val="none"/>
+        </w:rPr>
+        <w:t>example</w:t>
+      </w:r>
+      <w:r>
+        <w:rPr>
+          <w:rFonts w:ascii="Consolas" w:eastAsia="Times New Roman" w:hAnsi="Consolas" w:cs="Times New Roman"/>
+          <w:color w:val="000000"/>
+          <w:kern w:val="0"/>
+          <w:sz w:val="20"/>
+          <w:szCs w:val="20"/>
+          <w14:ligatures w14:val="none"/>
+        </w:rPr>
+        <w:t xml:space="preserve">: </w:t>
+      </w:r>
+      <w:r>
+        <w:rPr>
+          <w:rFonts w:ascii="Consolas" w:eastAsia="Times New Roman" w:hAnsi="Consolas" w:cs="Times New Roman"/>
+          <w:color w:val="0000FF"/>
+          <w:kern w:val="0"/>
+          <w:sz w:val="20"/>
+          <w:szCs w:val="20"/>
+          <w14:ligatures w14:val="none"/>
+        </w:rPr>
+        <w:t>HelloWallIFCjsonC-2x3</w:t>
+      </w:r>
+    </w:p>
+    <w:p>
+      <w:pPr>
+        <w:pBdr>
+          <w:top w:val="single" w:sz="4" w:space="1" w:color="auto"/>
+          <w:left w:val="single" w:sz="4" w:space="4" w:color="auto"/>
+          <w:bottom w:val="single" w:sz="4" w:space="1" w:color="auto"/>
+          <w:right w:val="single" w:sz="4" w:space="4" w:color="auto"/>
+        </w:pBdr>
+        <w:shd w:val="clear" w:color="auto" w:fill="F2F2F2" w:themeFill="background1" w:themeFillShade="F2"/>
+        <w:spacing w:after="0" w:line="240" w:lineRule="auto"/>
+        <w:rPr>
+          <w:rFonts w:ascii="Consolas" w:eastAsia="Times New Roman" w:hAnsi="Consolas" w:cs="Times New Roman"/>
+          <w:color w:val="000000"/>
+          <w:kern w:val="0"/>
+          <w:sz w:val="20"/>
+          <w:szCs w:val="20"/>
+          <w14:ligatures w14:val="none"/>
+        </w:rPr>
+      </w:pPr>
+      <w:r>
+        <w:rPr>
+          <w:rFonts w:ascii="Consolas" w:eastAsia="Times New Roman" w:hAnsi="Consolas" w:cs="Times New Roman"/>
+          <w:color w:val="000000"/>
+          <w:kern w:val="0"/>
+          <w:sz w:val="20"/>
+          <w:szCs w:val="20"/>
+          <w14:ligatures w14:val="none"/>
+        </w:rPr>
+        <w:t xml:space="preserve">        - </w:t>
+      </w:r>
+      <w:r>
+        <w:rPr>
+          <w:rFonts w:ascii="Consolas" w:eastAsia="Times New Roman" w:hAnsi="Consolas" w:cs="Times New Roman"/>
+          <w:color w:val="800000"/>
+          <w:kern w:val="0"/>
+          <w:sz w:val="20"/>
+          <w:szCs w:val="20"/>
+          <w14:ligatures w14:val="none"/>
+        </w:rPr>
+        <w:t>name</w:t>
+      </w:r>
+      <w:r>
+        <w:rPr>
+          <w:rFonts w:ascii="Consolas" w:eastAsia="Times New Roman" w:hAnsi="Consolas" w:cs="Times New Roman"/>
+          <w:color w:val="000000"/>
+          <w:kern w:val="0"/>
+          <w:sz w:val="20"/>
+          <w:szCs w:val="20"/>
+          <w14:ligatures w14:val="none"/>
+        </w:rPr>
+        <w:t xml:space="preserve">: </w:t>
+      </w:r>
+      <w:proofErr w:type="spellStart"/>
+      <w:r>
+        <w:rPr>
+          <w:rFonts w:ascii="Consolas" w:eastAsia="Times New Roman" w:hAnsi="Consolas" w:cs="Times New Roman"/>
+          <w:color w:val="0000FF"/>
+          <w:kern w:val="0"/>
+          <w:sz w:val="20"/>
+          <w:szCs w:val="20"/>
+          <w14:ligatures w14:val="none"/>
+        </w:rPr>
+        <w:t>entityTypes</w:t>
+      </w:r>
+      <w:proofErr w:type="spellEnd"/>
+    </w:p>
+    <w:p>
+      <w:pPr>
+        <w:pBdr>
+          <w:top w:val="single" w:sz="4" w:space="1" w:color="auto"/>
+          <w:left w:val="single" w:sz="4" w:space="4" w:color="auto"/>
+          <w:bottom w:val="single" w:sz="4" w:space="1" w:color="auto"/>
+          <w:right w:val="single" w:sz="4" w:space="4" w:color="auto"/>
+        </w:pBdr>
+        <w:shd w:val="clear" w:color="auto" w:fill="F2F2F2" w:themeFill="background1" w:themeFillShade="F2"/>
+        <w:spacing w:after="0" w:line="240" w:lineRule="auto"/>
+        <w:rPr>
+          <w:rFonts w:ascii="Consolas" w:eastAsia="Times New Roman" w:hAnsi="Consolas" w:cs="Times New Roman"/>
+          <w:color w:val="000000"/>
+          <w:kern w:val="0"/>
+          <w:sz w:val="20"/>
+          <w:szCs w:val="20"/>
+          <w14:ligatures w14:val="none"/>
+        </w:rPr>
+      </w:pPr>
+      <w:r>
+        <w:rPr>
+          <w:rFonts w:ascii="Consolas" w:eastAsia="Times New Roman" w:hAnsi="Consolas" w:cs="Times New Roman"/>
+          <w:color w:val="000000"/>
+          <w:kern w:val="0"/>
+          <w:sz w:val="20"/>
+          <w:szCs w:val="20"/>
+          <w14:ligatures w14:val="none"/>
+        </w:rPr>
+        <w:t xml:space="preserve">          </w:t>
+      </w:r>
+      <w:proofErr w:type="gramStart"/>
+      <w:r>
+        <w:rPr>
+          <w:rFonts w:ascii="Consolas" w:eastAsia="Times New Roman" w:hAnsi="Consolas" w:cs="Times New Roman"/>
+          <w:color w:val="800000"/>
+          <w:kern w:val="0"/>
+          <w:sz w:val="20"/>
+          <w:szCs w:val="20"/>
+          <w14:ligatures w14:val="none"/>
+        </w:rPr>
+        <w:t>in</w:t>
+      </w:r>
+      <w:r>
+        <w:rPr>
+          <w:rFonts w:ascii="Consolas" w:eastAsia="Times New Roman" w:hAnsi="Consolas" w:cs="Times New Roman"/>
+          <w:color w:val="000000"/>
+          <w:kern w:val="0"/>
+          <w:sz w:val="20"/>
+          <w:szCs w:val="20"/>
+          <w14:ligatures w14:val="none"/>
+        </w:rPr>
+        <w:t>:</w:t>
+      </w:r>
+      <w:proofErr w:type="gramEnd"/>
+      <w:r>
+        <w:rPr>
+          <w:rFonts w:ascii="Consolas" w:eastAsia="Times New Roman" w:hAnsi="Consolas" w:cs="Times New Roman"/>
+          <w:color w:val="000000"/>
+          <w:kern w:val="0"/>
+          <w:sz w:val="20"/>
+          <w:szCs w:val="20"/>
+          <w14:ligatures w14:val="none"/>
+        </w:rPr>
+        <w:t xml:space="preserve"> </w:t>
+      </w:r>
+      <w:r>
+        <w:rPr>
+          <w:rFonts w:ascii="Consolas" w:eastAsia="Times New Roman" w:hAnsi="Consolas" w:cs="Times New Roman"/>
+          <w:color w:val="0000FF"/>
+          <w:kern w:val="0"/>
+          <w:sz w:val="20"/>
+          <w:szCs w:val="20"/>
+          <w14:ligatures w14:val="none"/>
+        </w:rPr>
+        <w:t>query</w:t>
+      </w:r>
+    </w:p>
+    <w:p>
+      <w:pPr>
+        <w:pBdr>
+          <w:top w:val="single" w:sz="4" w:space="1" w:color="auto"/>
+          <w:left w:val="single" w:sz="4" w:space="4" w:color="auto"/>
+          <w:bottom w:val="single" w:sz="4" w:space="1" w:color="auto"/>
+          <w:right w:val="single" w:sz="4" w:space="4" w:color="auto"/>
+        </w:pBdr>
+        <w:shd w:val="clear" w:color="auto" w:fill="F2F2F2" w:themeFill="background1" w:themeFillShade="F2"/>
+        <w:spacing w:after="0" w:line="240" w:lineRule="auto"/>
+        <w:rPr>
+          <w:rFonts w:ascii="Consolas" w:eastAsia="Times New Roman" w:hAnsi="Consolas" w:cs="Times New Roman"/>
+          <w:color w:val="000000"/>
+          <w:kern w:val="0"/>
+          <w:sz w:val="20"/>
+          <w:szCs w:val="20"/>
+          <w14:ligatures w14:val="none"/>
+        </w:rPr>
+      </w:pPr>
+      <w:r>
+        <w:rPr>
+          <w:rFonts w:ascii="Consolas" w:eastAsia="Times New Roman" w:hAnsi="Consolas" w:cs="Times New Roman"/>
+          <w:color w:val="000000"/>
+          <w:kern w:val="0"/>
+          <w:sz w:val="20"/>
+          <w:szCs w:val="20"/>
+          <w14:ligatures w14:val="none"/>
+        </w:rPr>
+        <w:t xml:space="preserve">          </w:t>
+      </w:r>
+      <w:proofErr w:type="gramStart"/>
+      <w:r>
+        <w:rPr>
+          <w:rFonts w:ascii="Consolas" w:eastAsia="Times New Roman" w:hAnsi="Consolas" w:cs="Times New Roman"/>
+          <w:color w:val="800000"/>
+          <w:kern w:val="0"/>
+          <w:sz w:val="20"/>
+          <w:szCs w:val="20"/>
+          <w14:ligatures w14:val="none"/>
+        </w:rPr>
+        <w:t>description</w:t>
+      </w:r>
+      <w:proofErr w:type="gramEnd"/>
+      <w:r>
+        <w:rPr>
+          <w:rFonts w:ascii="Consolas" w:eastAsia="Times New Roman" w:hAnsi="Consolas" w:cs="Times New Roman"/>
+          <w:color w:val="000000"/>
+          <w:kern w:val="0"/>
+          <w:sz w:val="20"/>
+          <w:szCs w:val="20"/>
+          <w14:ligatures w14:val="none"/>
+        </w:rPr>
+        <w:t xml:space="preserve">: </w:t>
+      </w:r>
+      <w:r>
+        <w:rPr>
+          <w:rFonts w:ascii="Consolas" w:eastAsia="Times New Roman" w:hAnsi="Consolas" w:cs="Times New Roman"/>
+          <w:color w:val="0000FF"/>
+          <w:kern w:val="0"/>
+          <w:sz w:val="20"/>
+          <w:szCs w:val="20"/>
+          <w14:ligatures w14:val="none"/>
+        </w:rPr>
+        <w:t>Comma-separated list of entity types to filter by</w:t>
+      </w:r>
+    </w:p>
+    <w:p>
+      <w:pPr>
+        <w:pBdr>
+          <w:top w:val="single" w:sz="4" w:space="1" w:color="auto"/>
+          <w:left w:val="single" w:sz="4" w:space="4" w:color="auto"/>
+          <w:bottom w:val="single" w:sz="4" w:space="1" w:color="auto"/>
+          <w:right w:val="single" w:sz="4" w:space="4" w:color="auto"/>
+        </w:pBdr>
+        <w:shd w:val="clear" w:color="auto" w:fill="F2F2F2" w:themeFill="background1" w:themeFillShade="F2"/>
+        <w:spacing w:after="0" w:line="240" w:lineRule="auto"/>
+        <w:rPr>
+          <w:rFonts w:ascii="Consolas" w:eastAsia="Times New Roman" w:hAnsi="Consolas" w:cs="Times New Roman"/>
+          <w:color w:val="000000"/>
+          <w:kern w:val="0"/>
+          <w:sz w:val="20"/>
+          <w:szCs w:val="20"/>
+          <w14:ligatures w14:val="none"/>
+        </w:rPr>
+      </w:pPr>
+      <w:r>
+        <w:rPr>
+          <w:rFonts w:ascii="Consolas" w:eastAsia="Times New Roman" w:hAnsi="Consolas" w:cs="Times New Roman"/>
+          <w:color w:val="000000"/>
+          <w:kern w:val="0"/>
+          <w:sz w:val="20"/>
+          <w:szCs w:val="20"/>
+          <w14:ligatures w14:val="none"/>
+        </w:rPr>
+        <w:t xml:space="preserve">          </w:t>
+      </w:r>
+      <w:r>
+        <w:rPr>
+          <w:rFonts w:ascii="Consolas" w:eastAsia="Times New Roman" w:hAnsi="Consolas" w:cs="Times New Roman"/>
+          <w:color w:val="800000"/>
+          <w:kern w:val="0"/>
+          <w:sz w:val="20"/>
+          <w:szCs w:val="20"/>
+          <w14:ligatures w14:val="none"/>
+        </w:rPr>
+        <w:t>schema</w:t>
+      </w:r>
+      <w:r>
+        <w:rPr>
+          <w:rFonts w:ascii="Consolas" w:eastAsia="Times New Roman" w:hAnsi="Consolas" w:cs="Times New Roman"/>
+          <w:color w:val="000000"/>
+          <w:kern w:val="0"/>
+          <w:sz w:val="20"/>
+          <w:szCs w:val="20"/>
+          <w14:ligatures w14:val="none"/>
+        </w:rPr>
+        <w:t>:</w:t>
+      </w:r>
+    </w:p>
+    <w:p>
+      <w:pPr>
+        <w:pBdr>
+          <w:top w:val="single" w:sz="4" w:space="1" w:color="auto"/>
+          <w:left w:val="single" w:sz="4" w:space="4" w:color="auto"/>
+          <w:bottom w:val="single" w:sz="4" w:space="1" w:color="auto"/>
+          <w:right w:val="single" w:sz="4" w:space="4" w:color="auto"/>
+        </w:pBdr>
+        <w:shd w:val="clear" w:color="auto" w:fill="F2F2F2" w:themeFill="background1" w:themeFillShade="F2"/>
+        <w:spacing w:after="0" w:line="240" w:lineRule="auto"/>
+        <w:rPr>
+          <w:rFonts w:ascii="Consolas" w:eastAsia="Times New Roman" w:hAnsi="Consolas" w:cs="Times New Roman"/>
+          <w:color w:val="000000"/>
+          <w:kern w:val="0"/>
+          <w:sz w:val="20"/>
+          <w:szCs w:val="20"/>
+          <w14:ligatures w14:val="none"/>
+        </w:rPr>
+      </w:pPr>
+      <w:r>
+        <w:rPr>
+          <w:rFonts w:ascii="Consolas" w:eastAsia="Times New Roman" w:hAnsi="Consolas" w:cs="Times New Roman"/>
+          <w:color w:val="000000"/>
+          <w:kern w:val="0"/>
+          <w:sz w:val="20"/>
+          <w:szCs w:val="20"/>
+          <w14:ligatures w14:val="none"/>
+        </w:rPr>
+        <w:t xml:space="preserve">            </w:t>
+      </w:r>
+      <w:r>
+        <w:rPr>
+          <w:rFonts w:ascii="Consolas" w:eastAsia="Times New Roman" w:hAnsi="Consolas" w:cs="Times New Roman"/>
+          <w:color w:val="800000"/>
+          <w:kern w:val="0"/>
+          <w:sz w:val="20"/>
+          <w:szCs w:val="20"/>
+          <w14:ligatures w14:val="none"/>
+        </w:rPr>
+        <w:t>type</w:t>
+      </w:r>
+      <w:r>
+        <w:rPr>
+          <w:rFonts w:ascii="Consolas" w:eastAsia="Times New Roman" w:hAnsi="Consolas" w:cs="Times New Roman"/>
+          <w:color w:val="000000"/>
+          <w:kern w:val="0"/>
+          <w:sz w:val="20"/>
+          <w:szCs w:val="20"/>
+          <w14:ligatures w14:val="none"/>
+        </w:rPr>
+        <w:t xml:space="preserve">: </w:t>
+      </w:r>
+      <w:r>
+        <w:rPr>
+          <w:rFonts w:ascii="Consolas" w:eastAsia="Times New Roman" w:hAnsi="Consolas" w:cs="Times New Roman"/>
+          <w:color w:val="0000FF"/>
+          <w:kern w:val="0"/>
+          <w:sz w:val="20"/>
+          <w:szCs w:val="20"/>
+          <w14:ligatures w14:val="none"/>
+        </w:rPr>
+        <w:t>string</w:t>
+      </w:r>
+    </w:p>
+    <w:p>
+      <w:pPr>
+        <w:pBdr>
+          <w:top w:val="single" w:sz="4" w:space="1" w:color="auto"/>
+          <w:left w:val="single" w:sz="4" w:space="4" w:color="auto"/>
+          <w:bottom w:val="single" w:sz="4" w:space="1" w:color="auto"/>
+          <w:right w:val="single" w:sz="4" w:space="4" w:color="auto"/>
+        </w:pBdr>
+        <w:shd w:val="clear" w:color="auto" w:fill="F2F2F2" w:themeFill="background1" w:themeFillShade="F2"/>
+        <w:spacing w:after="0" w:line="240" w:lineRule="auto"/>
+        <w:rPr>
+          <w:rFonts w:ascii="Consolas" w:eastAsia="Times New Roman" w:hAnsi="Consolas" w:cs="Times New Roman"/>
+          <w:color w:val="000000"/>
+          <w:kern w:val="0"/>
+          <w:sz w:val="20"/>
+          <w:szCs w:val="20"/>
+          <w14:ligatures w14:val="none"/>
+        </w:rPr>
+      </w:pPr>
+      <w:r>
+        <w:rPr>
+          <w:rFonts w:ascii="Consolas" w:eastAsia="Times New Roman" w:hAnsi="Consolas" w:cs="Times New Roman"/>
+          <w:color w:val="000000"/>
+          <w:kern w:val="0"/>
+          <w:sz w:val="20"/>
+          <w:szCs w:val="20"/>
+          <w14:ligatures w14:val="none"/>
+        </w:rPr>
+        <w:t xml:space="preserve">            </w:t>
+      </w:r>
+      <w:r>
+        <w:rPr>
+          <w:rFonts w:ascii="Consolas" w:eastAsia="Times New Roman" w:hAnsi="Consolas" w:cs="Times New Roman"/>
+          <w:color w:val="800000"/>
+          <w:kern w:val="0"/>
+          <w:sz w:val="20"/>
+          <w:szCs w:val="20"/>
+          <w14:ligatures w14:val="none"/>
+        </w:rPr>
+        <w:t>example</w:t>
+      </w:r>
+      <w:r>
+        <w:rPr>
+          <w:rFonts w:ascii="Consolas" w:eastAsia="Times New Roman" w:hAnsi="Consolas" w:cs="Times New Roman"/>
+          <w:color w:val="000000"/>
+          <w:kern w:val="0"/>
+          <w:sz w:val="20"/>
+          <w:szCs w:val="20"/>
+          <w14:ligatures w14:val="none"/>
+        </w:rPr>
+        <w:t xml:space="preserve">: </w:t>
+      </w:r>
+      <w:proofErr w:type="spellStart"/>
+      <w:proofErr w:type="gramStart"/>
+      <w:r>
+        <w:rPr>
+          <w:rFonts w:ascii="Consolas" w:eastAsia="Times New Roman" w:hAnsi="Consolas" w:cs="Times New Roman"/>
+          <w:color w:val="0000FF"/>
+          <w:kern w:val="0"/>
+          <w:sz w:val="20"/>
+          <w:szCs w:val="20"/>
+          <w14:ligatures w14:val="none"/>
+        </w:rPr>
+        <w:t>IfcWall,IfcPropertySet</w:t>
+      </w:r>
+      <w:proofErr w:type="spellEnd"/>
+      <w:proofErr w:type="gramEnd"/>
+    </w:p>
+    <w:p>
+      <w:pPr>
+        <w:pBdr>
+          <w:top w:val="single" w:sz="4" w:space="1" w:color="auto"/>
+          <w:left w:val="single" w:sz="4" w:space="4" w:color="auto"/>
+          <w:bottom w:val="single" w:sz="4" w:space="1" w:color="auto"/>
+          <w:right w:val="single" w:sz="4" w:space="4" w:color="auto"/>
+        </w:pBdr>
+        <w:shd w:val="clear" w:color="auto" w:fill="F2F2F2" w:themeFill="background1" w:themeFillShade="F2"/>
+        <w:spacing w:after="0" w:line="240" w:lineRule="auto"/>
+        <w:rPr>
+          <w:rFonts w:ascii="Consolas" w:eastAsia="Times New Roman" w:hAnsi="Consolas" w:cs="Times New Roman"/>
+          <w:color w:val="000000"/>
+          <w:kern w:val="0"/>
+          <w:sz w:val="20"/>
+          <w:szCs w:val="20"/>
+          <w14:ligatures w14:val="none"/>
+        </w:rPr>
+      </w:pPr>
+      <w:r>
+        <w:rPr>
+          <w:rFonts w:ascii="Consolas" w:eastAsia="Times New Roman" w:hAnsi="Consolas" w:cs="Times New Roman"/>
+          <w:color w:val="000000"/>
+          <w:kern w:val="0"/>
+          <w:sz w:val="20"/>
+          <w:szCs w:val="20"/>
+          <w14:ligatures w14:val="none"/>
+        </w:rPr>
+        <w:t xml:space="preserve">      </w:t>
+      </w:r>
+      <w:r>
+        <w:rPr>
+          <w:rFonts w:ascii="Consolas" w:eastAsia="Times New Roman" w:hAnsi="Consolas" w:cs="Times New Roman"/>
+          <w:color w:val="800000"/>
+          <w:kern w:val="0"/>
+          <w:sz w:val="20"/>
+          <w:szCs w:val="20"/>
+          <w14:ligatures w14:val="none"/>
+        </w:rPr>
+        <w:t>responses</w:t>
+      </w:r>
+      <w:r>
+        <w:rPr>
+          <w:rFonts w:ascii="Consolas" w:eastAsia="Times New Roman" w:hAnsi="Consolas" w:cs="Times New Roman"/>
+          <w:color w:val="000000"/>
+          <w:kern w:val="0"/>
+          <w:sz w:val="20"/>
+          <w:szCs w:val="20"/>
+          <w14:ligatures w14:val="none"/>
+        </w:rPr>
+        <w:t>:</w:t>
+      </w:r>
+    </w:p>
+    <w:p>
+      <w:pPr>
+        <w:pBdr>
+          <w:top w:val="single" w:sz="4" w:space="1" w:color="auto"/>
+          <w:left w:val="single" w:sz="4" w:space="4" w:color="auto"/>
+          <w:bottom w:val="single" w:sz="4" w:space="1" w:color="auto"/>
+          <w:right w:val="single" w:sz="4" w:space="4" w:color="auto"/>
+        </w:pBdr>
+        <w:shd w:val="clear" w:color="auto" w:fill="F2F2F2" w:themeFill="background1" w:themeFillShade="F2"/>
+        <w:spacing w:after="0" w:line="240" w:lineRule="auto"/>
+        <w:rPr>
+          <w:rFonts w:ascii="Consolas" w:eastAsia="Times New Roman" w:hAnsi="Consolas" w:cs="Times New Roman"/>
+          <w:color w:val="000000"/>
+          <w:kern w:val="0"/>
+          <w:sz w:val="20"/>
+          <w:szCs w:val="20"/>
+          <w14:ligatures w14:val="none"/>
+        </w:rPr>
+      </w:pPr>
+      <w:r>
+        <w:rPr>
+          <w:rFonts w:ascii="Consolas" w:eastAsia="Times New Roman" w:hAnsi="Consolas" w:cs="Times New Roman"/>
+          <w:color w:val="000000"/>
+          <w:kern w:val="0"/>
+          <w:sz w:val="20"/>
+          <w:szCs w:val="20"/>
+          <w14:ligatures w14:val="none"/>
+        </w:rPr>
+        <w:t xml:space="preserve">        </w:t>
+      </w:r>
+      <w:r>
+        <w:rPr>
+          <w:rFonts w:ascii="Consolas" w:eastAsia="Times New Roman" w:hAnsi="Consolas" w:cs="Times New Roman"/>
+          <w:color w:val="E21F1F"/>
+          <w:kern w:val="0"/>
+          <w:sz w:val="20"/>
+          <w:szCs w:val="20"/>
+          <w14:ligatures w14:val="none"/>
+        </w:rPr>
+        <w:t>'</w:t>
+      </w:r>
+      <w:r>
+        <w:rPr>
+          <w:rFonts w:ascii="Consolas" w:eastAsia="Times New Roman" w:hAnsi="Consolas" w:cs="Times New Roman"/>
+          <w:color w:val="800000"/>
+          <w:kern w:val="0"/>
+          <w:sz w:val="20"/>
+          <w:szCs w:val="20"/>
+          <w14:ligatures w14:val="none"/>
+        </w:rPr>
+        <w:t>200</w:t>
+      </w:r>
+      <w:r>
+        <w:rPr>
+          <w:rFonts w:ascii="Consolas" w:eastAsia="Times New Roman" w:hAnsi="Consolas" w:cs="Times New Roman"/>
+          <w:color w:val="E21F1F"/>
+          <w:kern w:val="0"/>
+          <w:sz w:val="20"/>
+          <w:szCs w:val="20"/>
+          <w14:ligatures w14:val="none"/>
+        </w:rPr>
+        <w:t>'</w:t>
+      </w:r>
+      <w:r>
+        <w:rPr>
+          <w:rFonts w:ascii="Consolas" w:eastAsia="Times New Roman" w:hAnsi="Consolas" w:cs="Times New Roman"/>
+          <w:color w:val="000000"/>
+          <w:kern w:val="0"/>
+          <w:sz w:val="20"/>
+          <w:szCs w:val="20"/>
+          <w14:ligatures w14:val="none"/>
+        </w:rPr>
+        <w:t>:</w:t>
+      </w:r>
+    </w:p>
+    <w:p>
+      <w:pPr>
+        <w:pBdr>
+          <w:top w:val="single" w:sz="4" w:space="1" w:color="auto"/>
+          <w:left w:val="single" w:sz="4" w:space="4" w:color="auto"/>
+          <w:bottom w:val="single" w:sz="4" w:space="1" w:color="auto"/>
+          <w:right w:val="single" w:sz="4" w:space="4" w:color="auto"/>
+        </w:pBdr>
+        <w:shd w:val="clear" w:color="auto" w:fill="F2F2F2" w:themeFill="background1" w:themeFillShade="F2"/>
+        <w:spacing w:after="0" w:line="240" w:lineRule="auto"/>
+        <w:rPr>
+          <w:rFonts w:ascii="Consolas" w:eastAsia="Times New Roman" w:hAnsi="Consolas" w:cs="Times New Roman"/>
+          <w:color w:val="000000"/>
+          <w:kern w:val="0"/>
+          <w:sz w:val="20"/>
+          <w:szCs w:val="20"/>
+          <w14:ligatures w14:val="none"/>
+        </w:rPr>
+      </w:pPr>
+      <w:r>
+        <w:rPr>
+          <w:rFonts w:ascii="Consolas" w:eastAsia="Times New Roman" w:hAnsi="Consolas" w:cs="Times New Roman"/>
+          <w:color w:val="000000"/>
+          <w:kern w:val="0"/>
+          <w:sz w:val="20"/>
+          <w:szCs w:val="20"/>
+          <w14:ligatures w14:val="none"/>
+        </w:rPr>
+        <w:t xml:space="preserve">          </w:t>
+      </w:r>
+      <w:r>
+        <w:rPr>
+          <w:rFonts w:ascii="Consolas" w:eastAsia="Times New Roman" w:hAnsi="Consolas" w:cs="Times New Roman"/>
+          <w:color w:val="800000"/>
+          <w:kern w:val="0"/>
+          <w:sz w:val="20"/>
+          <w:szCs w:val="20"/>
+          <w14:ligatures w14:val="none"/>
+        </w:rPr>
+        <w:t>description</w:t>
+      </w:r>
+      <w:r>
+        <w:rPr>
+          <w:rFonts w:ascii="Consolas" w:eastAsia="Times New Roman" w:hAnsi="Consolas" w:cs="Times New Roman"/>
+          <w:color w:val="000000"/>
+          <w:kern w:val="0"/>
+          <w:sz w:val="20"/>
+          <w:szCs w:val="20"/>
+          <w14:ligatures w14:val="none"/>
+        </w:rPr>
+        <w:t xml:space="preserve">: </w:t>
+      </w:r>
+      <w:r>
+        <w:rPr>
+          <w:rFonts w:ascii="Consolas" w:eastAsia="Times New Roman" w:hAnsi="Consolas" w:cs="Times New Roman"/>
+          <w:color w:val="0000FF"/>
+          <w:kern w:val="0"/>
+          <w:sz w:val="20"/>
+          <w:szCs w:val="20"/>
+          <w14:ligatures w14:val="none"/>
+        </w:rPr>
+        <w:t>Dictionary mapping model names to arrays of entity GUIDs</w:t>
+      </w:r>
+    </w:p>
+    <w:p>
+      <w:pPr>
+        <w:pBdr>
+          <w:top w:val="single" w:sz="4" w:space="1" w:color="auto"/>
+          <w:left w:val="single" w:sz="4" w:space="4" w:color="auto"/>
+          <w:bottom w:val="single" w:sz="4" w:space="1" w:color="auto"/>
+          <w:right w:val="single" w:sz="4" w:space="4" w:color="auto"/>
+        </w:pBdr>
+        <w:shd w:val="clear" w:color="auto" w:fill="F2F2F2" w:themeFill="background1" w:themeFillShade="F2"/>
+        <w:spacing w:after="0" w:line="240" w:lineRule="auto"/>
+        <w:rPr>
+          <w:rFonts w:ascii="Consolas" w:eastAsia="Times New Roman" w:hAnsi="Consolas" w:cs="Times New Roman"/>
+          <w:color w:val="000000"/>
+          <w:kern w:val="0"/>
+          <w:sz w:val="20"/>
+          <w:szCs w:val="20"/>
+          <w14:ligatures w14:val="none"/>
+        </w:rPr>
+      </w:pPr>
+      <w:r>
+        <w:rPr>
+          <w:rFonts w:ascii="Consolas" w:eastAsia="Times New Roman" w:hAnsi="Consolas" w:cs="Times New Roman"/>
+          <w:color w:val="000000"/>
+          <w:kern w:val="0"/>
+          <w:sz w:val="20"/>
+          <w:szCs w:val="20"/>
+          <w14:ligatures w14:val="none"/>
+        </w:rPr>
+        <w:t xml:space="preserve">          </w:t>
+      </w:r>
+      <w:r>
+        <w:rPr>
+          <w:rFonts w:ascii="Consolas" w:eastAsia="Times New Roman" w:hAnsi="Consolas" w:cs="Times New Roman"/>
+          <w:color w:val="800000"/>
+          <w:kern w:val="0"/>
+          <w:sz w:val="20"/>
+          <w:szCs w:val="20"/>
+          <w14:ligatures w14:val="none"/>
+        </w:rPr>
+        <w:t>content</w:t>
+      </w:r>
+      <w:r>
+        <w:rPr>
+          <w:rFonts w:ascii="Consolas" w:eastAsia="Times New Roman" w:hAnsi="Consolas" w:cs="Times New Roman"/>
+          <w:color w:val="000000"/>
+          <w:kern w:val="0"/>
+          <w:sz w:val="20"/>
+          <w:szCs w:val="20"/>
+          <w14:ligatures w14:val="none"/>
+        </w:rPr>
+        <w:t>:</w:t>
+      </w:r>
+    </w:p>
+    <w:p>
+      <w:pPr>
+        <w:pBdr>
+          <w:top w:val="single" w:sz="4" w:space="1" w:color="auto"/>
+          <w:left w:val="single" w:sz="4" w:space="4" w:color="auto"/>
+          <w:bottom w:val="single" w:sz="4" w:space="1" w:color="auto"/>
+          <w:right w:val="single" w:sz="4" w:space="4" w:color="auto"/>
+        </w:pBdr>
+        <w:shd w:val="clear" w:color="auto" w:fill="F2F2F2" w:themeFill="background1" w:themeFillShade="F2"/>
+        <w:spacing w:after="0" w:line="240" w:lineRule="auto"/>
+        <w:rPr>
+          <w:rFonts w:ascii="Consolas" w:eastAsia="Times New Roman" w:hAnsi="Consolas" w:cs="Times New Roman"/>
+          <w:color w:val="000000"/>
+          <w:kern w:val="0"/>
+          <w:sz w:val="20"/>
+          <w:szCs w:val="20"/>
+          <w14:ligatures w14:val="none"/>
+        </w:rPr>
+      </w:pPr>
+      <w:r>
+        <w:rPr>
+          <w:rFonts w:ascii="Consolas" w:eastAsia="Times New Roman" w:hAnsi="Consolas" w:cs="Times New Roman"/>
+          <w:color w:val="000000"/>
+          <w:kern w:val="0"/>
+          <w:sz w:val="20"/>
+          <w:szCs w:val="20"/>
+          <w14:ligatures w14:val="none"/>
+        </w:rPr>
+        <w:t xml:space="preserve">            </w:t>
+      </w:r>
+      <w:r>
+        <w:rPr>
+          <w:rFonts w:ascii="Consolas" w:eastAsia="Times New Roman" w:hAnsi="Consolas" w:cs="Times New Roman"/>
+          <w:color w:val="800000"/>
+          <w:kern w:val="0"/>
+          <w:sz w:val="20"/>
+          <w:szCs w:val="20"/>
+          <w14:ligatures w14:val="none"/>
+        </w:rPr>
+        <w:t>application/</w:t>
+      </w:r>
+      <w:proofErr w:type="spellStart"/>
+      <w:r>
+        <w:rPr>
+          <w:rFonts w:ascii="Consolas" w:eastAsia="Times New Roman" w:hAnsi="Consolas" w:cs="Times New Roman"/>
+          <w:color w:val="800000"/>
+          <w:kern w:val="0"/>
+          <w:sz w:val="20"/>
+          <w:szCs w:val="20"/>
+          <w14:ligatures w14:val="none"/>
+        </w:rPr>
+        <w:t>json</w:t>
+      </w:r>
+      <w:proofErr w:type="spellEnd"/>
+      <w:r>
+        <w:rPr>
+          <w:rFonts w:ascii="Consolas" w:eastAsia="Times New Roman" w:hAnsi="Consolas" w:cs="Times New Roman"/>
+          <w:color w:val="000000"/>
+          <w:kern w:val="0"/>
+          <w:sz w:val="20"/>
+          <w:szCs w:val="20"/>
+          <w14:ligatures w14:val="none"/>
+        </w:rPr>
+        <w:t>:</w:t>
+      </w:r>
+    </w:p>
+    <w:p>
+      <w:pPr>
+        <w:pBdr>
+          <w:top w:val="single" w:sz="4" w:space="1" w:color="auto"/>
+          <w:left w:val="single" w:sz="4" w:space="4" w:color="auto"/>
+          <w:bottom w:val="single" w:sz="4" w:space="1" w:color="auto"/>
+          <w:right w:val="single" w:sz="4" w:space="4" w:color="auto"/>
+        </w:pBdr>
+        <w:shd w:val="clear" w:color="auto" w:fill="F2F2F2" w:themeFill="background1" w:themeFillShade="F2"/>
+        <w:spacing w:after="0" w:line="240" w:lineRule="auto"/>
+        <w:rPr>
+          <w:rFonts w:ascii="Consolas" w:eastAsia="Times New Roman" w:hAnsi="Consolas" w:cs="Times New Roman"/>
+          <w:color w:val="000000"/>
+          <w:kern w:val="0"/>
+          <w:sz w:val="20"/>
+          <w:szCs w:val="20"/>
+          <w14:ligatures w14:val="none"/>
+        </w:rPr>
+      </w:pPr>
+      <w:r>
+        <w:rPr>
+          <w:rFonts w:ascii="Consolas" w:eastAsia="Times New Roman" w:hAnsi="Consolas" w:cs="Times New Roman"/>
+          <w:color w:val="000000"/>
+          <w:kern w:val="0"/>
+          <w:sz w:val="20"/>
+          <w:szCs w:val="20"/>
+          <w14:ligatures w14:val="none"/>
+        </w:rPr>
+        <w:t xml:space="preserve">              </w:t>
+      </w:r>
+      <w:r>
+        <w:rPr>
+          <w:rFonts w:ascii="Consolas" w:eastAsia="Times New Roman" w:hAnsi="Consolas" w:cs="Times New Roman"/>
+          <w:color w:val="800000"/>
+          <w:kern w:val="0"/>
+          <w:sz w:val="20"/>
+          <w:szCs w:val="20"/>
+          <w14:ligatures w14:val="none"/>
+        </w:rPr>
+        <w:t>schema</w:t>
+      </w:r>
+      <w:r>
+        <w:rPr>
+          <w:rFonts w:ascii="Consolas" w:eastAsia="Times New Roman" w:hAnsi="Consolas" w:cs="Times New Roman"/>
+          <w:color w:val="000000"/>
+          <w:kern w:val="0"/>
+          <w:sz w:val="20"/>
+          <w:szCs w:val="20"/>
+          <w14:ligatures w14:val="none"/>
+        </w:rPr>
+        <w:t>:</w:t>
+      </w:r>
+    </w:p>
+    <w:p>
+      <w:pPr>
+        <w:pBdr>
+          <w:top w:val="single" w:sz="4" w:space="1" w:color="auto"/>
+          <w:left w:val="single" w:sz="4" w:space="4" w:color="auto"/>
+          <w:bottom w:val="single" w:sz="4" w:space="1" w:color="auto"/>
+          <w:right w:val="single" w:sz="4" w:space="4" w:color="auto"/>
+        </w:pBdr>
+        <w:shd w:val="clear" w:color="auto" w:fill="F2F2F2" w:themeFill="background1" w:themeFillShade="F2"/>
+        <w:spacing w:after="0" w:line="240" w:lineRule="auto"/>
+        <w:rPr>
+          <w:rFonts w:ascii="Consolas" w:eastAsia="Times New Roman" w:hAnsi="Consolas" w:cs="Times New Roman"/>
+          <w:color w:val="000000"/>
+          <w:kern w:val="0"/>
+          <w:sz w:val="20"/>
+          <w:szCs w:val="20"/>
+          <w14:ligatures w14:val="none"/>
+        </w:rPr>
+      </w:pPr>
+      <w:r>
+        <w:rPr>
+          <w:rFonts w:ascii="Consolas" w:eastAsia="Times New Roman" w:hAnsi="Consolas" w:cs="Times New Roman"/>
+          <w:color w:val="000000"/>
+          <w:kern w:val="0"/>
+          <w:sz w:val="20"/>
+          <w:szCs w:val="20"/>
+          <w14:ligatures w14:val="none"/>
+        </w:rPr>
+        <w:t xml:space="preserve">                </w:t>
+      </w:r>
+      <w:r>
+        <w:rPr>
+          <w:rFonts w:ascii="Consolas" w:eastAsia="Times New Roman" w:hAnsi="Consolas" w:cs="Times New Roman"/>
+          <w:color w:val="800000"/>
+          <w:kern w:val="0"/>
+          <w:sz w:val="20"/>
+          <w:szCs w:val="20"/>
+          <w14:ligatures w14:val="none"/>
+        </w:rPr>
+        <w:t>type</w:t>
+      </w:r>
+      <w:r>
+        <w:rPr>
+          <w:rFonts w:ascii="Consolas" w:eastAsia="Times New Roman" w:hAnsi="Consolas" w:cs="Times New Roman"/>
+          <w:color w:val="000000"/>
+          <w:kern w:val="0"/>
+          <w:sz w:val="20"/>
+          <w:szCs w:val="20"/>
+          <w14:ligatures w14:val="none"/>
+        </w:rPr>
+        <w:t xml:space="preserve">: </w:t>
+      </w:r>
+      <w:r>
+        <w:rPr>
+          <w:rFonts w:ascii="Consolas" w:eastAsia="Times New Roman" w:hAnsi="Consolas" w:cs="Times New Roman"/>
+          <w:color w:val="0000FF"/>
+          <w:kern w:val="0"/>
+          <w:sz w:val="20"/>
+          <w:szCs w:val="20"/>
+          <w14:ligatures w14:val="none"/>
+        </w:rPr>
+        <w:t>object</w:t>
+      </w:r>
+    </w:p>
+    <w:p>
+      <w:pPr>
+        <w:pBdr>
+          <w:top w:val="single" w:sz="4" w:space="1" w:color="auto"/>
+          <w:left w:val="single" w:sz="4" w:space="4" w:color="auto"/>
+          <w:bottom w:val="single" w:sz="4" w:space="1" w:color="auto"/>
+          <w:right w:val="single" w:sz="4" w:space="4" w:color="auto"/>
+        </w:pBdr>
+        <w:shd w:val="clear" w:color="auto" w:fill="F2F2F2" w:themeFill="background1" w:themeFillShade="F2"/>
+        <w:spacing w:after="0" w:line="240" w:lineRule="auto"/>
+        <w:rPr>
+          <w:rFonts w:ascii="Consolas" w:eastAsia="Times New Roman" w:hAnsi="Consolas" w:cs="Times New Roman"/>
+          <w:color w:val="000000"/>
+          <w:kern w:val="0"/>
+          <w:sz w:val="20"/>
+          <w:szCs w:val="20"/>
+          <w14:ligatures w14:val="none"/>
+        </w:rPr>
+      </w:pPr>
+      <w:r>
+        <w:rPr>
+          <w:rFonts w:ascii="Consolas" w:eastAsia="Times New Roman" w:hAnsi="Consolas" w:cs="Times New Roman"/>
+          <w:color w:val="000000"/>
+          <w:kern w:val="0"/>
+          <w:sz w:val="20"/>
+          <w:szCs w:val="20"/>
+          <w14:ligatures w14:val="none"/>
+        </w:rPr>
+        <w:t xml:space="preserve">                </w:t>
+      </w:r>
+      <w:proofErr w:type="spellStart"/>
+      <w:r>
+        <w:rPr>
+          <w:rFonts w:ascii="Consolas" w:eastAsia="Times New Roman" w:hAnsi="Consolas" w:cs="Times New Roman"/>
+          <w:color w:val="800000"/>
+          <w:kern w:val="0"/>
+          <w:sz w:val="20"/>
+          <w:szCs w:val="20"/>
+          <w14:ligatures w14:val="none"/>
+        </w:rPr>
+        <w:t>additionalProperties</w:t>
+      </w:r>
+      <w:proofErr w:type="spellEnd"/>
+      <w:r>
+        <w:rPr>
+          <w:rFonts w:ascii="Consolas" w:eastAsia="Times New Roman" w:hAnsi="Consolas" w:cs="Times New Roman"/>
+          <w:color w:val="000000"/>
+          <w:kern w:val="0"/>
+          <w:sz w:val="20"/>
+          <w:szCs w:val="20"/>
+          <w14:ligatures w14:val="none"/>
+        </w:rPr>
+        <w:t>:</w:t>
+      </w:r>
+    </w:p>
+    <w:p>
+      <w:pPr>
+        <w:pBdr>
+          <w:top w:val="single" w:sz="4" w:space="1" w:color="auto"/>
+          <w:left w:val="single" w:sz="4" w:space="4" w:color="auto"/>
+          <w:bottom w:val="single" w:sz="4" w:space="1" w:color="auto"/>
+          <w:right w:val="single" w:sz="4" w:space="4" w:color="auto"/>
+        </w:pBdr>
+        <w:shd w:val="clear" w:color="auto" w:fill="F2F2F2" w:themeFill="background1" w:themeFillShade="F2"/>
+        <w:spacing w:after="0" w:line="240" w:lineRule="auto"/>
+        <w:rPr>
+          <w:rFonts w:ascii="Consolas" w:eastAsia="Times New Roman" w:hAnsi="Consolas" w:cs="Times New Roman"/>
+          <w:color w:val="000000"/>
+          <w:kern w:val="0"/>
+          <w:sz w:val="20"/>
+          <w:szCs w:val="20"/>
+          <w14:ligatures w14:val="none"/>
+        </w:rPr>
+      </w:pPr>
+      <w:r>
+        <w:rPr>
+          <w:rFonts w:ascii="Consolas" w:eastAsia="Times New Roman" w:hAnsi="Consolas" w:cs="Times New Roman"/>
+          <w:color w:val="000000"/>
+          <w:kern w:val="0"/>
+          <w:sz w:val="20"/>
+          <w:szCs w:val="20"/>
+          <w14:ligatures w14:val="none"/>
+        </w:rPr>
+        <w:t xml:space="preserve">                  </w:t>
+      </w:r>
+      <w:r>
+        <w:rPr>
+          <w:rFonts w:ascii="Consolas" w:eastAsia="Times New Roman" w:hAnsi="Consolas" w:cs="Times New Roman"/>
+          <w:color w:val="800000"/>
+          <w:kern w:val="0"/>
+          <w:sz w:val="20"/>
+          <w:szCs w:val="20"/>
+          <w14:ligatures w14:val="none"/>
+        </w:rPr>
+        <w:t>type</w:t>
+      </w:r>
+      <w:r>
+        <w:rPr>
+          <w:rFonts w:ascii="Consolas" w:eastAsia="Times New Roman" w:hAnsi="Consolas" w:cs="Times New Roman"/>
+          <w:color w:val="000000"/>
+          <w:kern w:val="0"/>
+          <w:sz w:val="20"/>
+          <w:szCs w:val="20"/>
+          <w14:ligatures w14:val="none"/>
+        </w:rPr>
+        <w:t xml:space="preserve">: </w:t>
+      </w:r>
+      <w:r>
+        <w:rPr>
+          <w:rFonts w:ascii="Consolas" w:eastAsia="Times New Roman" w:hAnsi="Consolas" w:cs="Times New Roman"/>
+          <w:color w:val="0000FF"/>
+          <w:kern w:val="0"/>
+          <w:sz w:val="20"/>
+          <w:szCs w:val="20"/>
+          <w14:ligatures w14:val="none"/>
+        </w:rPr>
+        <w:t>array</w:t>
+      </w:r>
+    </w:p>
+    <w:p>
+      <w:pPr>
+        <w:pBdr>
+          <w:top w:val="single" w:sz="4" w:space="1" w:color="auto"/>
+          <w:left w:val="single" w:sz="4" w:space="4" w:color="auto"/>
+          <w:bottom w:val="single" w:sz="4" w:space="1" w:color="auto"/>
+          <w:right w:val="single" w:sz="4" w:space="4" w:color="auto"/>
+        </w:pBdr>
+        <w:shd w:val="clear" w:color="auto" w:fill="F2F2F2" w:themeFill="background1" w:themeFillShade="F2"/>
+        <w:spacing w:after="0" w:line="240" w:lineRule="auto"/>
+        <w:rPr>
+          <w:rFonts w:ascii="Consolas" w:eastAsia="Times New Roman" w:hAnsi="Consolas" w:cs="Times New Roman"/>
+          <w:color w:val="000000"/>
+          <w:kern w:val="0"/>
+          <w:sz w:val="20"/>
+          <w:szCs w:val="20"/>
+          <w14:ligatures w14:val="none"/>
+        </w:rPr>
+      </w:pPr>
+      <w:r>
+        <w:rPr>
+          <w:rFonts w:ascii="Consolas" w:eastAsia="Times New Roman" w:hAnsi="Consolas" w:cs="Times New Roman"/>
+          <w:color w:val="000000"/>
+          <w:kern w:val="0"/>
+          <w:sz w:val="20"/>
+          <w:szCs w:val="20"/>
+          <w14:ligatures w14:val="none"/>
+        </w:rPr>
+        <w:t xml:space="preserve">                  </w:t>
+      </w:r>
+      <w:r>
+        <w:rPr>
+          <w:rFonts w:ascii="Consolas" w:eastAsia="Times New Roman" w:hAnsi="Consolas" w:cs="Times New Roman"/>
+          <w:color w:val="800000"/>
+          <w:kern w:val="0"/>
+          <w:sz w:val="20"/>
+          <w:szCs w:val="20"/>
+          <w14:ligatures w14:val="none"/>
+        </w:rPr>
+        <w:t>items</w:t>
+      </w:r>
+      <w:r>
+        <w:rPr>
+          <w:rFonts w:ascii="Consolas" w:eastAsia="Times New Roman" w:hAnsi="Consolas" w:cs="Times New Roman"/>
+          <w:color w:val="000000"/>
+          <w:kern w:val="0"/>
+          <w:sz w:val="20"/>
+          <w:szCs w:val="20"/>
+          <w14:ligatures w14:val="none"/>
+        </w:rPr>
+        <w:t>:</w:t>
+      </w:r>
+    </w:p>
+    <w:p>
+      <w:pPr>
+        <w:pBdr>
+          <w:top w:val="single" w:sz="4" w:space="1" w:color="auto"/>
+          <w:left w:val="single" w:sz="4" w:space="4" w:color="auto"/>
+          <w:bottom w:val="single" w:sz="4" w:space="1" w:color="auto"/>
+          <w:right w:val="single" w:sz="4" w:space="4" w:color="auto"/>
+        </w:pBdr>
+        <w:shd w:val="clear" w:color="auto" w:fill="F2F2F2" w:themeFill="background1" w:themeFillShade="F2"/>
+        <w:spacing w:after="0" w:line="240" w:lineRule="auto"/>
+        <w:rPr>
+          <w:rFonts w:ascii="Consolas" w:eastAsia="Times New Roman" w:hAnsi="Consolas" w:cs="Times New Roman"/>
+          <w:color w:val="000000"/>
+          <w:kern w:val="0"/>
+          <w:sz w:val="20"/>
+          <w:szCs w:val="20"/>
+          <w14:ligatures w14:val="none"/>
+        </w:rPr>
+      </w:pPr>
+      <w:r>
+        <w:rPr>
+          <w:rFonts w:ascii="Consolas" w:eastAsia="Times New Roman" w:hAnsi="Consolas" w:cs="Times New Roman"/>
+          <w:color w:val="000000"/>
+          <w:kern w:val="0"/>
+          <w:sz w:val="20"/>
+          <w:szCs w:val="20"/>
+          <w14:ligatures w14:val="none"/>
+        </w:rPr>
+        <w:t xml:space="preserve">                    </w:t>
+      </w:r>
+      <w:r>
+        <w:rPr>
+          <w:rFonts w:ascii="Consolas" w:eastAsia="Times New Roman" w:hAnsi="Consolas" w:cs="Times New Roman"/>
+          <w:color w:val="800000"/>
+          <w:kern w:val="0"/>
+          <w:sz w:val="20"/>
+          <w:szCs w:val="20"/>
+          <w14:ligatures w14:val="none"/>
+        </w:rPr>
+        <w:t>type</w:t>
+      </w:r>
+      <w:r>
+        <w:rPr>
+          <w:rFonts w:ascii="Consolas" w:eastAsia="Times New Roman" w:hAnsi="Consolas" w:cs="Times New Roman"/>
+          <w:color w:val="000000"/>
+          <w:kern w:val="0"/>
+          <w:sz w:val="20"/>
+          <w:szCs w:val="20"/>
+          <w14:ligatures w14:val="none"/>
+        </w:rPr>
+        <w:t xml:space="preserve">: </w:t>
+      </w:r>
+      <w:r>
+        <w:rPr>
+          <w:rFonts w:ascii="Consolas" w:eastAsia="Times New Roman" w:hAnsi="Consolas" w:cs="Times New Roman"/>
+          <w:color w:val="0000FF"/>
+          <w:kern w:val="0"/>
+          <w:sz w:val="20"/>
+          <w:szCs w:val="20"/>
+          <w14:ligatures w14:val="none"/>
+        </w:rPr>
+        <w:t>string</w:t>
+      </w:r>
+    </w:p>
+    <w:p>
+      <w:pPr>
+        <w:pBdr>
+          <w:top w:val="single" w:sz="4" w:space="1" w:color="auto"/>
+          <w:left w:val="single" w:sz="4" w:space="4" w:color="auto"/>
+          <w:bottom w:val="single" w:sz="4" w:space="1" w:color="auto"/>
+          <w:right w:val="single" w:sz="4" w:space="4" w:color="auto"/>
+        </w:pBdr>
+        <w:shd w:val="clear" w:color="auto" w:fill="F2F2F2" w:themeFill="background1" w:themeFillShade="F2"/>
+        <w:spacing w:after="0" w:line="240" w:lineRule="auto"/>
+        <w:rPr>
+          <w:rFonts w:ascii="Consolas" w:eastAsia="Times New Roman" w:hAnsi="Consolas" w:cs="Times New Roman"/>
+          <w:color w:val="000000"/>
+          <w:kern w:val="0"/>
+          <w:sz w:val="20"/>
+          <w:szCs w:val="20"/>
+          <w14:ligatures w14:val="none"/>
+        </w:rPr>
+      </w:pPr>
+      <w:r>
+        <w:rPr>
+          <w:rFonts w:ascii="Consolas" w:eastAsia="Times New Roman" w:hAnsi="Consolas" w:cs="Times New Roman"/>
+          <w:color w:val="000000"/>
+          <w:kern w:val="0"/>
+          <w:sz w:val="20"/>
+          <w:szCs w:val="20"/>
+          <w14:ligatures w14:val="none"/>
+        </w:rPr>
+        <w:t xml:space="preserve">                </w:t>
+      </w:r>
+      <w:r>
+        <w:rPr>
+          <w:rFonts w:ascii="Consolas" w:eastAsia="Times New Roman" w:hAnsi="Consolas" w:cs="Times New Roman"/>
+          <w:color w:val="800000"/>
+          <w:kern w:val="0"/>
+          <w:sz w:val="20"/>
+          <w:szCs w:val="20"/>
+          <w14:ligatures w14:val="none"/>
+        </w:rPr>
+        <w:t>example</w:t>
+      </w:r>
+      <w:r>
+        <w:rPr>
+          <w:rFonts w:ascii="Consolas" w:eastAsia="Times New Roman" w:hAnsi="Consolas" w:cs="Times New Roman"/>
+          <w:color w:val="000000"/>
+          <w:kern w:val="0"/>
+          <w:sz w:val="20"/>
+          <w:szCs w:val="20"/>
+          <w14:ligatures w14:val="none"/>
+        </w:rPr>
+        <w:t>:</w:t>
+      </w:r>
+    </w:p>
+    <w:p>
+      <w:pPr>
+        <w:pBdr>
+          <w:top w:val="single" w:sz="4" w:space="1" w:color="auto"/>
+          <w:left w:val="single" w:sz="4" w:space="4" w:color="auto"/>
+          <w:bottom w:val="single" w:sz="4" w:space="1" w:color="auto"/>
+          <w:right w:val="single" w:sz="4" w:space="4" w:color="auto"/>
+        </w:pBdr>
+        <w:shd w:val="clear" w:color="auto" w:fill="F2F2F2" w:themeFill="background1" w:themeFillShade="F2"/>
+        <w:spacing w:after="0" w:line="240" w:lineRule="auto"/>
+        <w:rPr>
+          <w:rFonts w:ascii="Consolas" w:eastAsia="Times New Roman" w:hAnsi="Consolas" w:cs="Times New Roman"/>
+          <w:color w:val="000000"/>
+          <w:kern w:val="0"/>
+          <w:sz w:val="20"/>
+          <w:szCs w:val="20"/>
+          <w14:ligatures w14:val="none"/>
+        </w:rPr>
+      </w:pPr>
+      <w:r>
+        <w:rPr>
+          <w:rFonts w:ascii="Consolas" w:eastAsia="Times New Roman" w:hAnsi="Consolas" w:cs="Times New Roman"/>
+          <w:color w:val="000000"/>
+          <w:kern w:val="0"/>
+          <w:sz w:val="20"/>
+          <w:szCs w:val="20"/>
+          <w14:ligatures w14:val="none"/>
+        </w:rPr>
+        <w:t xml:space="preserve">                  </w:t>
+      </w:r>
+      <w:r>
+        <w:rPr>
+          <w:rFonts w:ascii="Consolas" w:eastAsia="Times New Roman" w:hAnsi="Consolas" w:cs="Times New Roman"/>
+          <w:color w:val="800000"/>
+          <w:kern w:val="0"/>
+          <w:sz w:val="20"/>
+          <w:szCs w:val="20"/>
+          <w14:ligatures w14:val="none"/>
+        </w:rPr>
+        <w:t>HelloWallIFCjsonC-2x3</w:t>
+      </w:r>
+      <w:r>
+        <w:rPr>
+          <w:rFonts w:ascii="Consolas" w:eastAsia="Times New Roman" w:hAnsi="Consolas" w:cs="Times New Roman"/>
+          <w:color w:val="000000"/>
+          <w:kern w:val="0"/>
+          <w:sz w:val="20"/>
+          <w:szCs w:val="20"/>
+          <w14:ligatures w14:val="none"/>
+        </w:rPr>
+        <w:t>:</w:t>
+      </w:r>
+    </w:p>
+    <w:p>
+      <w:pPr>
+        <w:pBdr>
+          <w:top w:val="single" w:sz="4" w:space="1" w:color="auto"/>
+          <w:left w:val="single" w:sz="4" w:space="4" w:color="auto"/>
+          <w:bottom w:val="single" w:sz="4" w:space="1" w:color="auto"/>
+          <w:right w:val="single" w:sz="4" w:space="4" w:color="auto"/>
+        </w:pBdr>
+        <w:shd w:val="clear" w:color="auto" w:fill="F2F2F2" w:themeFill="background1" w:themeFillShade="F2"/>
+        <w:spacing w:after="0" w:line="240" w:lineRule="auto"/>
+        <w:rPr>
+          <w:rFonts w:ascii="Consolas" w:eastAsia="Times New Roman" w:hAnsi="Consolas" w:cs="Times New Roman"/>
+          <w:color w:val="000000"/>
+          <w:kern w:val="0"/>
+          <w:sz w:val="20"/>
+          <w:szCs w:val="20"/>
+          <w14:ligatures w14:val="none"/>
+        </w:rPr>
+      </w:pPr>
+      <w:r>
+        <w:rPr>
+          <w:rFonts w:ascii="Consolas" w:eastAsia="Times New Roman" w:hAnsi="Consolas" w:cs="Times New Roman"/>
+          <w:color w:val="000000"/>
+          <w:kern w:val="0"/>
+          <w:sz w:val="20"/>
+          <w:szCs w:val="20"/>
+          <w14:ligatures w14:val="none"/>
+        </w:rPr>
+        <w:t xml:space="preserve">                    - </w:t>
+      </w:r>
+      <w:r>
+        <w:rPr>
+          <w:rFonts w:ascii="Consolas" w:eastAsia="Times New Roman" w:hAnsi="Consolas" w:cs="Times New Roman"/>
+          <w:color w:val="0000FF"/>
+          <w:kern w:val="0"/>
+          <w:sz w:val="20"/>
+          <w:szCs w:val="20"/>
+          <w14:ligatures w14:val="none"/>
+        </w:rPr>
+        <w:t>entity-guid-1</w:t>
+      </w:r>
+    </w:p>
+    <w:p>
+      <w:pPr>
+        <w:pBdr>
+          <w:top w:val="single" w:sz="4" w:space="1" w:color="auto"/>
+          <w:left w:val="single" w:sz="4" w:space="4" w:color="auto"/>
+          <w:bottom w:val="single" w:sz="4" w:space="1" w:color="auto"/>
+          <w:right w:val="single" w:sz="4" w:space="4" w:color="auto"/>
+        </w:pBdr>
+        <w:shd w:val="clear" w:color="auto" w:fill="F2F2F2" w:themeFill="background1" w:themeFillShade="F2"/>
+        <w:spacing w:after="0" w:line="240" w:lineRule="auto"/>
+        <w:rPr>
+          <w:rFonts w:ascii="Consolas" w:eastAsia="Times New Roman" w:hAnsi="Consolas" w:cs="Times New Roman"/>
+          <w:color w:val="000000"/>
+          <w:kern w:val="0"/>
+          <w:sz w:val="20"/>
+          <w:szCs w:val="20"/>
+          <w14:ligatures w14:val="none"/>
+        </w:rPr>
+      </w:pPr>
+      <w:r>
+        <w:rPr>
+          <w:rFonts w:ascii="Consolas" w:eastAsia="Times New Roman" w:hAnsi="Consolas" w:cs="Times New Roman"/>
+          <w:color w:val="000000"/>
+          <w:kern w:val="0"/>
+          <w:sz w:val="20"/>
+          <w:szCs w:val="20"/>
+          <w14:ligatures w14:val="none"/>
+        </w:rPr>
+        <w:t xml:space="preserve">                    - </w:t>
+      </w:r>
+      <w:r>
+        <w:rPr>
+          <w:rFonts w:ascii="Consolas" w:eastAsia="Times New Roman" w:hAnsi="Consolas" w:cs="Times New Roman"/>
+          <w:color w:val="0000FF"/>
+          <w:kern w:val="0"/>
+          <w:sz w:val="20"/>
+          <w:szCs w:val="20"/>
+          <w14:ligatures w14:val="none"/>
+        </w:rPr>
+        <w:t>entity-guid-2</w:t>
+      </w:r>
+    </w:p>
+    <w:p>
+      <w:pPr>
+        <w:pBdr>
+          <w:top w:val="single" w:sz="4" w:space="1" w:color="auto"/>
+          <w:left w:val="single" w:sz="4" w:space="4" w:color="auto"/>
+          <w:bottom w:val="single" w:sz="4" w:space="1" w:color="auto"/>
+          <w:right w:val="single" w:sz="4" w:space="4" w:color="auto"/>
+        </w:pBdr>
+        <w:shd w:val="clear" w:color="auto" w:fill="F2F2F2" w:themeFill="background1" w:themeFillShade="F2"/>
+        <w:spacing w:after="0" w:line="240" w:lineRule="auto"/>
+        <w:rPr>
+          <w:rFonts w:ascii="Consolas" w:eastAsia="Times New Roman" w:hAnsi="Consolas" w:cs="Times New Roman"/>
+          <w:color w:val="000000"/>
+          <w:kern w:val="0"/>
+          <w:sz w:val="20"/>
+          <w:szCs w:val="20"/>
+          <w14:ligatures w14:val="none"/>
+        </w:rPr>
+      </w:pPr>
+      <w:r>
+        <w:rPr>
+          <w:rFonts w:ascii="Consolas" w:eastAsia="Times New Roman" w:hAnsi="Consolas" w:cs="Times New Roman"/>
+          <w:color w:val="000000"/>
+          <w:kern w:val="0"/>
+          <w:sz w:val="20"/>
+          <w:szCs w:val="20"/>
+          <w14:ligatures w14:val="none"/>
+        </w:rPr>
+        <w:t xml:space="preserve">                    - </w:t>
+      </w:r>
+      <w:r>
+        <w:rPr>
+          <w:rFonts w:ascii="Consolas" w:eastAsia="Times New Roman" w:hAnsi="Consolas" w:cs="Times New Roman"/>
+          <w:color w:val="0000FF"/>
+          <w:kern w:val="0"/>
+          <w:sz w:val="20"/>
+          <w:szCs w:val="20"/>
+          <w14:ligatures w14:val="none"/>
+        </w:rPr>
+        <w:t>entity-guid-3</w:t>
+      </w:r>
+    </w:p>
+    <w:p>
+      <w:pPr>
+        <w:pBdr>
+          <w:top w:val="single" w:sz="4" w:space="1" w:color="auto"/>
+          <w:left w:val="single" w:sz="4" w:space="4" w:color="auto"/>
+          <w:bottom w:val="single" w:sz="4" w:space="1" w:color="auto"/>
+          <w:right w:val="single" w:sz="4" w:space="4" w:color="auto"/>
+        </w:pBdr>
+        <w:shd w:val="clear" w:color="auto" w:fill="F2F2F2" w:themeFill="background1" w:themeFillShade="F2"/>
+        <w:spacing w:after="0" w:line="240" w:lineRule="auto"/>
+        <w:rPr>
+          <w:rFonts w:ascii="Consolas" w:eastAsia="Times New Roman" w:hAnsi="Consolas" w:cs="Times New Roman"/>
+          <w:color w:val="000000"/>
+          <w:kern w:val="0"/>
+          <w:sz w:val="20"/>
+          <w:szCs w:val="20"/>
+          <w14:ligatures w14:val="none"/>
+        </w:rPr>
+      </w:pPr>
+      <w:r>
+        <w:rPr>
+          <w:rFonts w:ascii="Consolas" w:eastAsia="Times New Roman" w:hAnsi="Consolas" w:cs="Times New Roman"/>
+          <w:color w:val="000000"/>
+          <w:kern w:val="0"/>
+          <w:sz w:val="20"/>
+          <w:szCs w:val="20"/>
+          <w14:ligatures w14:val="none"/>
+        </w:rPr>
+        <w:t xml:space="preserve">        </w:t>
+      </w:r>
+      <w:r>
+        <w:rPr>
+          <w:rFonts w:ascii="Consolas" w:eastAsia="Times New Roman" w:hAnsi="Consolas" w:cs="Times New Roman"/>
+          <w:color w:val="E21F1F"/>
+          <w:kern w:val="0"/>
+          <w:sz w:val="20"/>
+          <w:szCs w:val="20"/>
+          <w14:ligatures w14:val="none"/>
+        </w:rPr>
+        <w:t>'</w:t>
+      </w:r>
+      <w:r>
+        <w:rPr>
+          <w:rFonts w:ascii="Consolas" w:eastAsia="Times New Roman" w:hAnsi="Consolas" w:cs="Times New Roman"/>
+          <w:color w:val="800000"/>
+          <w:kern w:val="0"/>
+          <w:sz w:val="20"/>
+          <w:szCs w:val="20"/>
+          <w14:ligatures w14:val="none"/>
+        </w:rPr>
+        <w:t>400</w:t>
+      </w:r>
+      <w:r>
+        <w:rPr>
+          <w:rFonts w:ascii="Consolas" w:eastAsia="Times New Roman" w:hAnsi="Consolas" w:cs="Times New Roman"/>
+          <w:color w:val="E21F1F"/>
+          <w:kern w:val="0"/>
+          <w:sz w:val="20"/>
+          <w:szCs w:val="20"/>
+          <w14:ligatures w14:val="none"/>
+        </w:rPr>
+        <w:t>'</w:t>
+      </w:r>
+      <w:r>
+        <w:rPr>
+          <w:rFonts w:ascii="Consolas" w:eastAsia="Times New Roman" w:hAnsi="Consolas" w:cs="Times New Roman"/>
+          <w:color w:val="000000"/>
+          <w:kern w:val="0"/>
+          <w:sz w:val="20"/>
+          <w:szCs w:val="20"/>
+          <w14:ligatures w14:val="none"/>
+        </w:rPr>
+        <w:t>:</w:t>
+      </w:r>
+    </w:p>
+    <w:p>
+      <w:pPr>
+        <w:pBdr>
+          <w:top w:val="single" w:sz="4" w:space="1" w:color="auto"/>
+          <w:left w:val="single" w:sz="4" w:space="4" w:color="auto"/>
+          <w:bottom w:val="single" w:sz="4" w:space="1" w:color="auto"/>
+          <w:right w:val="single" w:sz="4" w:space="4" w:color="auto"/>
+        </w:pBdr>
+        <w:shd w:val="clear" w:color="auto" w:fill="F2F2F2" w:themeFill="background1" w:themeFillShade="F2"/>
+        <w:spacing w:after="0" w:line="240" w:lineRule="auto"/>
+        <w:rPr>
+          <w:rFonts w:ascii="Consolas" w:eastAsia="Times New Roman" w:hAnsi="Consolas" w:cs="Times New Roman"/>
+          <w:color w:val="000000"/>
+          <w:kern w:val="0"/>
+          <w:sz w:val="20"/>
+          <w:szCs w:val="20"/>
+          <w14:ligatures w14:val="none"/>
+        </w:rPr>
+      </w:pPr>
+      <w:r>
+        <w:rPr>
+          <w:rFonts w:ascii="Consolas" w:eastAsia="Times New Roman" w:hAnsi="Consolas" w:cs="Times New Roman"/>
+          <w:color w:val="000000"/>
+          <w:kern w:val="0"/>
+          <w:sz w:val="20"/>
+          <w:szCs w:val="20"/>
+          <w14:ligatures w14:val="none"/>
+        </w:rPr>
+        <w:t xml:space="preserve">          </w:t>
+      </w:r>
+      <w:r>
+        <w:rPr>
+          <w:rFonts w:ascii="Consolas" w:eastAsia="Times New Roman" w:hAnsi="Consolas" w:cs="Times New Roman"/>
+          <w:color w:val="800000"/>
+          <w:kern w:val="0"/>
+          <w:sz w:val="20"/>
+          <w:szCs w:val="20"/>
+          <w14:ligatures w14:val="none"/>
+        </w:rPr>
+        <w:t>description</w:t>
+      </w:r>
+      <w:r>
+        <w:rPr>
+          <w:rFonts w:ascii="Consolas" w:eastAsia="Times New Roman" w:hAnsi="Consolas" w:cs="Times New Roman"/>
+          <w:color w:val="000000"/>
+          <w:kern w:val="0"/>
+          <w:sz w:val="20"/>
+          <w:szCs w:val="20"/>
+          <w14:ligatures w14:val="none"/>
+        </w:rPr>
+        <w:t xml:space="preserve">: </w:t>
+      </w:r>
+      <w:r>
+        <w:rPr>
+          <w:rFonts w:ascii="Consolas" w:eastAsia="Times New Roman" w:hAnsi="Consolas" w:cs="Times New Roman"/>
+          <w:color w:val="0000FF"/>
+          <w:kern w:val="0"/>
+          <w:sz w:val="20"/>
+          <w:szCs w:val="20"/>
+          <w14:ligatures w14:val="none"/>
+        </w:rPr>
+        <w:t>Invalid query parameters</w:t>
+      </w:r>
+    </w:p>
+    <w:p>
+      <w:pPr>
+        <w:pBdr>
+          <w:top w:val="single" w:sz="4" w:space="1" w:color="auto"/>
+          <w:left w:val="single" w:sz="4" w:space="4" w:color="auto"/>
+          <w:bottom w:val="single" w:sz="4" w:space="1" w:color="auto"/>
+          <w:right w:val="single" w:sz="4" w:space="4" w:color="auto"/>
+        </w:pBdr>
+        <w:shd w:val="clear" w:color="auto" w:fill="F2F2F2" w:themeFill="background1" w:themeFillShade="F2"/>
+        <w:spacing w:after="0" w:line="240" w:lineRule="auto"/>
+        <w:rPr>
+          <w:rFonts w:ascii="Consolas" w:eastAsia="Times New Roman" w:hAnsi="Consolas" w:cs="Times New Roman"/>
+          <w:color w:val="000000"/>
+          <w:kern w:val="0"/>
+          <w:sz w:val="20"/>
+          <w:szCs w:val="20"/>
+          <w14:ligatures w14:val="none"/>
+        </w:rPr>
+      </w:pPr>
+      <w:r>
+        <w:rPr>
+          <w:rFonts w:ascii="Consolas" w:eastAsia="Times New Roman" w:hAnsi="Consolas" w:cs="Times New Roman"/>
+          <w:color w:val="000000"/>
+          <w:kern w:val="0"/>
+          <w:sz w:val="20"/>
+          <w:szCs w:val="20"/>
+          <w14:ligatures w14:val="none"/>
+        </w:rPr>
+        <w:t xml:space="preserve">          </w:t>
+      </w:r>
+      <w:r>
+        <w:rPr>
+          <w:rFonts w:ascii="Consolas" w:eastAsia="Times New Roman" w:hAnsi="Consolas" w:cs="Times New Roman"/>
+          <w:color w:val="800000"/>
+          <w:kern w:val="0"/>
+          <w:sz w:val="20"/>
+          <w:szCs w:val="20"/>
+          <w14:ligatures w14:val="none"/>
+        </w:rPr>
+        <w:t>content</w:t>
+      </w:r>
+      <w:r>
+        <w:rPr>
+          <w:rFonts w:ascii="Consolas" w:eastAsia="Times New Roman" w:hAnsi="Consolas" w:cs="Times New Roman"/>
+          <w:color w:val="000000"/>
+          <w:kern w:val="0"/>
+          <w:sz w:val="20"/>
+          <w:szCs w:val="20"/>
+          <w14:ligatures w14:val="none"/>
+        </w:rPr>
+        <w:t>:</w:t>
+      </w:r>
+    </w:p>
+    <w:p>
+      <w:pPr>
+        <w:pBdr>
+          <w:top w:val="single" w:sz="4" w:space="1" w:color="auto"/>
+          <w:left w:val="single" w:sz="4" w:space="4" w:color="auto"/>
+          <w:bottom w:val="single" w:sz="4" w:space="1" w:color="auto"/>
+          <w:right w:val="single" w:sz="4" w:space="4" w:color="auto"/>
+        </w:pBdr>
+        <w:shd w:val="clear" w:color="auto" w:fill="F2F2F2" w:themeFill="background1" w:themeFillShade="F2"/>
+        <w:spacing w:after="0" w:line="240" w:lineRule="auto"/>
+        <w:rPr>
+          <w:rFonts w:ascii="Consolas" w:eastAsia="Times New Roman" w:hAnsi="Consolas" w:cs="Times New Roman"/>
+          <w:color w:val="000000"/>
+          <w:kern w:val="0"/>
+          <w:sz w:val="20"/>
+          <w:szCs w:val="20"/>
+          <w14:ligatures w14:val="none"/>
+        </w:rPr>
+      </w:pPr>
+      <w:r>
+        <w:rPr>
+          <w:rFonts w:ascii="Consolas" w:eastAsia="Times New Roman" w:hAnsi="Consolas" w:cs="Times New Roman"/>
+          <w:color w:val="000000"/>
+          <w:kern w:val="0"/>
+          <w:sz w:val="20"/>
+          <w:szCs w:val="20"/>
+          <w14:ligatures w14:val="none"/>
+        </w:rPr>
+        <w:t xml:space="preserve">            </w:t>
+      </w:r>
+      <w:r>
+        <w:rPr>
+          <w:rFonts w:ascii="Consolas" w:eastAsia="Times New Roman" w:hAnsi="Consolas" w:cs="Times New Roman"/>
+          <w:color w:val="800000"/>
+          <w:kern w:val="0"/>
+          <w:sz w:val="20"/>
+          <w:szCs w:val="20"/>
+          <w14:ligatures w14:val="none"/>
+        </w:rPr>
+        <w:t>application/</w:t>
+      </w:r>
+      <w:proofErr w:type="spellStart"/>
+      <w:r>
+        <w:rPr>
+          <w:rFonts w:ascii="Consolas" w:eastAsia="Times New Roman" w:hAnsi="Consolas" w:cs="Times New Roman"/>
+          <w:color w:val="800000"/>
+          <w:kern w:val="0"/>
+          <w:sz w:val="20"/>
+          <w:szCs w:val="20"/>
+          <w14:ligatures w14:val="none"/>
+        </w:rPr>
+        <w:t>json</w:t>
+      </w:r>
+      <w:proofErr w:type="spellEnd"/>
+      <w:r>
+        <w:rPr>
+          <w:rFonts w:ascii="Consolas" w:eastAsia="Times New Roman" w:hAnsi="Consolas" w:cs="Times New Roman"/>
+          <w:color w:val="000000"/>
+          <w:kern w:val="0"/>
+          <w:sz w:val="20"/>
+          <w:szCs w:val="20"/>
+          <w14:ligatures w14:val="none"/>
+        </w:rPr>
+        <w:t>:</w:t>
+      </w:r>
+    </w:p>
+    <w:p>
+      <w:pPr>
+        <w:pBdr>
+          <w:top w:val="single" w:sz="4" w:space="1" w:color="auto"/>
+          <w:left w:val="single" w:sz="4" w:space="4" w:color="auto"/>
+          <w:bottom w:val="single" w:sz="4" w:space="1" w:color="auto"/>
+          <w:right w:val="single" w:sz="4" w:space="4" w:color="auto"/>
+        </w:pBdr>
+        <w:shd w:val="clear" w:color="auto" w:fill="F2F2F2" w:themeFill="background1" w:themeFillShade="F2"/>
+        <w:spacing w:after="0" w:line="240" w:lineRule="auto"/>
+        <w:rPr>
+          <w:rFonts w:ascii="Consolas" w:eastAsia="Times New Roman" w:hAnsi="Consolas" w:cs="Times New Roman"/>
+          <w:color w:val="000000"/>
+          <w:kern w:val="0"/>
+          <w:sz w:val="20"/>
+          <w:szCs w:val="20"/>
+          <w14:ligatures w14:val="none"/>
+        </w:rPr>
+      </w:pPr>
+      <w:r>
+        <w:rPr>
+          <w:rFonts w:ascii="Consolas" w:eastAsia="Times New Roman" w:hAnsi="Consolas" w:cs="Times New Roman"/>
+          <w:color w:val="000000"/>
+          <w:kern w:val="0"/>
+          <w:sz w:val="20"/>
+          <w:szCs w:val="20"/>
+          <w14:ligatures w14:val="none"/>
+        </w:rPr>
+        <w:t xml:space="preserve">              </w:t>
+      </w:r>
+      <w:r>
+        <w:rPr>
+          <w:rFonts w:ascii="Consolas" w:eastAsia="Times New Roman" w:hAnsi="Consolas" w:cs="Times New Roman"/>
+          <w:color w:val="800000"/>
+          <w:kern w:val="0"/>
+          <w:sz w:val="20"/>
+          <w:szCs w:val="20"/>
+          <w14:ligatures w14:val="none"/>
+        </w:rPr>
+        <w:t>schema</w:t>
+      </w:r>
+      <w:r>
+        <w:rPr>
+          <w:rFonts w:ascii="Consolas" w:eastAsia="Times New Roman" w:hAnsi="Consolas" w:cs="Times New Roman"/>
+          <w:color w:val="000000"/>
+          <w:kern w:val="0"/>
+          <w:sz w:val="20"/>
+          <w:szCs w:val="20"/>
+          <w14:ligatures w14:val="none"/>
+        </w:rPr>
+        <w:t>:</w:t>
+      </w:r>
+    </w:p>
+    <w:p>
+      <w:pPr>
+        <w:pBdr>
+          <w:top w:val="single" w:sz="4" w:space="1" w:color="auto"/>
+          <w:left w:val="single" w:sz="4" w:space="4" w:color="auto"/>
+          <w:bottom w:val="single" w:sz="4" w:space="1" w:color="auto"/>
+          <w:right w:val="single" w:sz="4" w:space="4" w:color="auto"/>
+        </w:pBdr>
+        <w:shd w:val="clear" w:color="auto" w:fill="F2F2F2" w:themeFill="background1" w:themeFillShade="F2"/>
+        <w:spacing w:after="0" w:line="240" w:lineRule="auto"/>
+        <w:rPr>
+          <w:rFonts w:ascii="Consolas" w:eastAsia="Times New Roman" w:hAnsi="Consolas" w:cs="Times New Roman"/>
+          <w:color w:val="000000"/>
+          <w:kern w:val="0"/>
+          <w:sz w:val="20"/>
+          <w:szCs w:val="20"/>
+          <w14:ligatures w14:val="none"/>
+        </w:rPr>
+      </w:pPr>
+      <w:r>
+        <w:rPr>
+          <w:rFonts w:ascii="Consolas" w:eastAsia="Times New Roman" w:hAnsi="Consolas" w:cs="Times New Roman"/>
+          <w:color w:val="000000"/>
+          <w:kern w:val="0"/>
+          <w:sz w:val="20"/>
+          <w:szCs w:val="20"/>
+          <w14:ligatures w14:val="none"/>
+        </w:rPr>
+        <w:t xml:space="preserve">                </w:t>
+      </w:r>
+      <w:r>
+        <w:rPr>
+          <w:rFonts w:ascii="Consolas" w:eastAsia="Times New Roman" w:hAnsi="Consolas" w:cs="Times New Roman"/>
+          <w:color w:val="800000"/>
+          <w:kern w:val="0"/>
+          <w:sz w:val="20"/>
+          <w:szCs w:val="20"/>
+          <w14:ligatures w14:val="none"/>
+        </w:rPr>
+        <w:t>type</w:t>
+      </w:r>
+      <w:r>
+        <w:rPr>
+          <w:rFonts w:ascii="Consolas" w:eastAsia="Times New Roman" w:hAnsi="Consolas" w:cs="Times New Roman"/>
+          <w:color w:val="000000"/>
+          <w:kern w:val="0"/>
+          <w:sz w:val="20"/>
+          <w:szCs w:val="20"/>
+          <w14:ligatures w14:val="none"/>
+        </w:rPr>
+        <w:t xml:space="preserve">: </w:t>
+      </w:r>
+      <w:r>
+        <w:rPr>
+          <w:rFonts w:ascii="Consolas" w:eastAsia="Times New Roman" w:hAnsi="Consolas" w:cs="Times New Roman"/>
+          <w:color w:val="0000FF"/>
+          <w:kern w:val="0"/>
+          <w:sz w:val="20"/>
+          <w:szCs w:val="20"/>
+          <w14:ligatures w14:val="none"/>
+        </w:rPr>
+        <w:t>object</w:t>
+      </w:r>
+    </w:p>
+    <w:p>
+      <w:pPr>
+        <w:pBdr>
+          <w:top w:val="single" w:sz="4" w:space="1" w:color="auto"/>
+          <w:left w:val="single" w:sz="4" w:space="4" w:color="auto"/>
+          <w:bottom w:val="single" w:sz="4" w:space="1" w:color="auto"/>
+          <w:right w:val="single" w:sz="4" w:space="4" w:color="auto"/>
+        </w:pBdr>
+        <w:shd w:val="clear" w:color="auto" w:fill="F2F2F2" w:themeFill="background1" w:themeFillShade="F2"/>
+        <w:spacing w:after="0" w:line="240" w:lineRule="auto"/>
+        <w:rPr>
+          <w:rFonts w:ascii="Consolas" w:eastAsia="Times New Roman" w:hAnsi="Consolas" w:cs="Times New Roman"/>
+          <w:color w:val="000000"/>
+          <w:kern w:val="0"/>
+          <w:sz w:val="20"/>
+          <w:szCs w:val="20"/>
+          <w14:ligatures w14:val="none"/>
+        </w:rPr>
+      </w:pPr>
+      <w:r>
+        <w:rPr>
+          <w:rFonts w:ascii="Consolas" w:eastAsia="Times New Roman" w:hAnsi="Consolas" w:cs="Times New Roman"/>
+          <w:color w:val="000000"/>
+          <w:kern w:val="0"/>
+          <w:sz w:val="20"/>
+          <w:szCs w:val="20"/>
+          <w14:ligatures w14:val="none"/>
+        </w:rPr>
+        <w:t xml:space="preserve">                </w:t>
+      </w:r>
+      <w:r>
+        <w:rPr>
+          <w:rFonts w:ascii="Consolas" w:eastAsia="Times New Roman" w:hAnsi="Consolas" w:cs="Times New Roman"/>
+          <w:color w:val="800000"/>
+          <w:kern w:val="0"/>
+          <w:sz w:val="20"/>
+          <w:szCs w:val="20"/>
+          <w14:ligatures w14:val="none"/>
+        </w:rPr>
+        <w:t>properties</w:t>
+      </w:r>
+      <w:r>
+        <w:rPr>
+          <w:rFonts w:ascii="Consolas" w:eastAsia="Times New Roman" w:hAnsi="Consolas" w:cs="Times New Roman"/>
+          <w:color w:val="000000"/>
+          <w:kern w:val="0"/>
+          <w:sz w:val="20"/>
+          <w:szCs w:val="20"/>
+          <w14:ligatures w14:val="none"/>
+        </w:rPr>
+        <w:t>:</w:t>
+      </w:r>
+    </w:p>
+    <w:p>
+      <w:pPr>
+        <w:pBdr>
+          <w:top w:val="single" w:sz="4" w:space="1" w:color="auto"/>
+          <w:left w:val="single" w:sz="4" w:space="4" w:color="auto"/>
+          <w:bottom w:val="single" w:sz="4" w:space="1" w:color="auto"/>
+          <w:right w:val="single" w:sz="4" w:space="4" w:color="auto"/>
+        </w:pBdr>
+        <w:shd w:val="clear" w:color="auto" w:fill="F2F2F2" w:themeFill="background1" w:themeFillShade="F2"/>
+        <w:spacing w:after="0" w:line="240" w:lineRule="auto"/>
+        <w:rPr>
+          <w:rFonts w:ascii="Consolas" w:eastAsia="Times New Roman" w:hAnsi="Consolas" w:cs="Times New Roman"/>
+          <w:color w:val="000000"/>
+          <w:kern w:val="0"/>
+          <w:sz w:val="20"/>
+          <w:szCs w:val="20"/>
+          <w14:ligatures w14:val="none"/>
+        </w:rPr>
+      </w:pPr>
+      <w:r>
+        <w:rPr>
+          <w:rFonts w:ascii="Consolas" w:eastAsia="Times New Roman" w:hAnsi="Consolas" w:cs="Times New Roman"/>
+          <w:color w:val="000000"/>
+          <w:kern w:val="0"/>
+          <w:sz w:val="20"/>
+          <w:szCs w:val="20"/>
+          <w14:ligatures w14:val="none"/>
+        </w:rPr>
+        <w:t xml:space="preserve">                  </w:t>
+      </w:r>
+      <w:r>
+        <w:rPr>
+          <w:rFonts w:ascii="Consolas" w:eastAsia="Times New Roman" w:hAnsi="Consolas" w:cs="Times New Roman"/>
+          <w:color w:val="800000"/>
+          <w:kern w:val="0"/>
+          <w:sz w:val="20"/>
+          <w:szCs w:val="20"/>
+          <w14:ligatures w14:val="none"/>
+        </w:rPr>
+        <w:t>error</w:t>
+      </w:r>
+      <w:r>
+        <w:rPr>
+          <w:rFonts w:ascii="Consolas" w:eastAsia="Times New Roman" w:hAnsi="Consolas" w:cs="Times New Roman"/>
+          <w:color w:val="000000"/>
+          <w:kern w:val="0"/>
+          <w:sz w:val="20"/>
+          <w:szCs w:val="20"/>
+          <w14:ligatures w14:val="none"/>
+        </w:rPr>
+        <w:t>:</w:t>
+      </w:r>
+    </w:p>
+    <w:p>
+      <w:pPr>
+        <w:pBdr>
+          <w:top w:val="single" w:sz="4" w:space="1" w:color="auto"/>
+          <w:left w:val="single" w:sz="4" w:space="4" w:color="auto"/>
+          <w:bottom w:val="single" w:sz="4" w:space="1" w:color="auto"/>
+          <w:right w:val="single" w:sz="4" w:space="4" w:color="auto"/>
+        </w:pBdr>
+        <w:shd w:val="clear" w:color="auto" w:fill="F2F2F2" w:themeFill="background1" w:themeFillShade="F2"/>
+        <w:spacing w:after="0" w:line="240" w:lineRule="auto"/>
+        <w:rPr>
+          <w:rFonts w:ascii="Consolas" w:eastAsia="Times New Roman" w:hAnsi="Consolas" w:cs="Times New Roman"/>
+          <w:color w:val="000000"/>
+          <w:kern w:val="0"/>
+          <w:sz w:val="20"/>
+          <w:szCs w:val="20"/>
+          <w14:ligatures w14:val="none"/>
+        </w:rPr>
+      </w:pPr>
+      <w:r>
+        <w:rPr>
+          <w:rFonts w:ascii="Consolas" w:eastAsia="Times New Roman" w:hAnsi="Consolas" w:cs="Times New Roman"/>
+          <w:color w:val="000000"/>
+          <w:kern w:val="0"/>
+          <w:sz w:val="20"/>
+          <w:szCs w:val="20"/>
+          <w14:ligatures w14:val="none"/>
+        </w:rPr>
+        <w:t xml:space="preserve">                    </w:t>
+      </w:r>
+      <w:r>
+        <w:rPr>
+          <w:rFonts w:ascii="Consolas" w:eastAsia="Times New Roman" w:hAnsi="Consolas" w:cs="Times New Roman"/>
+          <w:color w:val="800000"/>
+          <w:kern w:val="0"/>
+          <w:sz w:val="20"/>
+          <w:szCs w:val="20"/>
+          <w14:ligatures w14:val="none"/>
+        </w:rPr>
+        <w:t>type</w:t>
+      </w:r>
+      <w:r>
+        <w:rPr>
+          <w:rFonts w:ascii="Consolas" w:eastAsia="Times New Roman" w:hAnsi="Consolas" w:cs="Times New Roman"/>
+          <w:color w:val="000000"/>
+          <w:kern w:val="0"/>
+          <w:sz w:val="20"/>
+          <w:szCs w:val="20"/>
+          <w14:ligatures w14:val="none"/>
+        </w:rPr>
+        <w:t xml:space="preserve">: </w:t>
+      </w:r>
+      <w:r>
+        <w:rPr>
+          <w:rFonts w:ascii="Consolas" w:eastAsia="Times New Roman" w:hAnsi="Consolas" w:cs="Times New Roman"/>
+          <w:color w:val="0000FF"/>
+          <w:kern w:val="0"/>
+          <w:sz w:val="20"/>
+          <w:szCs w:val="20"/>
+          <w14:ligatures w14:val="none"/>
+        </w:rPr>
+        <w:t>string</w:t>
+      </w:r>
+    </w:p>
+    <w:p>
+      <w:pPr>
+        <w:shd w:val="clear" w:color="auto" w:fill="FFFFFF"/>
+        <w:spacing w:after="0" w:line="345" w:lineRule="atLeast"/>
+        <w:rPr>
+          <w:rFonts w:ascii="Consolas" w:eastAsia="Times New Roman" w:hAnsi="Consolas" w:cs="Times New Roman"/>
+          <w:color w:val="000000"/>
+          <w:kern w:val="0"/>
+          <w:sz w:val="26"/>
+          <w:szCs w:val="26"/>
+          <w14:ligatures w14:val="none"/>
+        </w:rPr>
+      </w:pPr>
+    </w:p>
+    <w:p>
+      <w:pPr>
+        <w:spacing w:after="0" w:line="276" w:lineRule="auto"/>
+        <w:rPr>
+          <w:sz w:val="22"/>
+          <w:szCs w:val="22"/>
+        </w:rPr>
+      </w:pPr>
+    </w:p>
+    <w:p>
+      <w:pPr>
+        <w:spacing w:after="0" w:line="276" w:lineRule="auto"/>
+        <w:rPr>
+          <w:sz w:val="22"/>
+          <w:szCs w:val="22"/>
+        </w:rPr>
+      </w:pPr>
+    </w:p>
+    <w:p>
+      <w:pPr>
+        <w:spacing w:after="0" w:line="276" w:lineRule="auto"/>
+        <w:rPr>
+          <w:sz w:val="22"/>
+          <w:szCs w:val="22"/>
+        </w:rPr>
+      </w:pPr>
+      <w:r>
+        <w:rPr>
+          <w:sz w:val="22"/>
+          <w:szCs w:val="22"/>
+        </w:rPr>
         <w:t>Some o</w:t>
       </w:r>
       <w:r>
@@ -3133,7 +7328,47 @@
           <w:sz w:val="22"/>
           <w:szCs w:val="22"/>
         </w:rPr>
-        <w:t>The models concept was introduced for expediency. Does it or any container convention make sense, if so what should it be?</w:t>
+        <w:t xml:space="preserve">The </w:t>
+      </w:r>
+      <w:proofErr w:type="gramStart"/>
+      <w:r>
+        <w:rPr>
+          <w:i/>
+          <w:iCs/>
+          <w:sz w:val="22"/>
+          <w:szCs w:val="22"/>
+        </w:rPr>
+        <w:t>models</w:t>
+      </w:r>
+      <w:proofErr w:type="gramEnd"/>
+      <w:r>
+        <w:rPr>
+          <w:i/>
+          <w:iCs/>
+          <w:sz w:val="22"/>
+          <w:szCs w:val="22"/>
+        </w:rPr>
+        <w:t xml:space="preserve"> concept was introduced for expediency. Does it or any container convention make sense, if </w:t>
+      </w:r>
+      <w:proofErr w:type="gramStart"/>
+      <w:r>
+        <w:rPr>
+          <w:i/>
+          <w:iCs/>
+          <w:sz w:val="22"/>
+          <w:szCs w:val="22"/>
+        </w:rPr>
+        <w:t>so</w:t>
+      </w:r>
+      <w:proofErr w:type="gramEnd"/>
+      <w:r>
+        <w:rPr>
+          <w:i/>
+          <w:iCs/>
+          <w:sz w:val="22"/>
+          <w:szCs w:val="22"/>
+        </w:rPr>
+        <w:t xml:space="preserve"> what should it be?</w:t>
       </w:r>
     </w:p>
     <w:p>
@@ -3158,7 +7393,27 @@
           <w:sz w:val="22"/>
           <w:szCs w:val="22"/>
         </w:rPr>
-        <w:t>This API sticks closely to basic open world Entity/Component concepts. One limitation of this approach is the need to continually search for pointing entities upstream from relationships. Within a given data store, alternative query languages maybe based on the IfcOpenShell API or the product structure would greatly simply model retrieval and navigation.</w:t>
+        <w:t xml:space="preserve">This API sticks closely to basic open world Entity/Component concepts. One limitation of this approach is the need to continually search for pointing entities upstream from relationships. Within a given data store, alternative query languages maybe based on the </w:t>
+      </w:r>
+      <w:proofErr w:type="spellStart"/>
+      <w:r>
+        <w:rPr>
+          <w:i/>
+          <w:iCs/>
+          <w:sz w:val="22"/>
+          <w:szCs w:val="22"/>
+        </w:rPr>
+        <w:t>IfcOpenShell</w:t>
+      </w:r>
+      <w:proofErr w:type="spellEnd"/>
+      <w:r>
+        <w:rPr>
+          <w:i/>
+          <w:iCs/>
+          <w:sz w:val="22"/>
+          <w:szCs w:val="22"/>
+        </w:rPr>
+        <w:t xml:space="preserve"> API or the product structure would greatly simply model retrieval and navigation.</w:t>
       </w:r>
     </w:p>
     <w:p>
@@ -3233,21 +7488,105 @@
           <w:sz w:val="22"/>
           <w:szCs w:val="22"/>
         </w:rPr>
-        <w:t xml:space="preserve">Allows users to upload .ifc files </w:t>
-      </w:r>
-      <w:r>
-        <w:rPr>
-          <w:sz w:val="22"/>
-          <w:szCs w:val="22"/>
-        </w:rPr>
-        <w:t>which are converted to components by the IFC4.X converter, (or uploaded in IFCXJson directly)</w:t>
-      </w:r>
-      <w:r>
-        <w:rPr>
-          <w:sz w:val="22"/>
-          <w:szCs w:val="22"/>
-        </w:rPr>
-        <w:t>. The file name minus its type is used as the model name.</w:t>
+        <w:t>Allows users to upload .</w:t>
+      </w:r>
+      <w:proofErr w:type="spellStart"/>
+      <w:r>
+        <w:rPr>
+          <w:b/>
+          <w:bCs/>
+          <w:sz w:val="22"/>
+          <w:szCs w:val="22"/>
+        </w:rPr>
+        <w:t>ifc</w:t>
+      </w:r>
+      <w:proofErr w:type="spellEnd"/>
+      <w:r>
+        <w:rPr>
+          <w:b/>
+          <w:bCs/>
+          <w:sz w:val="22"/>
+          <w:szCs w:val="22"/>
+        </w:rPr>
+        <w:t xml:space="preserve"> files </w:t>
+      </w:r>
+      <w:r>
+        <w:rPr>
+          <w:sz w:val="22"/>
+          <w:szCs w:val="22"/>
+        </w:rPr>
+        <w:t xml:space="preserve">which are converted to components by the IFC4.X converter, (or uploaded in </w:t>
+      </w:r>
+      <w:proofErr w:type="spellStart"/>
+      <w:r>
+        <w:rPr>
+          <w:sz w:val="22"/>
+          <w:szCs w:val="22"/>
+        </w:rPr>
+        <w:t>IFCXJson</w:t>
+      </w:r>
+      <w:proofErr w:type="spellEnd"/>
+      <w:r>
+        <w:rPr>
+          <w:sz w:val="22"/>
+          <w:szCs w:val="22"/>
+        </w:rPr>
+        <w:t xml:space="preserve"> directly)</w:t>
+      </w:r>
+      <w:r>
+        <w:rPr>
+          <w:sz w:val="22"/>
+          <w:szCs w:val="22"/>
+        </w:rPr>
+        <w:t xml:space="preserve">. The file </w:t>
+      </w:r>
+      <w:proofErr w:type="gramStart"/>
+      <w:r>
+        <w:rPr>
+          <w:sz w:val="22"/>
+          <w:szCs w:val="22"/>
+        </w:rPr>
+        <w:t>name</w:t>
+      </w:r>
+      <w:proofErr w:type="gramEnd"/>
+      <w:r>
+        <w:rPr>
+          <w:sz w:val="22"/>
+          <w:szCs w:val="22"/>
+        </w:rPr>
+        <w:t xml:space="preserve"> minus its </w:t>
+      </w:r>
+      <w:proofErr w:type="gramStart"/>
+      <w:r>
+        <w:rPr>
+          <w:sz w:val="22"/>
+          <w:szCs w:val="22"/>
+        </w:rPr>
+        <w:t>type</w:t>
+      </w:r>
+      <w:proofErr w:type="gramEnd"/>
+      <w:r>
+        <w:rPr>
+          <w:sz w:val="22"/>
+          <w:szCs w:val="22"/>
+        </w:rPr>
+        <w:t xml:space="preserve"> is used as the </w:t>
+      </w:r>
+      <w:proofErr w:type="gramStart"/>
+      <w:r>
+        <w:rPr>
+          <w:sz w:val="22"/>
+          <w:szCs w:val="22"/>
+        </w:rPr>
+        <w:t>model</w:t>
+      </w:r>
+      <w:proofErr w:type="gramEnd"/>
+      <w:r>
+        <w:rPr>
+          <w:sz w:val="22"/>
+          <w:szCs w:val="22"/>
+        </w:rPr>
+        <w:t xml:space="preserve"> name.</w:t>
       </w:r>
     </w:p>
     <w:p>
@@ -3267,6 +7606,7 @@
           <w:szCs w:val="22"/>
         </w:rPr>
       </w:pPr>
+      <w:proofErr w:type="gramStart"/>
       <w:r>
         <w:rPr>
           <w:b/>
@@ -3274,14 +7614,72 @@
           <w:sz w:val="22"/>
           <w:szCs w:val="22"/>
         </w:rPr>
-        <w:t>Stores the components locally.</w:t>
-      </w:r>
-      <w:r>
-        <w:rPr>
-          <w:sz w:val="22"/>
-          <w:szCs w:val="22"/>
-        </w:rPr>
-        <w:t> Currently every component is written out to a folder with the name "entityGuid_componentGuid.json", in the folder named by the file name of the uploaded model.ifc file. By storing this way we anticipate git-like interactions with this store. Note also that components associated with the same entity are grouped together alphabetically.</w:t>
+        <w:t>Stores</w:t>
+      </w:r>
+      <w:proofErr w:type="gramEnd"/>
+      <w:r>
+        <w:rPr>
+          <w:b/>
+          <w:bCs/>
+          <w:sz w:val="22"/>
+          <w:szCs w:val="22"/>
+        </w:rPr>
+        <w:t xml:space="preserve"> the components locally.</w:t>
+      </w:r>
+      <w:r>
+        <w:rPr>
+          <w:sz w:val="22"/>
+          <w:szCs w:val="22"/>
+        </w:rPr>
+        <w:t> Currently every component is written out to a folder with the name "</w:t>
+      </w:r>
+      <w:proofErr w:type="spellStart"/>
+      <w:r>
+        <w:rPr>
+          <w:sz w:val="22"/>
+          <w:szCs w:val="22"/>
+        </w:rPr>
+        <w:t>entityGuid_componentGuid.json</w:t>
+      </w:r>
+      <w:proofErr w:type="spellEnd"/>
+      <w:r>
+        <w:rPr>
+          <w:sz w:val="22"/>
+          <w:szCs w:val="22"/>
+        </w:rPr>
+        <w:t xml:space="preserve">", in the folder named by the file name of the uploaded </w:t>
+      </w:r>
+      <w:proofErr w:type="spellStart"/>
+      <w:r>
+        <w:rPr>
+          <w:sz w:val="22"/>
+          <w:szCs w:val="22"/>
+        </w:rPr>
+        <w:t>model.ifc</w:t>
+      </w:r>
+      <w:proofErr w:type="spellEnd"/>
+      <w:r>
+        <w:rPr>
+          <w:sz w:val="22"/>
+          <w:szCs w:val="22"/>
+        </w:rPr>
+        <w:t xml:space="preserve"> file. By storing this </w:t>
+      </w:r>
+      <w:proofErr w:type="gramStart"/>
+      <w:r>
+        <w:rPr>
+          <w:sz w:val="22"/>
+          <w:szCs w:val="22"/>
+        </w:rPr>
+        <w:t>way</w:t>
+      </w:r>
+      <w:proofErr w:type="gramEnd"/>
+      <w:r>
+        <w:rPr>
+          <w:sz w:val="22"/>
+          <w:szCs w:val="22"/>
+        </w:rPr>
+        <w:t xml:space="preserve"> we anticipate git-like interactions with this store. Note also that components associated with the same entity are grouped together alphabetically.</w:t>
       </w:r>
       <w:r>
         <w:rPr>
@@ -3312,12 +7710,21 @@
         </w:rPr>
         <w:t xml:space="preserve">based on </w:t>
       </w:r>
-      <w:r>
-        <w:rPr>
-          <w:sz w:val="22"/>
-          <w:szCs w:val="22"/>
-        </w:rPr>
-        <w:t>GraphDB, MongoDB, etc.</w:t>
+      <w:proofErr w:type="spellStart"/>
+      <w:r>
+        <w:rPr>
+          <w:sz w:val="22"/>
+          <w:szCs w:val="22"/>
+        </w:rPr>
+        <w:t>GraphDB</w:t>
+      </w:r>
+      <w:proofErr w:type="spellEnd"/>
+      <w:r>
+        <w:rPr>
+          <w:sz w:val="22"/>
+          <w:szCs w:val="22"/>
+        </w:rPr>
+        <w:t>, MongoDB, etc.</w:t>
       </w:r>
       <w:r>
         <w:rPr>
@@ -3420,6 +7827,7 @@
           <w:b/>
           <w:bCs/>
         </w:rPr>
+        <w:lastRenderedPageBreak/>
         <w:br w:type="page"/>
       </w:r>
     </w:p>
@@ -3466,12 +7874,21 @@
         </w:rPr>
         <w:t xml:space="preserve">A simple Web app is being developed to demonstrate the API query functionality, Entity-Component organization and allow viewing of both component metadata and </w:t>
       </w:r>
-      <w:r>
-        <w:rPr>
-          <w:sz w:val="22"/>
-          <w:szCs w:val="22"/>
-        </w:rPr>
-        <w:t xml:space="preserve">ShapeRepresentation meshes. Server </w:t>
+      <w:proofErr w:type="spellStart"/>
+      <w:r>
+        <w:rPr>
+          <w:sz w:val="22"/>
+          <w:szCs w:val="22"/>
+        </w:rPr>
+        <w:t>ShapeRepresentation</w:t>
+      </w:r>
+      <w:proofErr w:type="spellEnd"/>
+      <w:r>
+        <w:rPr>
+          <w:sz w:val="22"/>
+          <w:szCs w:val="22"/>
+        </w:rPr>
+        <w:t xml:space="preserve"> meshes. Server </w:t>
       </w:r>
       <w:r>
         <w:rPr>
@@ -3581,7 +7998,23 @@
           <w:sz w:val="22"/>
           <w:szCs w:val="22"/>
         </w:rPr>
-        <w:t>In addition to the Entity/Component tree, an Info tab shows the exactly the returned results from the query.</w:t>
+        <w:t xml:space="preserve">In addition to the Entity/Component tree, an Info tab shows the </w:t>
+      </w:r>
+      <w:proofErr w:type="gramStart"/>
+      <w:r>
+        <w:rPr>
+          <w:sz w:val="22"/>
+          <w:szCs w:val="22"/>
+        </w:rPr>
+        <w:t>exactly the returned</w:t>
+      </w:r>
+      <w:proofErr w:type="gramEnd"/>
+      <w:r>
+        <w:rPr>
+          <w:sz w:val="22"/>
+          <w:szCs w:val="22"/>
+        </w:rPr>
+        <w:t xml:space="preserve"> results from the query.</w:t>
       </w:r>
     </w:p>
     <w:p>
@@ -3683,14 +8116,62 @@
           <w:sz w:val="22"/>
           <w:szCs w:val="22"/>
         </w:rPr>
-        <w:t xml:space="preserve">bed prototype has been developed to facilitate discussion about a candidate IFCX data architecture and data migration strategy, and to allow demonstration and testing of assumptions. There are </w:t>
-      </w:r>
-      <w:r>
-        <w:rPr>
-          <w:sz w:val="22"/>
-          <w:szCs w:val="22"/>
-        </w:rPr>
-        <w:t>many preliminary assumptions and proposals that need to be considered and tested before adoption, and the current implementation suggests many areas for further work. A few are listed below. However, adopting a simplified strategy similar to the one discussed could allow rapid progression through decision making, testing and exploration by the BuildingSmart and IFCX communities.</w:t>
+        <w:t xml:space="preserve">bed prototype has been developed to facilitate discussion about </w:t>
+      </w:r>
+      <w:proofErr w:type="gramStart"/>
+      <w:r>
+        <w:rPr>
+          <w:sz w:val="22"/>
+          <w:szCs w:val="22"/>
+        </w:rPr>
+        <w:t>a candidate</w:t>
+      </w:r>
+      <w:proofErr w:type="gramEnd"/>
+      <w:r>
+        <w:rPr>
+          <w:sz w:val="22"/>
+          <w:szCs w:val="22"/>
+        </w:rPr>
+        <w:t xml:space="preserve"> IFCX data architecture and data migration strategy, and to allow demonstration and testing of assumptions. There are </w:t>
+      </w:r>
+      <w:r>
+        <w:rPr>
+          <w:sz w:val="22"/>
+          <w:szCs w:val="22"/>
+        </w:rPr>
+        <w:t xml:space="preserve">many preliminary assumptions and proposals that need to be considered and tested before adoption, and the current implementation suggests many areas for further work. A few are listed below. However, adopting a simplified strategy </w:t>
+      </w:r>
+      <w:proofErr w:type="gramStart"/>
+      <w:r>
+        <w:rPr>
+          <w:sz w:val="22"/>
+          <w:szCs w:val="22"/>
+        </w:rPr>
+        <w:t>similar to</w:t>
+      </w:r>
+      <w:proofErr w:type="gramEnd"/>
+      <w:r>
+        <w:rPr>
+          <w:sz w:val="22"/>
+          <w:szCs w:val="22"/>
+        </w:rPr>
+        <w:t xml:space="preserve"> the one discussed could allow rapid progression through decision making, testing and exploration by the </w:t>
+      </w:r>
+      <w:proofErr w:type="spellStart"/>
+      <w:r>
+        <w:rPr>
+          <w:sz w:val="22"/>
+          <w:szCs w:val="22"/>
+        </w:rPr>
+        <w:t>BuildingSmart</w:t>
+      </w:r>
+      <w:proofErr w:type="spellEnd"/>
+      <w:r>
+        <w:rPr>
+          <w:sz w:val="22"/>
+          <w:szCs w:val="22"/>
+        </w:rPr>
+        <w:t xml:space="preserve"> and IFCX communities.</w:t>
       </w:r>
     </w:p>
     <w:p>
@@ -3747,7 +8228,23 @@
           <w:sz w:val="22"/>
           <w:szCs w:val="22"/>
         </w:rPr>
-        <w:t xml:space="preserve"> The current approach uses entityType and componentType as simple names, but no indication of their provenance is provided. An approach using URIs pointing to components’ definitions was suggested, and / or BSI could develop a name registry service a la pip, npm, etc.</w:t>
+        <w:t xml:space="preserve"> The current approach uses entityType and componentType as simple names, but no indication of their provenance is provided. An approach using URIs pointing to components’ definitions was suggested, and / or BSI could develop a name registry service a la pip, </w:t>
+      </w:r>
+      <w:proofErr w:type="spellStart"/>
+      <w:r>
+        <w:rPr>
+          <w:sz w:val="22"/>
+          <w:szCs w:val="22"/>
+        </w:rPr>
+        <w:t>npm</w:t>
+      </w:r>
+      <w:proofErr w:type="spellEnd"/>
+      <w:r>
+        <w:rPr>
+          <w:sz w:val="22"/>
+          <w:szCs w:val="22"/>
+        </w:rPr>
+        <w:t>, etc.</w:t>
       </w:r>
     </w:p>
     <w:p>
@@ -3800,14 +8297,82 @@
           <w:sz w:val="22"/>
           <w:szCs w:val="22"/>
         </w:rPr>
-        <w:t>Types and typicals.</w:t>
-      </w:r>
-      <w:r>
-        <w:rPr>
-          <w:sz w:val="22"/>
-          <w:szCs w:val="22"/>
-        </w:rPr>
-        <w:t xml:space="preserve"> An approach based on a simple inheritsFrom or extends parameter on components has been suggested. USD may provide some valuable precedent.</w:t>
+        <w:t xml:space="preserve">Types and </w:t>
+      </w:r>
+      <w:proofErr w:type="spellStart"/>
+      <w:r>
+        <w:rPr>
+          <w:b/>
+          <w:bCs/>
+          <w:sz w:val="22"/>
+          <w:szCs w:val="22"/>
+        </w:rPr>
+        <w:t>typicals</w:t>
+      </w:r>
+      <w:proofErr w:type="spellEnd"/>
+      <w:r>
+        <w:rPr>
+          <w:b/>
+          <w:bCs/>
+          <w:sz w:val="22"/>
+          <w:szCs w:val="22"/>
+        </w:rPr>
+        <w:t>.</w:t>
+      </w:r>
+      <w:r>
+        <w:rPr>
+          <w:sz w:val="22"/>
+          <w:szCs w:val="22"/>
+        </w:rPr>
+        <w:t xml:space="preserve"> An approach based on </w:t>
+      </w:r>
+      <w:proofErr w:type="gramStart"/>
+      <w:r>
+        <w:rPr>
+          <w:sz w:val="22"/>
+          <w:szCs w:val="22"/>
+        </w:rPr>
+        <w:t>a simple</w:t>
+      </w:r>
+      <w:proofErr w:type="gramEnd"/>
+      <w:r>
+        <w:rPr>
+          <w:sz w:val="22"/>
+          <w:szCs w:val="22"/>
+        </w:rPr>
+        <w:t xml:space="preserve"> </w:t>
+      </w:r>
+      <w:proofErr w:type="spellStart"/>
+      <w:r>
+        <w:rPr>
+          <w:sz w:val="22"/>
+          <w:szCs w:val="22"/>
+        </w:rPr>
+        <w:t>inheritsFrom</w:t>
+      </w:r>
+      <w:proofErr w:type="spellEnd"/>
+      <w:r>
+        <w:rPr>
+          <w:sz w:val="22"/>
+          <w:szCs w:val="22"/>
+        </w:rPr>
+        <w:t xml:space="preserve"> or </w:t>
+      </w:r>
+      <w:proofErr w:type="gramStart"/>
+      <w:r>
+        <w:rPr>
+          <w:sz w:val="22"/>
+          <w:szCs w:val="22"/>
+        </w:rPr>
+        <w:t>extends</w:t>
+      </w:r>
+      <w:proofErr w:type="gramEnd"/>
+      <w:r>
+        <w:rPr>
+          <w:sz w:val="22"/>
+          <w:szCs w:val="22"/>
+        </w:rPr>
+        <w:t xml:space="preserve"> parameter on components has been suggested. USD may provide some valuable precedent.</w:t>
       </w:r>
     </w:p>
     <w:p>

--- a/docs/IFC5-X-ECS prototype.docx
+++ b/docs/IFC5-X-ECS prototype.docx
@@ -65,21 +65,12 @@
         </w:rPr>
         <w:t xml:space="preserve">n the API </w:t>
       </w:r>
-      <w:proofErr w:type="gramStart"/>
-      <w:r>
-        <w:rPr>
-          <w:sz w:val="22"/>
-          <w:szCs w:val="22"/>
-        </w:rPr>
-        <w:t>group, and</w:t>
-      </w:r>
-      <w:proofErr w:type="gramEnd"/>
-      <w:r>
-        <w:rPr>
-          <w:sz w:val="22"/>
-          <w:szCs w:val="22"/>
-        </w:rPr>
-        <w:t xml:space="preserve"> is being developed into a suite of </w:t>
+      <w:r>
+        <w:rPr>
+          <w:sz w:val="22"/>
+          <w:szCs w:val="22"/>
+        </w:rPr>
+        <w:t xml:space="preserve">group, and is being developed into a suite of </w:t>
       </w:r>
       <w:r>
         <w:rPr>
@@ -192,21 +183,33 @@
         </w:rPr>
         <w:t xml:space="preserve">An IFC2.3 - IFC 4.0 converter, which generates </w:t>
       </w:r>
-      <w:proofErr w:type="spellStart"/>
-      <w:r>
-        <w:rPr>
-          <w:sz w:val="22"/>
-          <w:szCs w:val="22"/>
-        </w:rPr>
-        <w:t>IFCXJson</w:t>
-      </w:r>
-      <w:proofErr w:type="spellEnd"/>
-      <w:r>
-        <w:rPr>
-          <w:sz w:val="22"/>
-          <w:szCs w:val="22"/>
-        </w:rPr>
-        <w:t xml:space="preserve"> based components from IFC files. </w:t>
+      <w:r>
+        <w:rPr>
+          <w:sz w:val="22"/>
+          <w:szCs w:val="22"/>
+        </w:rPr>
+        <w:t xml:space="preserve">Json </w:t>
+      </w:r>
+      <w:r>
+        <w:rPr>
+          <w:sz w:val="22"/>
+          <w:szCs w:val="22"/>
+        </w:rPr>
+        <w:t>IFC</w:t>
+      </w:r>
+      <w:r>
+        <w:rPr>
+          <w:sz w:val="22"/>
+          <w:szCs w:val="22"/>
+        </w:rPr>
+        <w:t xml:space="preserve">-ECS </w:t>
+      </w:r>
+      <w:r>
+        <w:rPr>
+          <w:sz w:val="22"/>
+          <w:szCs w:val="22"/>
+        </w:rPr>
+        <w:t xml:space="preserve">based components from IFC files. </w:t>
       </w:r>
     </w:p>
     <w:p>
@@ -237,7 +240,14 @@
           <w:sz w:val="22"/>
           <w:szCs w:val="22"/>
         </w:rPr>
-        <w:t xml:space="preserve"> small API proposal</w:t>
+        <w:t xml:space="preserve">n initial </w:t>
+      </w:r>
+      <w:r>
+        <w:rPr>
+          <w:sz w:val="22"/>
+          <w:szCs w:val="22"/>
+        </w:rPr>
+        <w:t>API proposal</w:t>
       </w:r>
     </w:p>
     <w:p>
@@ -291,53 +301,12 @@
         </w:rPr>
         <w:t xml:space="preserve">legacy (2.3 – 4.0) IFC </w:t>
       </w:r>
-      <w:proofErr w:type="gramStart"/>
-      <w:r>
-        <w:rPr>
-          <w:sz w:val="22"/>
-          <w:szCs w:val="22"/>
-        </w:rPr>
-        <w:t>files,  stores</w:t>
-      </w:r>
-      <w:proofErr w:type="gramEnd"/>
-      <w:r>
-        <w:rPr>
-          <w:sz w:val="22"/>
-          <w:szCs w:val="22"/>
-        </w:rPr>
-        <w:t xml:space="preserve"> them in a local file store (so that eventually they can be </w:t>
-      </w:r>
-      <w:proofErr w:type="spellStart"/>
-      <w:r>
-        <w:rPr>
-          <w:sz w:val="22"/>
-          <w:szCs w:val="22"/>
-        </w:rPr>
-        <w:t>gitt'ed</w:t>
-      </w:r>
-      <w:proofErr w:type="spellEnd"/>
-      <w:r>
-        <w:rPr>
-          <w:sz w:val="22"/>
-          <w:szCs w:val="22"/>
-        </w:rPr>
-        <w:t xml:space="preserve">), reads them into memory and </w:t>
-      </w:r>
-      <w:proofErr w:type="gramStart"/>
-      <w:r>
-        <w:rPr>
-          <w:sz w:val="22"/>
-          <w:szCs w:val="22"/>
-        </w:rPr>
-        <w:t>provides  offers</w:t>
-      </w:r>
-      <w:proofErr w:type="gramEnd"/>
-      <w:r>
-        <w:rPr>
-          <w:sz w:val="22"/>
-          <w:szCs w:val="22"/>
-        </w:rPr>
-        <w:t xml:space="preserve"> API end points and query parameters</w:t>
+      <w:r>
+        <w:rPr>
+          <w:sz w:val="22"/>
+          <w:szCs w:val="22"/>
+        </w:rPr>
+        <w:t>files,  stores them in a local file store (so that eventually they can be gitt'ed), reads them into memory and provides  API end points and query parameters</w:t>
       </w:r>
       <w:r>
         <w:rPr>
@@ -389,23 +358,7 @@
           <w:sz w:val="22"/>
           <w:szCs w:val="22"/>
         </w:rPr>
-        <w:t xml:space="preserve">viewer which allows users to issue queries to </w:t>
-      </w:r>
-      <w:proofErr w:type="gramStart"/>
-      <w:r>
-        <w:rPr>
-          <w:sz w:val="22"/>
-          <w:szCs w:val="22"/>
-        </w:rPr>
-        <w:t>servers, and</w:t>
-      </w:r>
-      <w:proofErr w:type="gramEnd"/>
-      <w:r>
-        <w:rPr>
-          <w:sz w:val="22"/>
-          <w:szCs w:val="22"/>
-        </w:rPr>
-        <w:t xml:space="preserve"> </w:t>
+        <w:t xml:space="preserve">viewer which allows users to issue queries to servers, and </w:t>
       </w:r>
       <w:r>
         <w:rPr>
@@ -506,14 +459,7 @@
           <w:sz w:val="22"/>
           <w:szCs w:val="22"/>
         </w:rPr>
-        <w:t xml:space="preserve"> </w:t>
-      </w:r>
-      <w:r>
-        <w:rPr>
-          <w:sz w:val="22"/>
-          <w:szCs w:val="22"/>
-        </w:rPr>
-        <w:t>To run</w:t>
+        <w:t xml:space="preserve"> To run</w:t>
       </w:r>
       <w:r>
         <w:rPr>
@@ -544,23 +490,7 @@
           <w:sz w:val="22"/>
           <w:szCs w:val="22"/>
         </w:rPr>
-        <w:t>set up the environment (currently .</w:t>
-      </w:r>
-      <w:proofErr w:type="spellStart"/>
-      <w:r>
-        <w:rPr>
-          <w:sz w:val="22"/>
-          <w:szCs w:val="22"/>
-        </w:rPr>
-        <w:t>venv</w:t>
-      </w:r>
-      <w:proofErr w:type="spellEnd"/>
-      <w:r>
-        <w:rPr>
-          <w:sz w:val="22"/>
-          <w:szCs w:val="22"/>
-        </w:rPr>
-        <w:t>\Scripts\Activate.ps1 or possibly activate or activate.bat)</w:t>
+        <w:t>set up the environment (currently .venv\Scripts\Activate.ps1 or possibly activate or activate.bat)</w:t>
       </w:r>
     </w:p>
     <w:p>
@@ -623,23 +553,7 @@
           <w:sz w:val="22"/>
           <w:szCs w:val="22"/>
         </w:rPr>
-        <w:t xml:space="preserve">upload some </w:t>
-      </w:r>
-      <w:proofErr w:type="spellStart"/>
-      <w:r>
-        <w:rPr>
-          <w:sz w:val="22"/>
-          <w:szCs w:val="22"/>
-        </w:rPr>
-        <w:t>ifc</w:t>
-      </w:r>
-      <w:proofErr w:type="spellEnd"/>
-      <w:r>
-        <w:rPr>
-          <w:sz w:val="22"/>
-          <w:szCs w:val="22"/>
-        </w:rPr>
-        <w:t xml:space="preserve"> models at </w:t>
+        <w:t xml:space="preserve">upload some ifc models at </w:t>
       </w:r>
       <w:hyperlink r:id="rId7" w:history="1">
         <w:r>
@@ -742,13 +656,13 @@
           <w:szCs w:val="22"/>
         </w:rPr>
         <w:drawing>
-          <wp:inline distT="0" distB="0" distL="0" distR="0" wp14:anchorId="003F21B4" wp14:editId="63F2819C">
-            <wp:extent cx="4684324" cy="2843625"/>
-            <wp:effectExtent l="0" t="0" r="2540" b="0"/>
-            <wp:docPr id="5" name="Picture 4">
+          <wp:inline distT="0" distB="0" distL="0" distR="0" wp14:anchorId="62AFE7C3" wp14:editId="23AF2690">
+            <wp:extent cx="5191760" cy="3305310"/>
+            <wp:effectExtent l="0" t="0" r="8890" b="9525"/>
+            <wp:docPr id="3" name="Picture 2">
               <a:extLst xmlns:a="http://schemas.openxmlformats.org/drawingml/2006/main">
                 <a:ext uri="{FF2B5EF4-FFF2-40B4-BE49-F238E27FC236}">
-                  <a16:creationId xmlns:a16="http://schemas.microsoft.com/office/drawing/2014/main" id="{A9227C10-8CE9-356A-F334-428F8008C595}"/>
+                  <a16:creationId xmlns:a16="http://schemas.microsoft.com/office/drawing/2014/main" id="{C129909D-27F8-8EF9-5571-392A9ED5FA63}"/>
                 </a:ext>
               </a:extLst>
             </wp:docPr>
@@ -759,10 +673,10 @@
               <a:graphicData uri="http://schemas.openxmlformats.org/drawingml/2006/picture">
                 <pic:pic xmlns:pic="http://schemas.openxmlformats.org/drawingml/2006/picture">
                   <pic:nvPicPr>
-                    <pic:cNvPr id="5" name="Picture 4">
+                    <pic:cNvPr id="3" name="Picture 2">
                       <a:extLst>
                         <a:ext uri="{FF2B5EF4-FFF2-40B4-BE49-F238E27FC236}">
-                          <a16:creationId xmlns:a16="http://schemas.microsoft.com/office/drawing/2014/main" id="{A9227C10-8CE9-356A-F334-428F8008C595}"/>
+                          <a16:creationId xmlns:a16="http://schemas.microsoft.com/office/drawing/2014/main" id="{C129909D-27F8-8EF9-5571-392A9ED5FA63}"/>
                         </a:ext>
                       </a:extLst>
                     </pic:cNvPr>
@@ -779,7 +693,7 @@
                   <pic:spPr>
                     <a:xfrm>
                       <a:off x="0" y="0"/>
-                      <a:ext cx="4726308" cy="2869111"/>
+                      <a:ext cx="5206273" cy="3314549"/>
                     </a:xfrm>
                     <a:prstGeom prst="rect">
                       <a:avLst/>
@@ -805,6 +719,7 @@
           <w:sz w:val="22"/>
           <w:szCs w:val="22"/>
         </w:rPr>
+        <w:lastRenderedPageBreak/>
         <w:t>This document describes the initial assumptions and exploratory implementations and possible further developments.</w:t>
       </w:r>
     </w:p>
@@ -831,7 +746,6 @@
           <w:b/>
           <w:bCs/>
         </w:rPr>
-        <w:lastRenderedPageBreak/>
         <w:t>Component data format</w:t>
       </w:r>
     </w:p>
@@ -847,46 +761,21 @@
           <w:sz w:val="22"/>
           <w:szCs w:val="22"/>
         </w:rPr>
-        <w:t xml:space="preserve">The approach proposes a simple initial migration of IFC4X </w:t>
-      </w:r>
-      <w:proofErr w:type="gramStart"/>
-      <w:r>
-        <w:rPr>
-          <w:sz w:val="22"/>
-          <w:szCs w:val="22"/>
-        </w:rPr>
-        <w:t>class instance</w:t>
-      </w:r>
-      <w:proofErr w:type="gramEnd"/>
-      <w:r>
-        <w:rPr>
-          <w:sz w:val="22"/>
-          <w:szCs w:val="22"/>
-        </w:rPr>
-        <w:t xml:space="preserve"> data components, and a way of promoting certain IFC IDs to either entity or component </w:t>
-      </w:r>
-      <w:proofErr w:type="spellStart"/>
-      <w:r>
-        <w:rPr>
-          <w:sz w:val="22"/>
-          <w:szCs w:val="22"/>
-        </w:rPr>
-        <w:t>Guids</w:t>
-      </w:r>
-      <w:proofErr w:type="spellEnd"/>
-      <w:r>
-        <w:rPr>
-          <w:sz w:val="22"/>
-          <w:szCs w:val="22"/>
-        </w:rPr>
-        <w:t>. Here we consider a few key class types and the migration approach</w:t>
-      </w:r>
-      <w:r>
-        <w:rPr>
-          <w:sz w:val="22"/>
-          <w:szCs w:val="22"/>
-        </w:rPr>
-        <w:t xml:space="preserve">, and initial tests suggest the approach can be extended to all other IFC classes. Here we consider 4 core IFC classes and their subclasses. As a general strategy, </w:t>
+        <w:t>The approach proposes a simple initial migration of IFC4X class instance data components, and a way of promoting certain IFC IDs to either entity or component Guids. Here we consider a few key class types and the migration approach</w:t>
+      </w:r>
+      <w:r>
+        <w:rPr>
+          <w:sz w:val="22"/>
+          <w:szCs w:val="22"/>
+        </w:rPr>
+        <w:t>, and initial tests suggest the approach can be extended to all other IFC classes. As a general strategy</w:t>
+      </w:r>
+      <w:r>
+        <w:rPr>
+          <w:sz w:val="22"/>
+          <w:szCs w:val="22"/>
+        </w:rPr>
+        <w:t>:</w:t>
       </w:r>
     </w:p>
     <w:p>
@@ -943,9 +832,15 @@
           <w:sz w:val="22"/>
           <w:szCs w:val="22"/>
         </w:rPr>
-        <w:t xml:space="preserve">componentGuid, componentType, </w:t>
-      </w:r>
-      <w:proofErr w:type="spellStart"/>
+        <w:t>componentGuid, componentType, entityGuid</w:t>
+      </w:r>
+      <w:r>
+        <w:rPr>
+          <w:sz w:val="22"/>
+          <w:szCs w:val="22"/>
+        </w:rPr>
+        <w:t xml:space="preserve">, and in certain cases an </w:t>
+      </w:r>
       <w:r>
         <w:rPr>
           <w:b/>
@@ -953,23 +848,6 @@
           <w:sz w:val="22"/>
           <w:szCs w:val="22"/>
         </w:rPr>
-        <w:t>entityGuid</w:t>
-      </w:r>
-      <w:proofErr w:type="spellEnd"/>
-      <w:r>
-        <w:rPr>
-          <w:sz w:val="22"/>
-          <w:szCs w:val="22"/>
-        </w:rPr>
-        <w:t xml:space="preserve">, and in certain cases an </w:t>
-      </w:r>
-      <w:r>
-        <w:rPr>
-          <w:b/>
-          <w:bCs/>
-          <w:sz w:val="22"/>
-          <w:szCs w:val="22"/>
-        </w:rPr>
         <w:t>entityType</w:t>
       </w:r>
       <w:r>
@@ -977,62 +855,14 @@
           <w:sz w:val="22"/>
           <w:szCs w:val="22"/>
         </w:rPr>
-        <w:t xml:space="preserve"> that informs the system of the object type associated with the </w:t>
-      </w:r>
-      <w:proofErr w:type="spellStart"/>
-      <w:r>
-        <w:rPr>
-          <w:sz w:val="22"/>
-          <w:szCs w:val="22"/>
-        </w:rPr>
-        <w:t>entityGuid</w:t>
-      </w:r>
-      <w:proofErr w:type="spellEnd"/>
-      <w:r>
-        <w:rPr>
-          <w:sz w:val="22"/>
-          <w:szCs w:val="22"/>
-        </w:rPr>
-        <w:t xml:space="preserve">. The IFCv4 ID is used in some cases (specifically object definitions) as the </w:t>
-      </w:r>
-      <w:proofErr w:type="spellStart"/>
-      <w:r>
-        <w:rPr>
-          <w:sz w:val="22"/>
-          <w:szCs w:val="22"/>
-        </w:rPr>
-        <w:t>entityGuid</w:t>
-      </w:r>
-      <w:proofErr w:type="spellEnd"/>
-      <w:r>
-        <w:rPr>
-          <w:sz w:val="22"/>
-          <w:szCs w:val="22"/>
-        </w:rPr>
-        <w:t>, and in others as the componentGuid</w:t>
-      </w:r>
-      <w:r>
-        <w:rPr>
-          <w:sz w:val="22"/>
-          <w:szCs w:val="22"/>
-        </w:rPr>
-        <w:t xml:space="preserve">, with the </w:t>
-      </w:r>
-      <w:proofErr w:type="spellStart"/>
-      <w:r>
-        <w:rPr>
-          <w:sz w:val="22"/>
-          <w:szCs w:val="22"/>
-        </w:rPr>
-        <w:t>entityGuid</w:t>
-      </w:r>
-      <w:proofErr w:type="spellEnd"/>
-      <w:r>
-        <w:rPr>
-          <w:sz w:val="22"/>
-          <w:szCs w:val="22"/>
-        </w:rPr>
-        <w:t xml:space="preserve"> determined based on the instance type</w:t>
+        <w:t xml:space="preserve"> that informs the system of the object type associated with the entityGuid. The IFCv4 ID is used in some cases (specifically object definitions) as the entityGuid, and in others as the componentGuid</w:t>
+      </w:r>
+      <w:r>
+        <w:rPr>
+          <w:sz w:val="22"/>
+          <w:szCs w:val="22"/>
+        </w:rPr>
+        <w:t>, with the entityGuid determined based on the instance type</w:t>
       </w:r>
       <w:r>
         <w:rPr>
@@ -1059,23 +889,7 @@
           <w:sz w:val="22"/>
           <w:szCs w:val="22"/>
         </w:rPr>
-        <w:t xml:space="preserve">Objects are selectively passed either by reference or value. As an initial rule, objects with a </w:t>
-      </w:r>
-      <w:proofErr w:type="spellStart"/>
-      <w:r>
-        <w:rPr>
-          <w:sz w:val="22"/>
-          <w:szCs w:val="22"/>
-        </w:rPr>
-        <w:t>GlobalId</w:t>
-      </w:r>
-      <w:proofErr w:type="spellEnd"/>
-      <w:r>
-        <w:rPr>
-          <w:sz w:val="22"/>
-          <w:szCs w:val="22"/>
-        </w:rPr>
-        <w:t xml:space="preserve"> are passed by reference</w:t>
+        <w:t>Objects are selectively passed either by reference or value. As an initial rule, objects with a GlobalId are passed by reference</w:t>
       </w:r>
       <w:r>
         <w:rPr>
@@ -1189,7 +1003,7 @@
           <w:szCs w:val="22"/>
         </w:rPr>
         <w:drawing>
-          <wp:inline distT="0" distB="0" distL="0" distR="0" wp14:anchorId="2F132263" wp14:editId="76338FE6">
+          <wp:inline distT="0" distB="0" distL="0" distR="0" wp14:anchorId="2F132263" wp14:editId="310762EB">
             <wp:extent cx="2904238" cy="1975495"/>
             <wp:effectExtent l="19050" t="19050" r="10795" b="24765"/>
             <wp:docPr id="1844115950" name="Picture 12"/>
@@ -1260,7 +1074,7 @@
           <w:szCs w:val="22"/>
         </w:rPr>
         <w:drawing>
-          <wp:inline distT="0" distB="0" distL="0" distR="0" wp14:anchorId="5CD46329" wp14:editId="080E8977">
+          <wp:inline distT="0" distB="0" distL="0" distR="0" wp14:anchorId="5CD46329" wp14:editId="1D49BDE9">
             <wp:extent cx="2909455" cy="1081526"/>
             <wp:effectExtent l="0" t="0" r="5715" b="4445"/>
             <wp:docPr id="778663765" name="Picture 11"/>
@@ -1347,46 +1161,14 @@
           <w:sz w:val="22"/>
           <w:szCs w:val="22"/>
         </w:rPr>
-        <w:t xml:space="preserve">The Global ID becomes the </w:t>
-      </w:r>
-      <w:proofErr w:type="spellStart"/>
-      <w:r>
-        <w:rPr>
-          <w:sz w:val="22"/>
-          <w:szCs w:val="22"/>
-        </w:rPr>
-        <w:t>entityGuid</w:t>
-      </w:r>
-      <w:proofErr w:type="spellEnd"/>
-      <w:r>
-        <w:rPr>
-          <w:sz w:val="22"/>
-          <w:szCs w:val="22"/>
-        </w:rPr>
-        <w:t xml:space="preserve"> for this component</w:t>
-      </w:r>
-      <w:r>
-        <w:rPr>
-          <w:sz w:val="22"/>
-          <w:szCs w:val="22"/>
-        </w:rPr>
-        <w:t xml:space="preserve">. Other components related to this entity reference this </w:t>
-      </w:r>
-      <w:proofErr w:type="spellStart"/>
-      <w:r>
-        <w:rPr>
-          <w:sz w:val="22"/>
-          <w:szCs w:val="22"/>
-        </w:rPr>
-        <w:t>entityGuid</w:t>
-      </w:r>
-      <w:proofErr w:type="spellEnd"/>
-      <w:r>
-        <w:rPr>
-          <w:sz w:val="22"/>
-          <w:szCs w:val="22"/>
-        </w:rPr>
-        <w:t xml:space="preserve"> (not one computed for them)</w:t>
+        <w:t>The Global ID becomes the entityGuid for this component</w:t>
+      </w:r>
+      <w:r>
+        <w:rPr>
+          <w:sz w:val="22"/>
+          <w:szCs w:val="22"/>
+        </w:rPr>
+        <w:t>. Other components related to this entity reference this entityGuid (not one computed for them)</w:t>
       </w:r>
     </w:p>
     <w:p>
@@ -1414,23 +1196,7 @@
           <w:sz w:val="22"/>
           <w:szCs w:val="22"/>
         </w:rPr>
-        <w:t xml:space="preserve">unique and deterministic computed </w:t>
-      </w:r>
-      <w:proofErr w:type="spellStart"/>
-      <w:r>
-        <w:rPr>
-          <w:sz w:val="22"/>
-          <w:szCs w:val="22"/>
-        </w:rPr>
-        <w:t>Guid</w:t>
-      </w:r>
-      <w:proofErr w:type="spellEnd"/>
-      <w:r>
-        <w:rPr>
-          <w:sz w:val="22"/>
-          <w:szCs w:val="22"/>
-        </w:rPr>
-        <w:t xml:space="preserve"> is created for the componentGuid.</w:t>
+        <w:t>unique and deterministic computed Guid is created for the componentGuid.</w:t>
       </w:r>
     </w:p>
     <w:p>
@@ -1493,25 +1259,7 @@
           <w:sz w:val="22"/>
           <w:szCs w:val="22"/>
         </w:rPr>
-        <w:t xml:space="preserve">All parameter names are converted to </w:t>
-      </w:r>
-      <w:proofErr w:type="spellStart"/>
-      <w:proofErr w:type="gramStart"/>
-      <w:r>
-        <w:rPr>
-          <w:sz w:val="22"/>
-          <w:szCs w:val="22"/>
-        </w:rPr>
-        <w:t>lowerCamelCase</w:t>
-      </w:r>
-      <w:proofErr w:type="spellEnd"/>
-      <w:proofErr w:type="gramEnd"/>
-      <w:r>
-        <w:rPr>
-          <w:sz w:val="22"/>
-          <w:szCs w:val="22"/>
-        </w:rPr>
-        <w:t>.</w:t>
+        <w:t>All parameter names are converted to lowerCamelCase.</w:t>
       </w:r>
     </w:p>
     <w:p>
@@ -1529,12 +1277,13 @@
       </w:pPr>
       <w:r>
         <w:rPr>
+          <w:noProof/>
           <w:sz w:val="22"/>
           <w:szCs w:val="22"/>
         </w:rPr>
         <w:lastRenderedPageBreak/>
         <w:drawing>
-          <wp:anchor distT="0" distB="0" distL="114300" distR="114300" simplePos="0" relativeHeight="251660288" behindDoc="0" locked="0" layoutInCell="1" allowOverlap="1" wp14:anchorId="4CF135D0" wp14:editId="0BB31314">
+          <wp:anchor distT="0" distB="0" distL="114300" distR="114300" simplePos="0" relativeHeight="251660288" behindDoc="0" locked="0" layoutInCell="1" allowOverlap="1" wp14:anchorId="4CF135D0" wp14:editId="19BDB15B">
             <wp:simplePos x="0" y="0"/>
             <wp:positionH relativeFrom="column">
               <wp:posOffset>3394654</wp:posOffset>
@@ -1595,69 +1344,19 @@
           </wp:anchor>
         </w:drawing>
       </w:r>
-      <w:proofErr w:type="gramStart"/>
-      <w:r>
-        <w:rPr>
-          <w:sz w:val="22"/>
-          <w:szCs w:val="22"/>
-        </w:rPr>
-        <w:t xml:space="preserve">The </w:t>
-      </w:r>
-      <w:proofErr w:type="spellStart"/>
-      <w:r>
-        <w:rPr>
-          <w:sz w:val="22"/>
-          <w:szCs w:val="22"/>
-        </w:rPr>
-        <w:t>GlobalId</w:t>
-      </w:r>
-      <w:proofErr w:type="spellEnd"/>
-      <w:proofErr w:type="gramEnd"/>
-      <w:r>
-        <w:rPr>
-          <w:sz w:val="22"/>
-          <w:szCs w:val="22"/>
-        </w:rPr>
-        <w:t xml:space="preserve"> and a few other attributes are removed.  The list </w:t>
-      </w:r>
-      <w:proofErr w:type="gramStart"/>
-      <w:r>
-        <w:rPr>
-          <w:sz w:val="22"/>
-          <w:szCs w:val="22"/>
-        </w:rPr>
-        <w:t>at right</w:t>
-      </w:r>
-      <w:proofErr w:type="gramEnd"/>
-      <w:r>
-        <w:rPr>
-          <w:sz w:val="22"/>
-          <w:szCs w:val="22"/>
-        </w:rPr>
-        <w:t xml:space="preserve"> shows those excluded in the current converter implementation, in some cases to cull down the initially exported information pending further standardization </w:t>
-      </w:r>
-      <w:proofErr w:type="gramStart"/>
-      <w:r>
-        <w:rPr>
-          <w:sz w:val="22"/>
-          <w:szCs w:val="22"/>
-        </w:rPr>
-        <w:t>decisions</w:t>
-      </w:r>
-      <w:r>
-        <w:rPr>
-          <w:sz w:val="22"/>
-          <w:szCs w:val="22"/>
-        </w:rPr>
-        <w:t>, and</w:t>
-      </w:r>
-      <w:proofErr w:type="gramEnd"/>
-      <w:r>
-        <w:rPr>
-          <w:sz w:val="22"/>
-          <w:szCs w:val="22"/>
-        </w:rPr>
-        <w:t xml:space="preserve"> can be re-introduced later.</w:t>
+      <w:r>
+        <w:rPr>
+          <w:sz w:val="22"/>
+          <w:szCs w:val="22"/>
+        </w:rPr>
+        <w:t>The GlobalId and a few other attributes are removed.  The list at right shows those excluded in the current converter implementation, in some cases to cull down the initially exported information pending further standardization decisions</w:t>
+      </w:r>
+      <w:r>
+        <w:rPr>
+          <w:sz w:val="22"/>
+          <w:szCs w:val="22"/>
+        </w:rPr>
+        <w:t>, and can be re-introduced later.</w:t>
       </w:r>
     </w:p>
     <w:p>
@@ -1668,7 +1367,6 @@
           <w:szCs w:val="22"/>
         </w:rPr>
       </w:pPr>
-      <w:proofErr w:type="spellStart"/>
       <w:r>
         <w:rPr>
           <w:b/>
@@ -1678,7 +1376,6 @@
         </w:rPr>
         <w:t>PropertySets</w:t>
       </w:r>
-      <w:proofErr w:type="spellEnd"/>
       <w:r>
         <w:rPr>
           <w:sz w:val="22"/>
@@ -1692,38 +1389,7 @@
           <w:szCs w:val="22"/>
         </w:rPr>
         <w:br/>
-      </w:r>
-      <w:proofErr w:type="spellStart"/>
-      <w:r>
-        <w:rPr>
-          <w:sz w:val="22"/>
-          <w:szCs w:val="22"/>
-        </w:rPr>
-        <w:t>PropertySets</w:t>
-      </w:r>
-      <w:proofErr w:type="spellEnd"/>
-      <w:r>
-        <w:rPr>
-          <w:sz w:val="22"/>
-          <w:szCs w:val="22"/>
-        </w:rPr>
-        <w:t xml:space="preserve"> are treated similarly, except their </w:t>
-      </w:r>
-      <w:proofErr w:type="spellStart"/>
-      <w:r>
-        <w:rPr>
-          <w:sz w:val="22"/>
-          <w:szCs w:val="22"/>
-        </w:rPr>
-        <w:t>entityGuid</w:t>
-      </w:r>
-      <w:proofErr w:type="spellEnd"/>
-      <w:r>
-        <w:rPr>
-          <w:sz w:val="22"/>
-          <w:szCs w:val="22"/>
-        </w:rPr>
-        <w:t xml:space="preserve"> </w:t>
+        <w:t xml:space="preserve">PropertySets are treated similarly, except their entityGuid </w:t>
       </w:r>
       <w:r>
         <w:rPr>
@@ -1751,55 +1417,14 @@
           <w:sz w:val="22"/>
           <w:szCs w:val="22"/>
         </w:rPr>
-        <w:t xml:space="preserve">, and the </w:t>
-      </w:r>
-      <w:proofErr w:type="spellStart"/>
-      <w:r>
-        <w:rPr>
-          <w:sz w:val="22"/>
-          <w:szCs w:val="22"/>
-        </w:rPr>
-        <w:t>PropertySet’s</w:t>
-      </w:r>
-      <w:proofErr w:type="spellEnd"/>
-      <w:r>
-        <w:rPr>
-          <w:sz w:val="22"/>
-          <w:szCs w:val="22"/>
-        </w:rPr>
-        <w:t xml:space="preserve"> </w:t>
-      </w:r>
-      <w:proofErr w:type="spellStart"/>
-      <w:r>
-        <w:rPr>
-          <w:sz w:val="22"/>
-          <w:szCs w:val="22"/>
-        </w:rPr>
-        <w:t>GlobalId</w:t>
-      </w:r>
-      <w:proofErr w:type="spellEnd"/>
-      <w:r>
-        <w:rPr>
-          <w:sz w:val="22"/>
-          <w:szCs w:val="22"/>
-        </w:rPr>
-        <w:t xml:space="preserve"> becomes its componentGuid. Like most components, </w:t>
-      </w:r>
-      <w:proofErr w:type="spellStart"/>
-      <w:r>
-        <w:rPr>
-          <w:sz w:val="22"/>
-          <w:szCs w:val="22"/>
-        </w:rPr>
-        <w:t>PropertySetComponents</w:t>
-      </w:r>
-      <w:proofErr w:type="spellEnd"/>
-      <w:r>
-        <w:rPr>
-          <w:sz w:val="22"/>
-          <w:szCs w:val="22"/>
-        </w:rPr>
-        <w:t xml:space="preserve"> do not include an entityType parameter.</w:t>
+        <w:t>, and the PropertySet’s GlobalId</w:t>
+      </w:r>
+      <w:r>
+        <w:rPr>
+          <w:sz w:val="22"/>
+          <w:szCs w:val="22"/>
+        </w:rPr>
+        <w:t xml:space="preserve"> becomes its componentGuid. Like most components, PropertySetComponents do not include an entityType parameter.</w:t>
       </w:r>
     </w:p>
     <w:p>
@@ -1820,7 +1445,7 @@
           <w:szCs w:val="22"/>
         </w:rPr>
         <w:drawing>
-          <wp:inline distT="0" distB="0" distL="0" distR="0" wp14:anchorId="7F250224" wp14:editId="285F3CF6">
+          <wp:inline distT="0" distB="0" distL="0" distR="0" wp14:anchorId="7F250224" wp14:editId="7BCA44C8">
             <wp:extent cx="2928403" cy="1951046"/>
             <wp:effectExtent l="19050" t="19050" r="24765" b="11430"/>
             <wp:docPr id="1371863943" name="Picture 13"/>
@@ -1884,7 +1509,7 @@
           <w:szCs w:val="22"/>
         </w:rPr>
         <w:drawing>
-          <wp:inline distT="0" distB="0" distL="0" distR="0" wp14:anchorId="4C7E50FE" wp14:editId="07C4EA5A">
+          <wp:inline distT="0" distB="0" distL="0" distR="0" wp14:anchorId="4C7E50FE" wp14:editId="45FC515D">
             <wp:extent cx="2894785" cy="1489670"/>
             <wp:effectExtent l="0" t="0" r="1270" b="0"/>
             <wp:docPr id="1400775697" name="Picture 14"/>
@@ -1938,7 +1563,6 @@
           <w:szCs w:val="22"/>
         </w:rPr>
       </w:pPr>
-      <w:proofErr w:type="spellStart"/>
       <w:r>
         <w:rPr>
           <w:b/>
@@ -1949,7 +1573,6 @@
         </w:rPr>
         <w:t>IfcRelation</w:t>
       </w:r>
-      <w:proofErr w:type="spellEnd"/>
       <w:r>
         <w:rPr>
           <w:b/>
@@ -1958,6 +1581,16 @@
           <w:szCs w:val="22"/>
           <w:u w:val="single"/>
         </w:rPr>
+        <w:t>s</w:t>
+      </w:r>
+      <w:r>
+        <w:rPr>
+          <w:b/>
+          <w:bCs/>
+          <w:sz w:val="22"/>
+          <w:szCs w:val="22"/>
+          <w:u w:val="single"/>
+        </w:rPr>
         <w:br/>
       </w:r>
       <w:r>
@@ -1979,87 +1612,29 @@
           <w:sz w:val="22"/>
           <w:szCs w:val="22"/>
         </w:rPr>
-        <w:t xml:space="preserve">are some design decisions about how to treat entities associated with </w:t>
-      </w:r>
-      <w:proofErr w:type="spellStart"/>
-      <w:r>
-        <w:rPr>
-          <w:sz w:val="22"/>
-          <w:szCs w:val="22"/>
-        </w:rPr>
-        <w:t>IfcRelations</w:t>
-      </w:r>
-      <w:proofErr w:type="spellEnd"/>
-      <w:r>
-        <w:rPr>
-          <w:sz w:val="22"/>
-          <w:szCs w:val="22"/>
-        </w:rPr>
-        <w:t xml:space="preserve">. </w:t>
-      </w:r>
-      <w:proofErr w:type="gramStart"/>
-      <w:r>
-        <w:rPr>
-          <w:sz w:val="22"/>
-          <w:szCs w:val="22"/>
-        </w:rPr>
-        <w:t>The  current</w:t>
-      </w:r>
-      <w:proofErr w:type="gramEnd"/>
-      <w:r>
-        <w:rPr>
-          <w:sz w:val="22"/>
-          <w:szCs w:val="22"/>
-        </w:rPr>
-        <w:t xml:space="preserve"> attempt derives the </w:t>
-      </w:r>
-      <w:proofErr w:type="spellStart"/>
-      <w:r>
-        <w:rPr>
-          <w:sz w:val="22"/>
-          <w:szCs w:val="22"/>
-        </w:rPr>
-        <w:t>entityGuid</w:t>
-      </w:r>
-      <w:proofErr w:type="spellEnd"/>
-      <w:r>
-        <w:rPr>
-          <w:sz w:val="22"/>
-          <w:szCs w:val="22"/>
-        </w:rPr>
-        <w:t xml:space="preserve"> from the </w:t>
-      </w:r>
-      <w:proofErr w:type="spellStart"/>
-      <w:r>
-        <w:rPr>
-          <w:sz w:val="22"/>
-          <w:szCs w:val="22"/>
-        </w:rPr>
-        <w:t>GlobalId</w:t>
-      </w:r>
-      <w:proofErr w:type="spellEnd"/>
-      <w:r>
-        <w:rPr>
-          <w:sz w:val="22"/>
-          <w:szCs w:val="22"/>
-        </w:rPr>
-        <w:t xml:space="preserve"> of the Relating object if it exists, otherwise there is </w:t>
-      </w:r>
-      <w:proofErr w:type="spellStart"/>
-      <w:r>
-        <w:rPr>
-          <w:sz w:val="22"/>
-          <w:szCs w:val="22"/>
-        </w:rPr>
-        <w:t>entityGuid</w:t>
-      </w:r>
-      <w:proofErr w:type="spellEnd"/>
-      <w:r>
-        <w:rPr>
-          <w:sz w:val="22"/>
-          <w:szCs w:val="22"/>
-        </w:rPr>
-        <w:t>, and the relating object is expanded into the Relating parameter’s value.</w:t>
+        <w:t xml:space="preserve">are some design decisions about how to treat entities associated with IfcRelations. The  current attempt derives the entityGuid from the GlobalId of the Relating object if it exists, otherwise there is </w:t>
+      </w:r>
+      <w:r>
+        <w:rPr>
+          <w:sz w:val="22"/>
+          <w:szCs w:val="22"/>
+          <w:u w:val="single"/>
+        </w:rPr>
+        <w:t>no</w:t>
+      </w:r>
+      <w:r>
+        <w:rPr>
+          <w:sz w:val="22"/>
+          <w:szCs w:val="22"/>
+        </w:rPr>
+        <w:t xml:space="preserve"> </w:t>
+      </w:r>
+      <w:r>
+        <w:rPr>
+          <w:sz w:val="22"/>
+          <w:szCs w:val="22"/>
+        </w:rPr>
+        <w:t>entityGuid, and the relating object is expanded into the Relating parameter’s value.</w:t>
       </w:r>
       <w:r>
         <w:rPr>
@@ -2087,23 +1662,7 @@
           <w:sz w:val="22"/>
           <w:szCs w:val="22"/>
         </w:rPr>
-        <w:t xml:space="preserve">promoted to the </w:t>
-      </w:r>
-      <w:proofErr w:type="spellStart"/>
-      <w:r>
-        <w:rPr>
-          <w:sz w:val="22"/>
-          <w:szCs w:val="22"/>
-        </w:rPr>
-        <w:t>entityGuid</w:t>
-      </w:r>
-      <w:proofErr w:type="spellEnd"/>
-      <w:r>
-        <w:rPr>
-          <w:sz w:val="22"/>
-          <w:szCs w:val="22"/>
-        </w:rPr>
-        <w:t>, and another where the Relating object isn’t first class and is expanded.</w:t>
+        <w:t>promoted to the entityGuid, and another where the Relating object isn’t first class and is expanded.</w:t>
       </w:r>
     </w:p>
     <w:p>
@@ -2240,7 +1799,6 @@
           <w:u w:val="single"/>
         </w:rPr>
       </w:pPr>
-      <w:proofErr w:type="spellStart"/>
       <w:r>
         <w:rPr>
           <w:b/>
@@ -2262,7 +1820,6 @@
         </w:rPr>
         <w:t>s</w:t>
       </w:r>
-      <w:proofErr w:type="spellEnd"/>
     </w:p>
     <w:p>
       <w:pPr>
@@ -2277,89 +1834,28 @@
           <w:sz w:val="22"/>
           <w:szCs w:val="22"/>
         </w:rPr>
-        <w:t xml:space="preserve">In the current implementation </w:t>
-      </w:r>
-      <w:proofErr w:type="spellStart"/>
-      <w:r>
-        <w:rPr>
-          <w:sz w:val="22"/>
-          <w:szCs w:val="22"/>
-        </w:rPr>
-        <w:t>ShapeRepresentations</w:t>
-      </w:r>
-      <w:proofErr w:type="spellEnd"/>
-      <w:r>
-        <w:rPr>
-          <w:sz w:val="22"/>
-          <w:szCs w:val="22"/>
-        </w:rPr>
-        <w:t xml:space="preserve"> are transformed so that they refer to the </w:t>
-      </w:r>
-      <w:proofErr w:type="spellStart"/>
-      <w:r>
-        <w:rPr>
-          <w:sz w:val="22"/>
-          <w:szCs w:val="22"/>
-        </w:rPr>
-        <w:t>entityGuid</w:t>
-      </w:r>
-      <w:proofErr w:type="spellEnd"/>
-      <w:r>
-        <w:rPr>
-          <w:sz w:val="22"/>
-          <w:szCs w:val="22"/>
-        </w:rPr>
-        <w:t xml:space="preserve"> of the object they represent. The downstream geometry is transformed into a mesh and removed (for now). The mesh is currently represented in OBJ format in global coordinates. We anticipate potentially moving </w:t>
-      </w:r>
-      <w:proofErr w:type="gramStart"/>
-      <w:r>
-        <w:rPr>
-          <w:sz w:val="22"/>
-          <w:szCs w:val="22"/>
-        </w:rPr>
-        <w:t>to .</w:t>
-      </w:r>
-      <w:proofErr w:type="spellStart"/>
-      <w:r>
-        <w:rPr>
-          <w:sz w:val="22"/>
-          <w:szCs w:val="22"/>
-        </w:rPr>
-        <w:t>gltf</w:t>
-      </w:r>
-      <w:proofErr w:type="spellEnd"/>
-      <w:proofErr w:type="gramEnd"/>
-      <w:r>
-        <w:rPr>
-          <w:sz w:val="22"/>
-          <w:szCs w:val="22"/>
-        </w:rPr>
-        <w:t xml:space="preserve"> </w:t>
-      </w:r>
-      <w:proofErr w:type="gramStart"/>
-      <w:r>
-        <w:rPr>
-          <w:sz w:val="22"/>
-          <w:szCs w:val="22"/>
-        </w:rPr>
-        <w:t>or .</w:t>
-      </w:r>
-      <w:proofErr w:type="spellStart"/>
-      <w:r>
-        <w:rPr>
-          <w:sz w:val="22"/>
-          <w:szCs w:val="22"/>
-        </w:rPr>
-        <w:t>glb</w:t>
-      </w:r>
-      <w:proofErr w:type="spellEnd"/>
-      <w:proofErr w:type="gramEnd"/>
-      <w:r>
-        <w:rPr>
-          <w:sz w:val="22"/>
-          <w:szCs w:val="22"/>
-        </w:rPr>
-        <w:t>, for meshes and revisiting parametric geometry representations in future implementations/</w:t>
+        <w:t xml:space="preserve">In the current implementation ShapeRepresentations are transformed so that they refer to the entityGuid of the object they represent. The downstream geometry is transformed into a mesh and </w:t>
+      </w:r>
+      <w:r>
+        <w:rPr>
+          <w:sz w:val="22"/>
+          <w:szCs w:val="22"/>
+        </w:rPr>
+        <w:t xml:space="preserve">the verbose geometry is </w:t>
+      </w:r>
+      <w:r>
+        <w:rPr>
+          <w:sz w:val="22"/>
+          <w:szCs w:val="22"/>
+        </w:rPr>
+        <w:t>removed (for now). The mesh is currently represented in OBJ format in global coordinates. We anticipate potentially moving to .gltf or .glb, for meshes and revisiting parametric geometry representations in future implementations</w:t>
+      </w:r>
+      <w:r>
+        <w:rPr>
+          <w:sz w:val="22"/>
+          <w:szCs w:val="22"/>
+        </w:rPr>
+        <w:t>.</w:t>
       </w:r>
     </w:p>
     <w:p>
@@ -2377,7 +1873,7 @@
           <w:szCs w:val="22"/>
         </w:rPr>
         <w:drawing>
-          <wp:inline distT="0" distB="0" distL="0" distR="0" wp14:anchorId="2CAD9833" wp14:editId="7D84C1E6">
+          <wp:inline distT="0" distB="0" distL="0" distR="0" wp14:anchorId="2CAD9833" wp14:editId="3EF4876E">
             <wp:extent cx="2999232" cy="987552"/>
             <wp:effectExtent l="0" t="0" r="0" b="3175"/>
             <wp:docPr id="1688607082" name="Picture 17"/>
@@ -2488,49 +1984,7 @@
           <w:sz w:val="22"/>
           <w:szCs w:val="22"/>
         </w:rPr>
-        <w:t xml:space="preserve"> case besides First Class objects (with </w:t>
-      </w:r>
-      <w:proofErr w:type="spellStart"/>
-      <w:r>
-        <w:rPr>
-          <w:i/>
-          <w:iCs/>
-          <w:sz w:val="22"/>
-          <w:szCs w:val="22"/>
-        </w:rPr>
-        <w:t>GlobalIds</w:t>
-      </w:r>
-      <w:proofErr w:type="spellEnd"/>
-      <w:r>
-        <w:rPr>
-          <w:i/>
-          <w:iCs/>
-          <w:sz w:val="22"/>
-          <w:szCs w:val="22"/>
-        </w:rPr>
-        <w:t xml:space="preserve">) and others that are passed by value? Should other 4X object classes be included as referenceable objects and therefore receive persistent </w:t>
-      </w:r>
-      <w:proofErr w:type="spellStart"/>
-      <w:proofErr w:type="gramStart"/>
-      <w:r>
-        <w:rPr>
-          <w:i/>
-          <w:iCs/>
-          <w:sz w:val="22"/>
-          <w:szCs w:val="22"/>
-        </w:rPr>
-        <w:t>componentGuids</w:t>
-      </w:r>
-      <w:proofErr w:type="spellEnd"/>
-      <w:proofErr w:type="gramEnd"/>
-      <w:r>
-        <w:rPr>
-          <w:i/>
-          <w:iCs/>
-          <w:sz w:val="22"/>
-          <w:szCs w:val="22"/>
-        </w:rPr>
-        <w:t>?</w:t>
+        <w:t xml:space="preserve"> case besides First Class objects (with GlobalIds) and others that are passed by value? Should other 4X object classes be included as referenceable objects and therefore receive persistent componentGuids?</w:t>
       </w:r>
     </w:p>
     <w:p>
@@ -2576,39 +2030,8 @@
           <w:sz w:val="22"/>
           <w:szCs w:val="22"/>
         </w:rPr>
-        <w:t xml:space="preserve">Can components refer to components via their </w:t>
-      </w:r>
-      <w:proofErr w:type="spellStart"/>
-      <w:r>
-        <w:rPr>
-          <w:i/>
-          <w:iCs/>
-          <w:sz w:val="22"/>
-          <w:szCs w:val="22"/>
-        </w:rPr>
-        <w:t>componentGuids</w:t>
-      </w:r>
-      <w:proofErr w:type="spellEnd"/>
-      <w:r>
-        <w:rPr>
-          <w:i/>
-          <w:iCs/>
-          <w:sz w:val="22"/>
-          <w:szCs w:val="22"/>
-        </w:rPr>
-        <w:t xml:space="preserve">? This question emerges in the case of </w:t>
-      </w:r>
-      <w:proofErr w:type="spellStart"/>
-      <w:r>
-        <w:rPr>
-          <w:i/>
-          <w:iCs/>
-          <w:sz w:val="22"/>
-          <w:szCs w:val="22"/>
-        </w:rPr>
-        <w:t>IfcRelations</w:t>
-      </w:r>
-      <w:proofErr w:type="spellEnd"/>
+        <w:t>Can components refer to components via their componentGuids? This question emerges in the case of IfcRelations</w:t>
+      </w:r>
     </w:p>
     <w:p>
       <w:pPr>
@@ -2630,27 +2053,7 @@
           <w:sz w:val="22"/>
           <w:szCs w:val="22"/>
         </w:rPr>
-        <w:t xml:space="preserve">Which 4X classes should be included in the initial core, and how </w:t>
-      </w:r>
-      <w:proofErr w:type="gramStart"/>
-      <w:r>
-        <w:rPr>
-          <w:i/>
-          <w:iCs/>
-          <w:sz w:val="22"/>
-          <w:szCs w:val="22"/>
-        </w:rPr>
-        <w:t>generally should classes</w:t>
-      </w:r>
-      <w:proofErr w:type="gramEnd"/>
-      <w:r>
-        <w:rPr>
-          <w:i/>
-          <w:iCs/>
-          <w:sz w:val="22"/>
-          <w:szCs w:val="22"/>
-        </w:rPr>
-        <w:t xml:space="preserve"> be organized into modules.</w:t>
+        <w:t>Which 4X classes should be included in the initial core, and how generally should classes be organized into modules.</w:t>
       </w:r>
     </w:p>
     <w:p>
@@ -2750,7 +2153,6 @@
         <w:t xml:space="preserve">uses </w:t>
       </w:r>
       <w:hyperlink r:id="rId20" w:history="1">
-        <w:proofErr w:type="spellStart"/>
         <w:r>
           <w:rPr>
             <w:rStyle w:val="Hyperlink"/>
@@ -2759,7 +2161,6 @@
           </w:rPr>
           <w:t>IfcOpenShell</w:t>
         </w:r>
-        <w:proofErr w:type="spellEnd"/>
       </w:hyperlink>
       <w:r>
         <w:rPr>
@@ -2805,43 +2206,7 @@
           <w:sz w:val="22"/>
           <w:szCs w:val="22"/>
         </w:rPr>
-        <w:t xml:space="preserve">python ifc4ingestor.py </w:t>
-      </w:r>
-      <w:proofErr w:type="spellStart"/>
-      <w:r>
-        <w:rPr>
-          <w:rFonts w:ascii="Consolas" w:hAnsi="Consolas"/>
-          <w:sz w:val="22"/>
-          <w:szCs w:val="22"/>
-        </w:rPr>
-        <w:t>inputFile.ifc</w:t>
-      </w:r>
-      <w:proofErr w:type="spellEnd"/>
-      <w:r>
-        <w:rPr>
-          <w:rFonts w:ascii="Consolas" w:hAnsi="Consolas"/>
-          <w:sz w:val="22"/>
-          <w:szCs w:val="22"/>
-        </w:rPr>
-        <w:t xml:space="preserve"> -o </w:t>
-      </w:r>
-      <w:proofErr w:type="spellStart"/>
-      <w:r>
-        <w:rPr>
-          <w:rFonts w:ascii="Consolas" w:hAnsi="Consolas"/>
-          <w:sz w:val="22"/>
-          <w:szCs w:val="22"/>
-        </w:rPr>
-        <w:t>outputFile.json</w:t>
-      </w:r>
-      <w:proofErr w:type="spellEnd"/>
-      <w:r>
-        <w:rPr>
-          <w:rFonts w:ascii="Consolas" w:hAnsi="Consolas"/>
-          <w:sz w:val="22"/>
-          <w:szCs w:val="22"/>
-        </w:rPr>
-        <w:t>.</w:t>
+        <w:t>python ifc4ingestor.py inputFile.ifc -o outputFile.json.</w:t>
       </w:r>
     </w:p>
     <w:p>
@@ -2859,77 +2224,29 @@
         </w:rPr>
         <w:t xml:space="preserve">Note that currently the assimilator only saves components for subclasses of </w:t>
       </w:r>
-      <w:proofErr w:type="spellStart"/>
       <w:r>
         <w:rPr>
           <w:sz w:val="22"/>
           <w:szCs w:val="22"/>
           <w:u w:val="single"/>
         </w:rPr>
-        <w:t>IfcObjectDescription</w:t>
-      </w:r>
-      <w:proofErr w:type="spellEnd"/>
+        <w:t xml:space="preserve">IfcObjectDescription, IfcPropertySet, IfcRelation, </w:t>
+      </w:r>
+      <w:r>
+        <w:rPr>
+          <w:sz w:val="22"/>
+          <w:szCs w:val="22"/>
+        </w:rPr>
+        <w:t xml:space="preserve">and </w:t>
+      </w:r>
       <w:r>
         <w:rPr>
           <w:sz w:val="22"/>
           <w:szCs w:val="22"/>
           <w:u w:val="single"/>
         </w:rPr>
-        <w:t xml:space="preserve">, </w:t>
-      </w:r>
-      <w:proofErr w:type="spellStart"/>
-      <w:r>
-        <w:rPr>
-          <w:sz w:val="22"/>
-          <w:szCs w:val="22"/>
-          <w:u w:val="single"/>
-        </w:rPr>
-        <w:t>IfcPropertySet</w:t>
-      </w:r>
-      <w:proofErr w:type="spellEnd"/>
-      <w:r>
-        <w:rPr>
-          <w:sz w:val="22"/>
-          <w:szCs w:val="22"/>
-          <w:u w:val="single"/>
-        </w:rPr>
-        <w:t xml:space="preserve">, </w:t>
-      </w:r>
-      <w:proofErr w:type="spellStart"/>
-      <w:r>
-        <w:rPr>
-          <w:sz w:val="22"/>
-          <w:szCs w:val="22"/>
-          <w:u w:val="single"/>
-        </w:rPr>
-        <w:t>IfcRelation</w:t>
-      </w:r>
-      <w:proofErr w:type="spellEnd"/>
-      <w:r>
-        <w:rPr>
-          <w:sz w:val="22"/>
-          <w:szCs w:val="22"/>
-          <w:u w:val="single"/>
-        </w:rPr>
-        <w:t xml:space="preserve">, </w:t>
-      </w:r>
-      <w:r>
-        <w:rPr>
-          <w:sz w:val="22"/>
-          <w:szCs w:val="22"/>
-        </w:rPr>
-        <w:t xml:space="preserve">and </w:t>
-      </w:r>
-      <w:proofErr w:type="spellStart"/>
-      <w:r>
-        <w:rPr>
-          <w:sz w:val="22"/>
-          <w:szCs w:val="22"/>
-          <w:u w:val="single"/>
-        </w:rPr>
         <w:t>IfcShapeRepresentation</w:t>
       </w:r>
-      <w:proofErr w:type="spellEnd"/>
       <w:r>
         <w:rPr>
           <w:sz w:val="22"/>
@@ -2959,39 +2276,7 @@
           <w:sz w:val="22"/>
           <w:szCs w:val="22"/>
         </w:rPr>
-        <w:t xml:space="preserve">all geometries are stripped out and replaced with a </w:t>
-      </w:r>
-      <w:proofErr w:type="spellStart"/>
-      <w:r>
-        <w:rPr>
-          <w:sz w:val="22"/>
-          <w:szCs w:val="22"/>
-        </w:rPr>
-        <w:t>triangulaged</w:t>
-      </w:r>
-      <w:proofErr w:type="spellEnd"/>
-      <w:r>
-        <w:rPr>
-          <w:sz w:val="22"/>
-          <w:szCs w:val="22"/>
-        </w:rPr>
-        <w:t xml:space="preserve"> </w:t>
-      </w:r>
-      <w:proofErr w:type="spellStart"/>
-      <w:r>
-        <w:rPr>
-          <w:sz w:val="22"/>
-          <w:szCs w:val="22"/>
-        </w:rPr>
-        <w:t>IfcShapeRepresentation</w:t>
-      </w:r>
-      <w:proofErr w:type="spellEnd"/>
-      <w:r>
-        <w:rPr>
-          <w:sz w:val="22"/>
-          <w:szCs w:val="22"/>
-        </w:rPr>
-        <w:t>,</w:t>
+        <w:t>all geometries are stripped out and replaced with a triangulaged IfcShapeRepresentation,</w:t>
       </w:r>
     </w:p>
     <w:p>
@@ -3039,23 +2324,7 @@
           <w:sz w:val="22"/>
           <w:szCs w:val="22"/>
         </w:rPr>
-        <w:t xml:space="preserve">Others are filtered out simply by not including them on import (in which case they are either imported by value or simply left pointing to the IFC </w:t>
-      </w:r>
-      <w:proofErr w:type="spellStart"/>
-      <w:r>
-        <w:rPr>
-          <w:sz w:val="22"/>
-          <w:szCs w:val="22"/>
-        </w:rPr>
-        <w:t>Guid</w:t>
-      </w:r>
-      <w:proofErr w:type="spellEnd"/>
-      <w:r>
-        <w:rPr>
-          <w:sz w:val="22"/>
-          <w:szCs w:val="22"/>
-        </w:rPr>
-        <w:t xml:space="preserve"> of the relevant entity)</w:t>
+        <w:t>Others are filtered out simply by not including them on import (in which case they are either imported by value or simply left pointing to the IFC Guid of the relevant entity)</w:t>
       </w:r>
     </w:p>
     <w:p>
@@ -3080,128 +2349,21 @@
           <w:szCs w:val="22"/>
         </w:rPr>
         <w:lastRenderedPageBreak/>
-        <w:t xml:space="preserve"> “First Class entities” (with a </w:t>
-      </w:r>
-      <w:proofErr w:type="spellStart"/>
-      <w:r>
-        <w:rPr>
-          <w:sz w:val="22"/>
-          <w:szCs w:val="22"/>
-        </w:rPr>
-        <w:t>GlobalId</w:t>
-      </w:r>
-      <w:proofErr w:type="spellEnd"/>
-      <w:r>
-        <w:rPr>
-          <w:sz w:val="22"/>
-          <w:szCs w:val="22"/>
-        </w:rPr>
-        <w:t xml:space="preserve">) are referred to by </w:t>
-      </w:r>
-      <w:proofErr w:type="spellStart"/>
-      <w:r>
-        <w:rPr>
-          <w:sz w:val="22"/>
-          <w:szCs w:val="22"/>
-        </w:rPr>
-        <w:t>guid</w:t>
-      </w:r>
-      <w:proofErr w:type="spellEnd"/>
-      <w:r>
-        <w:rPr>
-          <w:sz w:val="22"/>
-          <w:szCs w:val="22"/>
-        </w:rPr>
-        <w:t xml:space="preserve"> reference whether they are included in the export or not (</w:t>
-      </w:r>
-      <w:proofErr w:type="spellStart"/>
-      <w:r>
-        <w:rPr>
-          <w:sz w:val="22"/>
-          <w:szCs w:val="22"/>
-        </w:rPr>
-        <w:t>ie</w:t>
-      </w:r>
-      <w:proofErr w:type="spellEnd"/>
-      <w:r>
-        <w:rPr>
-          <w:sz w:val="22"/>
-          <w:szCs w:val="22"/>
-        </w:rPr>
-        <w:t xml:space="preserve">, whether they are subclasses of </w:t>
-      </w:r>
-      <w:proofErr w:type="spellStart"/>
-      <w:r>
-        <w:rPr>
-          <w:sz w:val="22"/>
-          <w:szCs w:val="22"/>
-        </w:rPr>
-        <w:t>IfcObjectDescription</w:t>
-      </w:r>
-      <w:proofErr w:type="spellEnd"/>
-      <w:r>
-        <w:rPr>
-          <w:sz w:val="22"/>
-          <w:szCs w:val="22"/>
-        </w:rPr>
-        <w:t xml:space="preserve">, </w:t>
-      </w:r>
-      <w:proofErr w:type="spellStart"/>
-      <w:r>
-        <w:rPr>
-          <w:sz w:val="22"/>
-          <w:szCs w:val="22"/>
-        </w:rPr>
-        <w:t>IfcPropertySet</w:t>
-      </w:r>
-      <w:proofErr w:type="spellEnd"/>
-      <w:r>
-        <w:rPr>
-          <w:sz w:val="22"/>
-          <w:szCs w:val="22"/>
-        </w:rPr>
-        <w:t xml:space="preserve">, </w:t>
-      </w:r>
-      <w:proofErr w:type="spellStart"/>
-      <w:r>
-        <w:rPr>
-          <w:sz w:val="22"/>
-          <w:szCs w:val="22"/>
-        </w:rPr>
-        <w:t>IfcRelation</w:t>
-      </w:r>
-      <w:proofErr w:type="spellEnd"/>
-      <w:r>
-        <w:rPr>
-          <w:sz w:val="22"/>
-          <w:szCs w:val="22"/>
-        </w:rPr>
-        <w:t xml:space="preserve">, and </w:t>
-      </w:r>
-      <w:proofErr w:type="spellStart"/>
-      <w:r>
-        <w:rPr>
-          <w:sz w:val="22"/>
-          <w:szCs w:val="22"/>
-        </w:rPr>
-        <w:t>IfcShapeRepresentation</w:t>
-      </w:r>
-      <w:proofErr w:type="spellEnd"/>
-      <w:proofErr w:type="gramStart"/>
-      <w:r>
-        <w:rPr>
-          <w:sz w:val="22"/>
-          <w:szCs w:val="22"/>
-        </w:rPr>
-        <w:t>), or</w:t>
-      </w:r>
-      <w:proofErr w:type="gramEnd"/>
-      <w:r>
-        <w:rPr>
-          <w:sz w:val="22"/>
-          <w:szCs w:val="22"/>
-        </w:rPr>
-        <w:t xml:space="preserve"> are expanded as values in other cases.</w:t>
+        <w:t xml:space="preserve"> “First Class entities” (with a GlobalId) are referred to by guid reference whether they are included in the export or not (ie, whether they are subclasses of </w:t>
+      </w:r>
+      <w:r>
+        <w:rPr>
+          <w:sz w:val="22"/>
+          <w:szCs w:val="22"/>
+        </w:rPr>
+        <w:t>IfcObjectDescription, IfcPropertySet, IfcRelation, and IfcShapeRepresentation</w:t>
+      </w:r>
+      <w:r>
+        <w:rPr>
+          <w:sz w:val="22"/>
+          <w:szCs w:val="22"/>
+        </w:rPr>
+        <w:t>), or are expanded as values in other cases.</w:t>
       </w:r>
     </w:p>
     <w:p>
@@ -3306,7 +2468,6 @@
         <w:t xml:space="preserve">and this </w:t>
       </w:r>
       <w:hyperlink r:id="rId24" w:tooltip="https://github.com/Drshelden/IFCXPrototype/blob/main/server/openapi.yaml" w:history="1">
-        <w:proofErr w:type="spellStart"/>
         <w:r>
           <w:rPr>
             <w:rStyle w:val="Hyperlink"/>
@@ -3315,7 +2476,6 @@
           </w:rPr>
           <w:t>openapi.yaml</w:t>
         </w:r>
-        <w:proofErr w:type="spellEnd"/>
       </w:hyperlink>
       <w:r>
         <w:rPr>
@@ -3329,23 +2489,7 @@
           <w:sz w:val="22"/>
           <w:szCs w:val="22"/>
         </w:rPr>
-        <w:t xml:space="preserve"> The concept of a model is provisionally introduced, a model equates to a given uploaded </w:t>
-      </w:r>
-      <w:proofErr w:type="gramStart"/>
-      <w:r>
-        <w:rPr>
-          <w:sz w:val="22"/>
-          <w:szCs w:val="22"/>
-        </w:rPr>
-        <w:t>file</w:t>
-      </w:r>
-      <w:proofErr w:type="gramEnd"/>
-      <w:r>
-        <w:rPr>
-          <w:sz w:val="22"/>
-          <w:szCs w:val="22"/>
-        </w:rPr>
-        <w:t xml:space="preserve"> and its name is derived from the file name (to be discussed)</w:t>
+        <w:t xml:space="preserve"> The concept of a model is provisionally introduced, a model equates to a given uploaded file and its name is derived from the file name (to be discussed)</w:t>
       </w:r>
     </w:p>
     <w:p>
@@ -3401,6 +2545,21 @@
           <w:szCs w:val="20"/>
         </w:rPr>
         <w:tab/>
+      </w:r>
+      <w:r>
+        <w:rPr>
+          <w:rFonts w:ascii="Consolas" w:hAnsi="Consolas"/>
+          <w:sz w:val="20"/>
+          <w:szCs w:val="20"/>
+        </w:rPr>
+        <w:tab/>
+      </w:r>
+      <w:r>
+        <w:rPr>
+          <w:rFonts w:ascii="Consolas" w:hAnsi="Consolas"/>
+          <w:sz w:val="20"/>
+          <w:szCs w:val="20"/>
+        </w:rPr>
         <w:t>#lists the models on the server</w:t>
       </w:r>
     </w:p>
@@ -3418,7 +2577,6 @@
           <w:szCs w:val="20"/>
         </w:rPr>
       </w:pPr>
-      <w:proofErr w:type="spellStart"/>
       <w:r>
         <w:rPr>
           <w:rFonts w:ascii="Consolas" w:hAnsi="Consolas"/>
@@ -3427,7 +2585,6 @@
         </w:rPr>
         <w:t>entityTypes</w:t>
       </w:r>
-      <w:proofErr w:type="spellEnd"/>
       <w:r>
         <w:rPr>
           <w:rFonts w:ascii="Consolas" w:hAnsi="Consolas"/>
@@ -3460,7 +2617,6 @@
           <w:szCs w:val="20"/>
         </w:rPr>
       </w:pPr>
-      <w:proofErr w:type="spellStart"/>
       <w:r>
         <w:rPr>
           <w:rFonts w:ascii="Consolas" w:hAnsi="Consolas"/>
@@ -3469,7 +2625,6 @@
         </w:rPr>
         <w:t>entityGuids</w:t>
       </w:r>
-      <w:proofErr w:type="spellEnd"/>
       <w:r>
         <w:rPr>
           <w:rFonts w:ascii="Consolas" w:hAnsi="Consolas"/>
@@ -3485,18 +2640,8 @@
           <w:szCs w:val="20"/>
         </w:rPr>
         <w:tab/>
-        <w:t xml:space="preserve">#lists the </w:t>
-      </w:r>
-      <w:proofErr w:type="spellStart"/>
-      <w:r>
-        <w:rPr>
-          <w:rFonts w:ascii="Consolas" w:hAnsi="Consolas"/>
-          <w:sz w:val="20"/>
-          <w:szCs w:val="20"/>
-        </w:rPr>
-        <w:t>entityGuids</w:t>
-      </w:r>
-      <w:proofErr w:type="spellEnd"/>
+        <w:t>#lists the entityGuids</w:t>
+      </w:r>
     </w:p>
     <w:p>
       <w:pPr>
@@ -3512,7 +2657,6 @@
           <w:szCs w:val="20"/>
         </w:rPr>
       </w:pPr>
-      <w:proofErr w:type="spellStart"/>
       <w:r>
         <w:rPr>
           <w:rFonts w:ascii="Consolas" w:hAnsi="Consolas"/>
@@ -3527,16 +2671,16 @@
           <w:sz w:val="20"/>
           <w:szCs w:val="20"/>
         </w:rPr>
-        <w:t>q</w:t>
-      </w:r>
-      <w:proofErr w:type="spellEnd"/>
+        <w:tab/>
+        <w:t xml:space="preserve">#lists the </w:t>
+      </w:r>
       <w:r>
         <w:rPr>
           <w:rFonts w:ascii="Consolas" w:hAnsi="Consolas"/>
           <w:sz w:val="20"/>
           <w:szCs w:val="20"/>
         </w:rPr>
-        <w:tab/>
+        <w:t>component</w:t>
       </w:r>
       <w:r>
         <w:rPr>
@@ -3544,18 +2688,8 @@
           <w:sz w:val="20"/>
           <w:szCs w:val="20"/>
         </w:rPr>
-        <w:t xml:space="preserve">#lists the </w:t>
-      </w:r>
-      <w:proofErr w:type="spellStart"/>
-      <w:r>
-        <w:rPr>
-          <w:rFonts w:ascii="Consolas" w:hAnsi="Consolas"/>
-          <w:sz w:val="20"/>
-          <w:szCs w:val="20"/>
-        </w:rPr>
-        <w:t>entityGuids</w:t>
-      </w:r>
-      <w:proofErr w:type="spellEnd"/>
+        <w:t>Guids</w:t>
+      </w:r>
     </w:p>
     <w:p>
       <w:pPr>
@@ -3649,6 +2783,14 @@
           <w:sz w:val="20"/>
           <w:szCs w:val="20"/>
         </w:rPr>
+        <w:tab/>
+      </w:r>
+      <w:r>
+        <w:rPr>
+          <w:rFonts w:ascii="Consolas" w:hAnsi="Consolas"/>
+          <w:sz w:val="20"/>
+          <w:szCs w:val="20"/>
+        </w:rPr>
         <w:t xml:space="preserve">#returns </w:t>
       </w:r>
       <w:r>
@@ -3704,25 +2846,15 @@
           <w:sz w:val="20"/>
           <w:szCs w:val="20"/>
         </w:rPr>
-        <w:t>models=model_</w:t>
-      </w:r>
-      <w:proofErr w:type="gramStart"/>
+        <w:t>models=model1,model2</w:t>
+      </w:r>
       <w:r>
         <w:rPr>
           <w:rFonts w:ascii="Consolas" w:hAnsi="Consolas"/>
           <w:sz w:val="20"/>
           <w:szCs w:val="20"/>
         </w:rPr>
-        <w:t>01,model</w:t>
-      </w:r>
-      <w:proofErr w:type="gramEnd"/>
-      <w:r>
-        <w:rPr>
-          <w:rFonts w:ascii="Consolas" w:hAnsi="Consolas"/>
-          <w:sz w:val="20"/>
-          <w:szCs w:val="20"/>
-        </w:rPr>
-        <w:t>_02</w:t>
+        <w:t>,...</w:t>
       </w:r>
     </w:p>
     <w:p>
@@ -3739,41 +2871,21 @@
           <w:szCs w:val="20"/>
         </w:rPr>
       </w:pPr>
-      <w:proofErr w:type="spellStart"/>
       <w:r>
         <w:rPr>
           <w:rFonts w:ascii="Consolas" w:hAnsi="Consolas"/>
           <w:sz w:val="20"/>
           <w:szCs w:val="20"/>
         </w:rPr>
-        <w:t>entityTypes</w:t>
-      </w:r>
-      <w:proofErr w:type="spellEnd"/>
+        <w:t>entityTypes=IfcType1,IfcType2</w:t>
+      </w:r>
       <w:r>
         <w:rPr>
           <w:rFonts w:ascii="Consolas" w:hAnsi="Consolas"/>
           <w:sz w:val="20"/>
           <w:szCs w:val="20"/>
         </w:rPr>
-        <w:t>=IfcType</w:t>
-      </w:r>
-      <w:proofErr w:type="gramStart"/>
-      <w:r>
-        <w:rPr>
-          <w:rFonts w:ascii="Consolas" w:hAnsi="Consolas"/>
-          <w:sz w:val="20"/>
-          <w:szCs w:val="20"/>
-        </w:rPr>
-        <w:t>1,IfcType</w:t>
-      </w:r>
-      <w:proofErr w:type="gramEnd"/>
-      <w:r>
-        <w:rPr>
-          <w:rFonts w:ascii="Consolas" w:hAnsi="Consolas"/>
-          <w:sz w:val="20"/>
-          <w:szCs w:val="20"/>
-        </w:rPr>
-        <w:t>2</w:t>
+        <w:t>,...</w:t>
       </w:r>
     </w:p>
     <w:p>
@@ -3790,41 +2902,21 @@
           <w:szCs w:val="20"/>
         </w:rPr>
       </w:pPr>
-      <w:proofErr w:type="spellStart"/>
       <w:r>
         <w:rPr>
           <w:rFonts w:ascii="Consolas" w:hAnsi="Consolas"/>
           <w:sz w:val="20"/>
           <w:szCs w:val="20"/>
         </w:rPr>
-        <w:t>componentTypes</w:t>
-      </w:r>
-      <w:proofErr w:type="spellEnd"/>
+        <w:t>componentTypes=IfcType1Component,IfcType2Component</w:t>
+      </w:r>
       <w:r>
         <w:rPr>
           <w:rFonts w:ascii="Consolas" w:hAnsi="Consolas"/>
           <w:sz w:val="20"/>
           <w:szCs w:val="20"/>
         </w:rPr>
-        <w:t>=IfcType1</w:t>
-      </w:r>
-      <w:proofErr w:type="gramStart"/>
-      <w:r>
-        <w:rPr>
-          <w:rFonts w:ascii="Consolas" w:hAnsi="Consolas"/>
-          <w:sz w:val="20"/>
-          <w:szCs w:val="20"/>
-        </w:rPr>
-        <w:t>Component,IfcType</w:t>
-      </w:r>
-      <w:proofErr w:type="gramEnd"/>
-      <w:r>
-        <w:rPr>
-          <w:rFonts w:ascii="Consolas" w:hAnsi="Consolas"/>
-          <w:sz w:val="20"/>
-          <w:szCs w:val="20"/>
-        </w:rPr>
-        <w:t>2Component</w:t>
+        <w:t>,...</w:t>
       </w:r>
     </w:p>
     <w:p>
@@ -3841,41 +2933,21 @@
           <w:szCs w:val="20"/>
         </w:rPr>
       </w:pPr>
-      <w:proofErr w:type="spellStart"/>
       <w:r>
         <w:rPr>
           <w:rFonts w:ascii="Consolas" w:hAnsi="Consolas"/>
           <w:sz w:val="20"/>
           <w:szCs w:val="20"/>
         </w:rPr>
-        <w:t>entityGuids</w:t>
-      </w:r>
-      <w:proofErr w:type="spellEnd"/>
+        <w:t>entityGuids=guid1,guid2</w:t>
+      </w:r>
       <w:r>
         <w:rPr>
           <w:rFonts w:ascii="Consolas" w:hAnsi="Consolas"/>
           <w:sz w:val="20"/>
           <w:szCs w:val="20"/>
         </w:rPr>
-        <w:t>=guid</w:t>
-      </w:r>
-      <w:proofErr w:type="gramStart"/>
-      <w:r>
-        <w:rPr>
-          <w:rFonts w:ascii="Consolas" w:hAnsi="Consolas"/>
-          <w:sz w:val="20"/>
-          <w:szCs w:val="20"/>
-        </w:rPr>
-        <w:t>1,guid</w:t>
-      </w:r>
-      <w:proofErr w:type="gramEnd"/>
-      <w:r>
-        <w:rPr>
-          <w:rFonts w:ascii="Consolas" w:hAnsi="Consolas"/>
-          <w:sz w:val="20"/>
-          <w:szCs w:val="20"/>
-        </w:rPr>
-        <w:t>2</w:t>
+        <w:t>,...</w:t>
       </w:r>
     </w:p>
     <w:p>
@@ -3892,41 +2964,21 @@
           <w:szCs w:val="20"/>
         </w:rPr>
       </w:pPr>
-      <w:proofErr w:type="spellStart"/>
       <w:r>
         <w:rPr>
           <w:rFonts w:ascii="Consolas" w:hAnsi="Consolas"/>
           <w:sz w:val="20"/>
           <w:szCs w:val="20"/>
         </w:rPr>
-        <w:t>componentGuids</w:t>
-      </w:r>
-      <w:proofErr w:type="spellEnd"/>
+        <w:t>componentGuids=guid1,guid2</w:t>
+      </w:r>
       <w:r>
         <w:rPr>
           <w:rFonts w:ascii="Consolas" w:hAnsi="Consolas"/>
           <w:sz w:val="20"/>
           <w:szCs w:val="20"/>
         </w:rPr>
-        <w:t>=guid</w:t>
-      </w:r>
-      <w:proofErr w:type="gramStart"/>
-      <w:r>
-        <w:rPr>
-          <w:rFonts w:ascii="Consolas" w:hAnsi="Consolas"/>
-          <w:sz w:val="20"/>
-          <w:szCs w:val="20"/>
-        </w:rPr>
-        <w:t>1,guid</w:t>
-      </w:r>
-      <w:proofErr w:type="gramEnd"/>
-      <w:r>
-        <w:rPr>
-          <w:rFonts w:ascii="Consolas" w:hAnsi="Consolas"/>
-          <w:sz w:val="20"/>
-          <w:szCs w:val="20"/>
-        </w:rPr>
-        <w:t>2</w:t>
+        <w:t>,...</w:t>
       </w:r>
     </w:p>
     <w:p>
@@ -3967,76 +3019,19 @@
         </w:rPr>
         <w:t xml:space="preserve">for </w:t>
       </w:r>
-      <w:proofErr w:type="spellStart"/>
-      <w:r>
-        <w:rPr>
-          <w:sz w:val="22"/>
-          <w:szCs w:val="22"/>
-        </w:rPr>
-        <w:t>entityTypes</w:t>
-      </w:r>
-      <w:proofErr w:type="spellEnd"/>
-      <w:r>
-        <w:rPr>
-          <w:sz w:val="22"/>
-          <w:szCs w:val="22"/>
-        </w:rPr>
-        <w:t xml:space="preserve"> and </w:t>
-      </w:r>
-      <w:proofErr w:type="spellStart"/>
-      <w:r>
-        <w:rPr>
-          <w:sz w:val="22"/>
-          <w:szCs w:val="22"/>
-        </w:rPr>
-        <w:t>componentTypes</w:t>
-      </w:r>
-      <w:proofErr w:type="spellEnd"/>
-      <w:r>
-        <w:rPr>
-          <w:sz w:val="22"/>
-          <w:szCs w:val="22"/>
-        </w:rPr>
-        <w:t xml:space="preserve"> filters you can enter a base class like </w:t>
-      </w:r>
-      <w:proofErr w:type="spellStart"/>
-      <w:r>
-        <w:rPr>
-          <w:sz w:val="22"/>
-          <w:szCs w:val="22"/>
-        </w:rPr>
-        <w:t>IfcProduct</w:t>
-      </w:r>
-      <w:proofErr w:type="spellEnd"/>
-      <w:r>
-        <w:rPr>
-          <w:sz w:val="22"/>
-          <w:szCs w:val="22"/>
-        </w:rPr>
-        <w:t xml:space="preserve"> </w:t>
-      </w:r>
-      <w:r>
-        <w:rPr>
-          <w:sz w:val="22"/>
-          <w:szCs w:val="22"/>
-        </w:rPr>
-        <w:t>or I</w:t>
-      </w:r>
-      <w:proofErr w:type="spellStart"/>
-      <w:r>
-        <w:rPr>
-          <w:sz w:val="22"/>
-          <w:szCs w:val="22"/>
-        </w:rPr>
-        <w:t>fcProductComponent</w:t>
-      </w:r>
-      <w:proofErr w:type="spellEnd"/>
-      <w:r>
-        <w:rPr>
-          <w:sz w:val="22"/>
-          <w:szCs w:val="22"/>
-        </w:rPr>
-        <w:t xml:space="preserve"> </w:t>
+      <w:r>
+        <w:rPr>
+          <w:sz w:val="22"/>
+          <w:szCs w:val="22"/>
+        </w:rPr>
+        <w:t xml:space="preserve">entityTypes and componentTypes filters you can enter a base class like IfcProduct </w:t>
+      </w:r>
+      <w:r>
+        <w:rPr>
+          <w:sz w:val="22"/>
+          <w:szCs w:val="22"/>
+        </w:rPr>
+        <w:t xml:space="preserve">or IfcProductComponent </w:t>
       </w:r>
       <w:r>
         <w:rPr>
@@ -4052,21 +3047,12 @@
         </w:rPr>
         <w:t xml:space="preserve">the returned values will include </w:t>
       </w:r>
-      <w:proofErr w:type="spellStart"/>
-      <w:r>
-        <w:rPr>
-          <w:sz w:val="22"/>
-          <w:szCs w:val="22"/>
-        </w:rPr>
-        <w:t>entires</w:t>
-      </w:r>
-      <w:proofErr w:type="spellEnd"/>
-      <w:r>
-        <w:rPr>
-          <w:sz w:val="22"/>
-          <w:szCs w:val="22"/>
-        </w:rPr>
-        <w:t xml:space="preserve"> with that </w:t>
+      <w:r>
+        <w:rPr>
+          <w:sz w:val="22"/>
+          <w:szCs w:val="22"/>
+        </w:rPr>
+        <w:t xml:space="preserve">entires with that </w:t>
       </w:r>
       <w:r>
         <w:rPr>
@@ -4261,23 +3247,24 @@
           <w:szCs w:val="22"/>
         </w:rPr>
         <w:lastRenderedPageBreak/>
-        <w:t>An OpenAI .</w:t>
-      </w:r>
-      <w:proofErr w:type="spellStart"/>
-      <w:r>
-        <w:rPr>
-          <w:sz w:val="22"/>
-          <w:szCs w:val="22"/>
-        </w:rPr>
-        <w:t>yaml</w:t>
-      </w:r>
-      <w:proofErr w:type="spellEnd"/>
-      <w:r>
-        <w:rPr>
-          <w:sz w:val="22"/>
-          <w:szCs w:val="22"/>
-        </w:rPr>
-        <w:t xml:space="preserve"> file has been created to document the API</w:t>
+        <w:t>An OpenAI</w:t>
+      </w:r>
+      <w:hyperlink r:id="rId26" w:history="1">
+        <w:r>
+          <w:rPr>
+            <w:rStyle w:val="Hyperlink"/>
+            <w:sz w:val="22"/>
+            <w:szCs w:val="22"/>
+          </w:rPr>
+          <w:t xml:space="preserve"> .yaml file</w:t>
+        </w:r>
+      </w:hyperlink>
+      <w:r>
+        <w:rPr>
+          <w:sz w:val="22"/>
+          <w:szCs w:val="22"/>
+        </w:rPr>
+        <w:t xml:space="preserve"> has been created to document the API</w:t>
       </w:r>
     </w:p>
     <w:p>
@@ -4317,45 +3304,8 @@
           <w:szCs w:val="20"/>
           <w14:ligatures w14:val="none"/>
         </w:rPr>
-        <w:t>/</w:t>
-      </w:r>
-      <w:proofErr w:type="spellStart"/>
-      <w:r>
-        <w:rPr>
-          <w:rFonts w:ascii="Consolas" w:eastAsia="Times New Roman" w:hAnsi="Consolas" w:cs="Times New Roman"/>
-          <w:color w:val="800000"/>
-          <w:kern w:val="0"/>
-          <w:sz w:val="20"/>
-          <w:szCs w:val="20"/>
-          <w14:ligatures w14:val="none"/>
-        </w:rPr>
-        <w:t>api</w:t>
-      </w:r>
-      <w:proofErr w:type="spellEnd"/>
-      <w:r>
-        <w:rPr>
-          <w:rFonts w:ascii="Consolas" w:eastAsia="Times New Roman" w:hAnsi="Consolas" w:cs="Times New Roman"/>
-          <w:color w:val="800000"/>
-          <w:kern w:val="0"/>
-          <w:sz w:val="20"/>
-          <w:szCs w:val="20"/>
-          <w14:ligatures w14:val="none"/>
-        </w:rPr>
-        <w:t>/</w:t>
-      </w:r>
-      <w:proofErr w:type="spellStart"/>
-      <w:r>
-        <w:rPr>
-          <w:rFonts w:ascii="Consolas" w:eastAsia="Times New Roman" w:hAnsi="Consolas" w:cs="Times New Roman"/>
-          <w:color w:val="800000"/>
-          <w:kern w:val="0"/>
-          <w:sz w:val="20"/>
-          <w:szCs w:val="20"/>
-          <w14:ligatures w14:val="none"/>
-        </w:rPr>
-        <w:t>entityGuids</w:t>
-      </w:r>
-      <w:proofErr w:type="spellEnd"/>
+        <w:t>/api/entityGuids</w:t>
+      </w:r>
       <w:r>
         <w:rPr>
           <w:rFonts w:ascii="Consolas" w:eastAsia="Times New Roman" w:hAnsi="Consolas" w:cs="Times New Roman"/>
@@ -4842,7 +3792,6 @@
         </w:rPr>
         <w:t xml:space="preserve">      </w:t>
       </w:r>
-      <w:proofErr w:type="spellStart"/>
       <w:r>
         <w:rPr>
           <w:rFonts w:ascii="Consolas" w:eastAsia="Times New Roman" w:hAnsi="Consolas" w:cs="Times New Roman"/>
@@ -4854,7 +3803,6 @@
         </w:rPr>
         <w:t>operationId</w:t>
       </w:r>
-      <w:proofErr w:type="spellEnd"/>
       <w:r>
         <w:rPr>
           <w:rFonts w:ascii="Consolas" w:eastAsia="Times New Roman" w:hAnsi="Consolas" w:cs="Times New Roman"/>
@@ -4866,7 +3814,6 @@
         </w:rPr>
         <w:t xml:space="preserve">: </w:t>
       </w:r>
-      <w:proofErr w:type="spellStart"/>
       <w:r>
         <w:rPr>
           <w:rFonts w:ascii="Consolas" w:eastAsia="Times New Roman" w:hAnsi="Consolas" w:cs="Times New Roman"/>
@@ -4878,7 +3825,6 @@
         </w:rPr>
         <w:t>queryEntityGuids</w:t>
       </w:r>
-      <w:proofErr w:type="spellEnd"/>
     </w:p>
     <w:p>
       <w:pPr>
@@ -5027,7 +3973,6 @@
         </w:rPr>
         <w:t xml:space="preserve">          </w:t>
       </w:r>
-      <w:proofErr w:type="gramStart"/>
       <w:r>
         <w:rPr>
           <w:rFonts w:ascii="Consolas" w:eastAsia="Times New Roman" w:hAnsi="Consolas" w:cs="Times New Roman"/>
@@ -5048,19 +3993,7 @@
           <w:szCs w:val="20"/>
           <w14:ligatures w14:val="none"/>
         </w:rPr>
-        <w:t>:</w:t>
-      </w:r>
-      <w:proofErr w:type="gramEnd"/>
-      <w:r>
-        <w:rPr>
-          <w:rFonts w:ascii="Consolas" w:eastAsia="Times New Roman" w:hAnsi="Consolas" w:cs="Times New Roman"/>
-          <w:color w:val="000000"/>
-          <w:kern w:val="0"/>
-          <w:sz w:val="20"/>
-          <w:szCs w:val="20"/>
-          <w14:ligatures w14:val="none"/>
-        </w:rPr>
-        <w:t xml:space="preserve"> </w:t>
+        <w:t xml:space="preserve">: </w:t>
       </w:r>
       <w:r>
         <w:rPr>
@@ -5104,7 +4037,6 @@
         </w:rPr>
         <w:t xml:space="preserve">          </w:t>
       </w:r>
-      <w:proofErr w:type="gramStart"/>
       <w:r>
         <w:rPr>
           <w:rFonts w:ascii="Consolas" w:eastAsia="Times New Roman" w:hAnsi="Consolas" w:cs="Times New Roman"/>
@@ -5116,7 +4048,6 @@
         </w:rPr>
         <w:t>description</w:t>
       </w:r>
-      <w:proofErr w:type="gramEnd"/>
       <w:r>
         <w:rPr>
           <w:rFonts w:ascii="Consolas" w:eastAsia="Times New Roman" w:hAnsi="Consolas" w:cs="Times New Roman"/>
@@ -5461,7 +4392,6 @@
         </w:rPr>
         <w:t xml:space="preserve">: </w:t>
       </w:r>
-      <w:proofErr w:type="spellStart"/>
       <w:r>
         <w:rPr>
           <w:rFonts w:ascii="Consolas" w:eastAsia="Times New Roman" w:hAnsi="Consolas" w:cs="Times New Roman"/>
@@ -5473,7 +4403,6 @@
         </w:rPr>
         <w:t>entityTypes</w:t>
       </w:r>
-      <w:proofErr w:type="spellEnd"/>
     </w:p>
     <w:p>
       <w:pPr>
@@ -5505,7 +4434,6 @@
         </w:rPr>
         <w:t xml:space="preserve">          </w:t>
       </w:r>
-      <w:proofErr w:type="gramStart"/>
       <w:r>
         <w:rPr>
           <w:rFonts w:ascii="Consolas" w:eastAsia="Times New Roman" w:hAnsi="Consolas" w:cs="Times New Roman"/>
@@ -5526,19 +4454,7 @@
           <w:szCs w:val="20"/>
           <w14:ligatures w14:val="none"/>
         </w:rPr>
-        <w:t>:</w:t>
-      </w:r>
-      <w:proofErr w:type="gramEnd"/>
-      <w:r>
-        <w:rPr>
-          <w:rFonts w:ascii="Consolas" w:eastAsia="Times New Roman" w:hAnsi="Consolas" w:cs="Times New Roman"/>
-          <w:color w:val="000000"/>
-          <w:kern w:val="0"/>
-          <w:sz w:val="20"/>
-          <w:szCs w:val="20"/>
-          <w14:ligatures w14:val="none"/>
-        </w:rPr>
-        <w:t xml:space="preserve"> </w:t>
+        <w:t xml:space="preserve">: </w:t>
       </w:r>
       <w:r>
         <w:rPr>
@@ -5582,7 +4498,6 @@
         </w:rPr>
         <w:t xml:space="preserve">          </w:t>
       </w:r>
-      <w:proofErr w:type="gramStart"/>
       <w:r>
         <w:rPr>
           <w:rFonts w:ascii="Consolas" w:eastAsia="Times New Roman" w:hAnsi="Consolas" w:cs="Times New Roman"/>
@@ -5594,7 +4509,6 @@
         </w:rPr>
         <w:t>description</w:t>
       </w:r>
-      <w:proofErr w:type="gramEnd"/>
       <w:r>
         <w:rPr>
           <w:rFonts w:ascii="Consolas" w:eastAsia="Times New Roman" w:hAnsi="Consolas" w:cs="Times New Roman"/>
@@ -5787,8 +4701,6 @@
         </w:rPr>
         <w:t xml:space="preserve">: </w:t>
       </w:r>
-      <w:proofErr w:type="spellStart"/>
-      <w:proofErr w:type="gramStart"/>
       <w:r>
         <w:rPr>
           <w:rFonts w:ascii="Consolas" w:eastAsia="Times New Roman" w:hAnsi="Consolas" w:cs="Times New Roman"/>
@@ -5800,8 +4712,6 @@
         </w:rPr>
         <w:t>IfcWall,IfcPropertySet</w:t>
       </w:r>
-      <w:proofErr w:type="spellEnd"/>
-      <w:proofErr w:type="gramEnd"/>
     </w:p>
     <w:p>
       <w:pPr>
@@ -6087,21 +4997,8 @@
           <w:szCs w:val="20"/>
           <w14:ligatures w14:val="none"/>
         </w:rPr>
-        <w:t>application/</w:t>
-      </w:r>
-      <w:proofErr w:type="spellStart"/>
-      <w:r>
-        <w:rPr>
-          <w:rFonts w:ascii="Consolas" w:eastAsia="Times New Roman" w:hAnsi="Consolas" w:cs="Times New Roman"/>
-          <w:color w:val="800000"/>
-          <w:kern w:val="0"/>
-          <w:sz w:val="20"/>
-          <w:szCs w:val="20"/>
-          <w14:ligatures w14:val="none"/>
-        </w:rPr>
-        <w:t>json</w:t>
-      </w:r>
-      <w:proofErr w:type="spellEnd"/>
+        <w:t>application/json</w:t>
+      </w:r>
       <w:r>
         <w:rPr>
           <w:rFonts w:ascii="Consolas" w:eastAsia="Times New Roman" w:hAnsi="Consolas" w:cs="Times New Roman"/>
@@ -6261,7 +5158,6 @@
         </w:rPr>
         <w:t xml:space="preserve">                </w:t>
       </w:r>
-      <w:proofErr w:type="spellStart"/>
       <w:r>
         <w:rPr>
           <w:rFonts w:ascii="Consolas" w:eastAsia="Times New Roman" w:hAnsi="Consolas" w:cs="Times New Roman"/>
@@ -6273,7 +5169,6 @@
         </w:rPr>
         <w:t>additionalProperties</w:t>
       </w:r>
-      <w:proofErr w:type="spellEnd"/>
       <w:r>
         <w:rPr>
           <w:rFonts w:ascii="Consolas" w:eastAsia="Times New Roman" w:hAnsi="Consolas" w:cs="Times New Roman"/>
@@ -6930,21 +5825,8 @@
           <w:szCs w:val="20"/>
           <w14:ligatures w14:val="none"/>
         </w:rPr>
-        <w:t>application/</w:t>
-      </w:r>
-      <w:proofErr w:type="spellStart"/>
-      <w:r>
-        <w:rPr>
-          <w:rFonts w:ascii="Consolas" w:eastAsia="Times New Roman" w:hAnsi="Consolas" w:cs="Times New Roman"/>
-          <w:color w:val="800000"/>
-          <w:kern w:val="0"/>
-          <w:sz w:val="20"/>
-          <w:szCs w:val="20"/>
-          <w14:ligatures w14:val="none"/>
-        </w:rPr>
-        <w:t>json</w:t>
-      </w:r>
-      <w:proofErr w:type="spellEnd"/>
+        <w:t>application/json</w:t>
+      </w:r>
       <w:r>
         <w:rPr>
           <w:rFonts w:ascii="Consolas" w:eastAsia="Times New Roman" w:hAnsi="Consolas" w:cs="Times New Roman"/>
@@ -7328,47 +6210,7 @@
           <w:sz w:val="22"/>
           <w:szCs w:val="22"/>
         </w:rPr>
-        <w:t xml:space="preserve">The </w:t>
-      </w:r>
-      <w:proofErr w:type="gramStart"/>
-      <w:r>
-        <w:rPr>
-          <w:i/>
-          <w:iCs/>
-          <w:sz w:val="22"/>
-          <w:szCs w:val="22"/>
-        </w:rPr>
-        <w:t>models</w:t>
-      </w:r>
-      <w:proofErr w:type="gramEnd"/>
-      <w:r>
-        <w:rPr>
-          <w:i/>
-          <w:iCs/>
-          <w:sz w:val="22"/>
-          <w:szCs w:val="22"/>
-        </w:rPr>
-        <w:t xml:space="preserve"> concept was introduced for expediency. Does it or any container convention make sense, if </w:t>
-      </w:r>
-      <w:proofErr w:type="gramStart"/>
-      <w:r>
-        <w:rPr>
-          <w:i/>
-          <w:iCs/>
-          <w:sz w:val="22"/>
-          <w:szCs w:val="22"/>
-        </w:rPr>
-        <w:t>so</w:t>
-      </w:r>
-      <w:proofErr w:type="gramEnd"/>
-      <w:r>
-        <w:rPr>
-          <w:i/>
-          <w:iCs/>
-          <w:sz w:val="22"/>
-          <w:szCs w:val="22"/>
-        </w:rPr>
-        <w:t xml:space="preserve"> what should it be?</w:t>
+        <w:t>The models concept was introduced for expediency. Does it or any container convention make sense, if so what should it be?</w:t>
       </w:r>
     </w:p>
     <w:p>
@@ -7393,27 +6235,7 @@
           <w:sz w:val="22"/>
           <w:szCs w:val="22"/>
         </w:rPr>
-        <w:t xml:space="preserve">This API sticks closely to basic open world Entity/Component concepts. One limitation of this approach is the need to continually search for pointing entities upstream from relationships. Within a given data store, alternative query languages maybe based on the </w:t>
-      </w:r>
-      <w:proofErr w:type="spellStart"/>
-      <w:r>
-        <w:rPr>
-          <w:i/>
-          <w:iCs/>
-          <w:sz w:val="22"/>
-          <w:szCs w:val="22"/>
-        </w:rPr>
-        <w:t>IfcOpenShell</w:t>
-      </w:r>
-      <w:proofErr w:type="spellEnd"/>
-      <w:r>
-        <w:rPr>
-          <w:i/>
-          <w:iCs/>
-          <w:sz w:val="22"/>
-          <w:szCs w:val="22"/>
-        </w:rPr>
-        <w:t xml:space="preserve"> API or the product structure would greatly simply model retrieval and navigation.</w:t>
+        <w:t>This API sticks closely to basic open world Entity/Component concepts. One limitation of this approach is the need to continually search for pointing entities upstream from relationships. Within a given data store, alternative query languages maybe based on the IfcOpenShell API or the product structure would greatly simply model retrieval and navigation.</w:t>
       </w:r>
     </w:p>
     <w:p>
@@ -7488,105 +6310,21 @@
           <w:sz w:val="22"/>
           <w:szCs w:val="22"/>
         </w:rPr>
-        <w:t>Allows users to upload .</w:t>
-      </w:r>
-      <w:proofErr w:type="spellStart"/>
-      <w:r>
-        <w:rPr>
-          <w:b/>
-          <w:bCs/>
-          <w:sz w:val="22"/>
-          <w:szCs w:val="22"/>
-        </w:rPr>
-        <w:t>ifc</w:t>
-      </w:r>
-      <w:proofErr w:type="spellEnd"/>
-      <w:r>
-        <w:rPr>
-          <w:b/>
-          <w:bCs/>
-          <w:sz w:val="22"/>
-          <w:szCs w:val="22"/>
-        </w:rPr>
-        <w:t xml:space="preserve"> files </w:t>
-      </w:r>
-      <w:r>
-        <w:rPr>
-          <w:sz w:val="22"/>
-          <w:szCs w:val="22"/>
-        </w:rPr>
-        <w:t xml:space="preserve">which are converted to components by the IFC4.X converter, (or uploaded in </w:t>
-      </w:r>
-      <w:proofErr w:type="spellStart"/>
-      <w:r>
-        <w:rPr>
-          <w:sz w:val="22"/>
-          <w:szCs w:val="22"/>
-        </w:rPr>
-        <w:t>IFCXJson</w:t>
-      </w:r>
-      <w:proofErr w:type="spellEnd"/>
-      <w:r>
-        <w:rPr>
-          <w:sz w:val="22"/>
-          <w:szCs w:val="22"/>
-        </w:rPr>
-        <w:t xml:space="preserve"> directly)</w:t>
-      </w:r>
-      <w:r>
-        <w:rPr>
-          <w:sz w:val="22"/>
-          <w:szCs w:val="22"/>
-        </w:rPr>
-        <w:t xml:space="preserve">. The file </w:t>
-      </w:r>
-      <w:proofErr w:type="gramStart"/>
-      <w:r>
-        <w:rPr>
-          <w:sz w:val="22"/>
-          <w:szCs w:val="22"/>
-        </w:rPr>
-        <w:t>name</w:t>
-      </w:r>
-      <w:proofErr w:type="gramEnd"/>
-      <w:r>
-        <w:rPr>
-          <w:sz w:val="22"/>
-          <w:szCs w:val="22"/>
-        </w:rPr>
-        <w:t xml:space="preserve"> minus its </w:t>
-      </w:r>
-      <w:proofErr w:type="gramStart"/>
-      <w:r>
-        <w:rPr>
-          <w:sz w:val="22"/>
-          <w:szCs w:val="22"/>
-        </w:rPr>
-        <w:t>type</w:t>
-      </w:r>
-      <w:proofErr w:type="gramEnd"/>
-      <w:r>
-        <w:rPr>
-          <w:sz w:val="22"/>
-          <w:szCs w:val="22"/>
-        </w:rPr>
-        <w:t xml:space="preserve"> is used as the </w:t>
-      </w:r>
-      <w:proofErr w:type="gramStart"/>
-      <w:r>
-        <w:rPr>
-          <w:sz w:val="22"/>
-          <w:szCs w:val="22"/>
-        </w:rPr>
-        <w:t>model</w:t>
-      </w:r>
-      <w:proofErr w:type="gramEnd"/>
-      <w:r>
-        <w:rPr>
-          <w:sz w:val="22"/>
-          <w:szCs w:val="22"/>
-        </w:rPr>
-        <w:t xml:space="preserve"> name.</w:t>
+        <w:t xml:space="preserve">Allows users to upload .ifc files </w:t>
+      </w:r>
+      <w:r>
+        <w:rPr>
+          <w:sz w:val="22"/>
+          <w:szCs w:val="22"/>
+        </w:rPr>
+        <w:t>which are converted to components by the IFC4.X converter, (or uploaded in IFCXJson directly)</w:t>
+      </w:r>
+      <w:r>
+        <w:rPr>
+          <w:sz w:val="22"/>
+          <w:szCs w:val="22"/>
+        </w:rPr>
+        <w:t>. The file name minus its type is used as the model name.</w:t>
       </w:r>
     </w:p>
     <w:p>
@@ -7606,7 +6344,6 @@
           <w:szCs w:val="22"/>
         </w:rPr>
       </w:pPr>
-      <w:proofErr w:type="gramStart"/>
       <w:r>
         <w:rPr>
           <w:b/>
@@ -7614,72 +6351,14 @@
           <w:sz w:val="22"/>
           <w:szCs w:val="22"/>
         </w:rPr>
-        <w:t>Stores</w:t>
-      </w:r>
-      <w:proofErr w:type="gramEnd"/>
-      <w:r>
-        <w:rPr>
-          <w:b/>
-          <w:bCs/>
-          <w:sz w:val="22"/>
-          <w:szCs w:val="22"/>
-        </w:rPr>
-        <w:t xml:space="preserve"> the components locally.</w:t>
-      </w:r>
-      <w:r>
-        <w:rPr>
-          <w:sz w:val="22"/>
-          <w:szCs w:val="22"/>
-        </w:rPr>
-        <w:t> Currently every component is written out to a folder with the name "</w:t>
-      </w:r>
-      <w:proofErr w:type="spellStart"/>
-      <w:r>
-        <w:rPr>
-          <w:sz w:val="22"/>
-          <w:szCs w:val="22"/>
-        </w:rPr>
-        <w:t>entityGuid_componentGuid.json</w:t>
-      </w:r>
-      <w:proofErr w:type="spellEnd"/>
-      <w:r>
-        <w:rPr>
-          <w:sz w:val="22"/>
-          <w:szCs w:val="22"/>
-        </w:rPr>
-        <w:t xml:space="preserve">", in the folder named by the file name of the uploaded </w:t>
-      </w:r>
-      <w:proofErr w:type="spellStart"/>
-      <w:r>
-        <w:rPr>
-          <w:sz w:val="22"/>
-          <w:szCs w:val="22"/>
-        </w:rPr>
-        <w:t>model.ifc</w:t>
-      </w:r>
-      <w:proofErr w:type="spellEnd"/>
-      <w:r>
-        <w:rPr>
-          <w:sz w:val="22"/>
-          <w:szCs w:val="22"/>
-        </w:rPr>
-        <w:t xml:space="preserve"> file. By storing this </w:t>
-      </w:r>
-      <w:proofErr w:type="gramStart"/>
-      <w:r>
-        <w:rPr>
-          <w:sz w:val="22"/>
-          <w:szCs w:val="22"/>
-        </w:rPr>
-        <w:t>way</w:t>
-      </w:r>
-      <w:proofErr w:type="gramEnd"/>
-      <w:r>
-        <w:rPr>
-          <w:sz w:val="22"/>
-          <w:szCs w:val="22"/>
-        </w:rPr>
-        <w:t xml:space="preserve"> we anticipate git-like interactions with this store. Note also that components associated with the same entity are grouped together alphabetically.</w:t>
+        <w:t>Stores the components locally.</w:t>
+      </w:r>
+      <w:r>
+        <w:rPr>
+          <w:sz w:val="22"/>
+          <w:szCs w:val="22"/>
+        </w:rPr>
+        <w:t> Currently every component is written out to a folder with the name "entityGuid_componentGuid.json", in the folder named by the file name of the uploaded model.ifc file. By storing this way we anticipate git-like interactions with this store. Note also that components associated with the same entity are grouped together alphabetically.</w:t>
       </w:r>
       <w:r>
         <w:rPr>
@@ -7710,24 +6389,16 @@
         </w:rPr>
         <w:t xml:space="preserve">based on </w:t>
       </w:r>
-      <w:proofErr w:type="spellStart"/>
-      <w:r>
-        <w:rPr>
-          <w:sz w:val="22"/>
-          <w:szCs w:val="22"/>
-        </w:rPr>
-        <w:t>GraphDB</w:t>
-      </w:r>
-      <w:proofErr w:type="spellEnd"/>
-      <w:r>
-        <w:rPr>
-          <w:sz w:val="22"/>
-          <w:szCs w:val="22"/>
-        </w:rPr>
-        <w:t>, MongoDB, etc.</w:t>
-      </w:r>
-      <w:r>
-        <w:rPr>
+      <w:r>
+        <w:rPr>
+          <w:sz w:val="22"/>
+          <w:szCs w:val="22"/>
+        </w:rPr>
+        <w:t>GraphDB, MongoDB, etc.</w:t>
+      </w:r>
+      <w:r>
+        <w:rPr>
+          <w:noProof/>
           <w:sz w:val="22"/>
           <w:szCs w:val="22"/>
         </w:rPr>
@@ -7749,7 +6420,7 @@
                     </pic:cNvPicPr>
                   </pic:nvPicPr>
                   <pic:blipFill>
-                    <a:blip r:embed="rId26" cstate="print">
+                    <a:blip r:embed="rId27" cstate="print">
                       <a:extLst>
                         <a:ext uri="{28A0092B-C50C-407E-A947-70E740481C1C}">
                           <a14:useLocalDpi xmlns:a14="http://schemas.microsoft.com/office/drawing/2010/main" val="0"/>
@@ -7817,22 +6488,6 @@
     </w:p>
     <w:p>
       <w:pPr>
-        <w:rPr>
-          <w:b/>
-          <w:bCs/>
-        </w:rPr>
-      </w:pPr>
-      <w:r>
-        <w:rPr>
-          <w:b/>
-          <w:bCs/>
-        </w:rPr>
-        <w:lastRenderedPageBreak/>
-        <w:br w:type="page"/>
-      </w:r>
-    </w:p>
-    <w:p>
-      <w:pPr>
         <w:numPr>
           <w:ilvl w:val="0"/>
           <w:numId w:val="3"/>
@@ -7874,21 +6529,12 @@
         </w:rPr>
         <w:t xml:space="preserve">A simple Web app is being developed to demonstrate the API query functionality, Entity-Component organization and allow viewing of both component metadata and </w:t>
       </w:r>
-      <w:proofErr w:type="spellStart"/>
-      <w:r>
-        <w:rPr>
-          <w:sz w:val="22"/>
-          <w:szCs w:val="22"/>
-        </w:rPr>
-        <w:t>ShapeRepresentation</w:t>
-      </w:r>
-      <w:proofErr w:type="spellEnd"/>
-      <w:r>
-        <w:rPr>
-          <w:sz w:val="22"/>
-          <w:szCs w:val="22"/>
-        </w:rPr>
-        <w:t xml:space="preserve"> meshes. Server </w:t>
+      <w:r>
+        <w:rPr>
+          <w:sz w:val="22"/>
+          <w:szCs w:val="22"/>
+        </w:rPr>
+        <w:t xml:space="preserve">ShapeRepresentation meshes. Server </w:t>
       </w:r>
       <w:r>
         <w:rPr>
@@ -7930,6 +6576,7 @@
       </w:pPr>
       <w:r>
         <w:rPr>
+          <w:noProof/>
           <w:sz w:val="22"/>
           <w:szCs w:val="22"/>
         </w:rPr>
@@ -7963,7 +6610,7 @@
                     </pic:cNvPicPr>
                   </pic:nvPicPr>
                   <pic:blipFill>
-                    <a:blip r:embed="rId10"/>
+                    <a:blip r:embed="rId28"/>
                     <a:stretch>
                       <a:fillRect/>
                     </a:stretch>
@@ -7998,23 +6645,7 @@
           <w:sz w:val="22"/>
           <w:szCs w:val="22"/>
         </w:rPr>
-        <w:t xml:space="preserve">In addition to the Entity/Component tree, an Info tab shows the </w:t>
-      </w:r>
-      <w:proofErr w:type="gramStart"/>
-      <w:r>
-        <w:rPr>
-          <w:sz w:val="22"/>
-          <w:szCs w:val="22"/>
-        </w:rPr>
-        <w:t>exactly the returned</w:t>
-      </w:r>
-      <w:proofErr w:type="gramEnd"/>
-      <w:r>
-        <w:rPr>
-          <w:sz w:val="22"/>
-          <w:szCs w:val="22"/>
-        </w:rPr>
-        <w:t xml:space="preserve"> results from the query.</w:t>
+        <w:t>In addition to the Entity/Component tree, an Info tab shows the exactly the returned results from the query.</w:t>
       </w:r>
     </w:p>
     <w:p>
@@ -8028,6 +6659,7 @@
       </w:pPr>
       <w:r>
         <w:rPr>
+          <w:noProof/>
           <w:sz w:val="22"/>
           <w:szCs w:val="22"/>
         </w:rPr>
@@ -8047,7 +6679,7 @@
                     <pic:cNvPicPr/>
                   </pic:nvPicPr>
                   <pic:blipFill>
-                    <a:blip r:embed="rId27"/>
+                    <a:blip r:embed="rId29"/>
                     <a:stretch>
                       <a:fillRect/>
                     </a:stretch>
@@ -8116,62 +6748,14 @@
           <w:sz w:val="22"/>
           <w:szCs w:val="22"/>
         </w:rPr>
-        <w:t xml:space="preserve">bed prototype has been developed to facilitate discussion about </w:t>
-      </w:r>
-      <w:proofErr w:type="gramStart"/>
-      <w:r>
-        <w:rPr>
-          <w:sz w:val="22"/>
-          <w:szCs w:val="22"/>
-        </w:rPr>
-        <w:t>a candidate</w:t>
-      </w:r>
-      <w:proofErr w:type="gramEnd"/>
-      <w:r>
-        <w:rPr>
-          <w:sz w:val="22"/>
-          <w:szCs w:val="22"/>
-        </w:rPr>
-        <w:t xml:space="preserve"> IFCX data architecture and data migration strategy, and to allow demonstration and testing of assumptions. There are </w:t>
-      </w:r>
-      <w:r>
-        <w:rPr>
-          <w:sz w:val="22"/>
-          <w:szCs w:val="22"/>
-        </w:rPr>
-        <w:t xml:space="preserve">many preliminary assumptions and proposals that need to be considered and tested before adoption, and the current implementation suggests many areas for further work. A few are listed below. However, adopting a simplified strategy </w:t>
-      </w:r>
-      <w:proofErr w:type="gramStart"/>
-      <w:r>
-        <w:rPr>
-          <w:sz w:val="22"/>
-          <w:szCs w:val="22"/>
-        </w:rPr>
-        <w:t>similar to</w:t>
-      </w:r>
-      <w:proofErr w:type="gramEnd"/>
-      <w:r>
-        <w:rPr>
-          <w:sz w:val="22"/>
-          <w:szCs w:val="22"/>
-        </w:rPr>
-        <w:t xml:space="preserve"> the one discussed could allow rapid progression through decision making, testing and exploration by the </w:t>
-      </w:r>
-      <w:proofErr w:type="spellStart"/>
-      <w:r>
-        <w:rPr>
-          <w:sz w:val="22"/>
-          <w:szCs w:val="22"/>
-        </w:rPr>
-        <w:t>BuildingSmart</w:t>
-      </w:r>
-      <w:proofErr w:type="spellEnd"/>
-      <w:r>
-        <w:rPr>
-          <w:sz w:val="22"/>
-          <w:szCs w:val="22"/>
-        </w:rPr>
-        <w:t xml:space="preserve"> and IFCX communities.</w:t>
+        <w:t xml:space="preserve">bed prototype has been developed to facilitate discussion about a candidate IFCX data architecture and data migration strategy, and to allow demonstration and testing of assumptions. There are </w:t>
+      </w:r>
+      <w:r>
+        <w:rPr>
+          <w:sz w:val="22"/>
+          <w:szCs w:val="22"/>
+        </w:rPr>
+        <w:t>many preliminary assumptions and proposals that need to be considered and tested before adoption, and the current implementation suggests many areas for further work. A few are listed below. However, adopting a simplified strategy similar to the one discussed could allow rapid progression through decision making, testing and exploration by the BuildingSmart and IFCX communities.</w:t>
       </w:r>
     </w:p>
     <w:p>
@@ -8228,23 +6812,7 @@
           <w:sz w:val="22"/>
           <w:szCs w:val="22"/>
         </w:rPr>
-        <w:t xml:space="preserve"> The current approach uses entityType and componentType as simple names, but no indication of their provenance is provided. An approach using URIs pointing to components’ definitions was suggested, and / or BSI could develop a name registry service a la pip, </w:t>
-      </w:r>
-      <w:proofErr w:type="spellStart"/>
-      <w:r>
-        <w:rPr>
-          <w:sz w:val="22"/>
-          <w:szCs w:val="22"/>
-        </w:rPr>
-        <w:t>npm</w:t>
-      </w:r>
-      <w:proofErr w:type="spellEnd"/>
-      <w:r>
-        <w:rPr>
-          <w:sz w:val="22"/>
-          <w:szCs w:val="22"/>
-        </w:rPr>
-        <w:t>, etc.</w:t>
+        <w:t xml:space="preserve"> The current approach uses entityType and componentType as simple names, but no indication of their provenance is provided. An approach using URIs pointing to components’ definitions was suggested, and / or BSI could develop a name registry service a la pip, npm, etc.</w:t>
       </w:r>
     </w:p>
     <w:p>
@@ -8297,9 +6865,29 @@
           <w:sz w:val="22"/>
           <w:szCs w:val="22"/>
         </w:rPr>
-        <w:t xml:space="preserve">Types and </w:t>
-      </w:r>
-      <w:proofErr w:type="spellStart"/>
+        <w:t>Types and typicals.</w:t>
+      </w:r>
+      <w:r>
+        <w:rPr>
+          <w:sz w:val="22"/>
+          <w:szCs w:val="22"/>
+        </w:rPr>
+        <w:t xml:space="preserve"> An approach based on a simple inheritsFrom or extends parameter on components has been suggested. USD may provide some valuable precedent.</w:t>
+      </w:r>
+    </w:p>
+    <w:p>
+      <w:pPr>
+        <w:pStyle w:val="ListParagraph"/>
+        <w:numPr>
+          <w:ilvl w:val="0"/>
+          <w:numId w:val="15"/>
+        </w:numPr>
+        <w:spacing w:line="276" w:lineRule="auto"/>
+        <w:rPr>
+          <w:sz w:val="22"/>
+          <w:szCs w:val="22"/>
+        </w:rPr>
+      </w:pPr>
       <w:r>
         <w:rPr>
           <w:b/>
@@ -8307,9 +6895,29 @@
           <w:sz w:val="22"/>
           <w:szCs w:val="22"/>
         </w:rPr>
-        <w:t>typicals</w:t>
-      </w:r>
-      <w:proofErr w:type="spellEnd"/>
+        <w:t>Git</w:t>
+      </w:r>
+      <w:r>
+        <w:rPr>
+          <w:sz w:val="22"/>
+          <w:szCs w:val="22"/>
+        </w:rPr>
+        <w:t>-like functionality has been proposed as the means for versioning, permissions, “work sets”, etc. How would this work?</w:t>
+      </w:r>
+    </w:p>
+    <w:p>
+      <w:pPr>
+        <w:pStyle w:val="ListParagraph"/>
+        <w:numPr>
+          <w:ilvl w:val="0"/>
+          <w:numId w:val="15"/>
+        </w:numPr>
+        <w:spacing w:line="276" w:lineRule="auto"/>
+        <w:rPr>
+          <w:sz w:val="22"/>
+          <w:szCs w:val="22"/>
+        </w:rPr>
+      </w:pPr>
       <w:r>
         <w:rPr>
           <w:b/>
@@ -8317,62 +6925,47 @@
           <w:sz w:val="22"/>
           <w:szCs w:val="22"/>
         </w:rPr>
-        <w:t>.</w:t>
-      </w:r>
-      <w:r>
-        <w:rPr>
-          <w:sz w:val="22"/>
-          <w:szCs w:val="22"/>
-        </w:rPr>
-        <w:t xml:space="preserve"> An approach based on </w:t>
-      </w:r>
-      <w:proofErr w:type="gramStart"/>
-      <w:r>
-        <w:rPr>
-          <w:sz w:val="22"/>
-          <w:szCs w:val="22"/>
-        </w:rPr>
-        <w:t>a simple</w:t>
-      </w:r>
-      <w:proofErr w:type="gramEnd"/>
-      <w:r>
-        <w:rPr>
+        <w:t xml:space="preserve">Transmission details </w:t>
+      </w:r>
+      <w:r>
+        <w:rPr>
+          <w:sz w:val="22"/>
+          <w:szCs w:val="22"/>
+        </w:rPr>
+        <w:t>–</w:t>
+      </w:r>
+      <w:r>
+        <w:rPr>
+          <w:b/>
+          <w:bCs/>
           <w:sz w:val="22"/>
           <w:szCs w:val="22"/>
         </w:rPr>
         <w:t xml:space="preserve"> </w:t>
       </w:r>
-      <w:proofErr w:type="spellStart"/>
-      <w:r>
-        <w:rPr>
-          <w:sz w:val="22"/>
-          <w:szCs w:val="22"/>
-        </w:rPr>
-        <w:t>inheritsFrom</w:t>
-      </w:r>
-      <w:proofErr w:type="spellEnd"/>
-      <w:r>
-        <w:rPr>
-          <w:sz w:val="22"/>
-          <w:szCs w:val="22"/>
-        </w:rPr>
-        <w:t xml:space="preserve"> or </w:t>
-      </w:r>
-      <w:proofErr w:type="gramStart"/>
-      <w:r>
-        <w:rPr>
-          <w:sz w:val="22"/>
-          <w:szCs w:val="22"/>
-        </w:rPr>
-        <w:t>extends</w:t>
-      </w:r>
-      <w:proofErr w:type="gramEnd"/>
-      <w:r>
-        <w:rPr>
-          <w:sz w:val="22"/>
-          <w:szCs w:val="22"/>
-        </w:rPr>
-        <w:t xml:space="preserve"> parameter on components has been suggested. USD may provide some valuable precedent.</w:t>
+      <w:r>
+        <w:rPr>
+          <w:sz w:val="22"/>
+          <w:szCs w:val="22"/>
+        </w:rPr>
+        <w:t xml:space="preserve">metadata wrappers for transmitted packages of components has been proposed. </w:t>
+      </w:r>
+      <w:hyperlink r:id="rId30" w:history="1">
+        <w:r>
+          <w:rPr>
+            <w:rStyle w:val="Hyperlink"/>
+            <w:sz w:val="22"/>
+            <w:szCs w:val="22"/>
+          </w:rPr>
+          <w:t>Cloud events</w:t>
+        </w:r>
+      </w:hyperlink>
+      <w:r>
+        <w:rPr>
+          <w:sz w:val="22"/>
+          <w:szCs w:val="22"/>
+        </w:rPr>
+        <w:t xml:space="preserve"> is a fairly widely adopted way of doing this. </w:t>
       </w:r>
     </w:p>
     <w:p>
